--- a/Tyler/DevOps SRE/Tyler_Roberts.docx
+++ b/Tyler/DevOps SRE/Tyler_Roberts.docx
@@ -44,7 +44,7 @@
           <w:sz w:val="19"/>
           <w:szCs w:val="19"/>
         </w:rPr>
-        <w:t>tylerroberts.dev@oudook.com | linkedin.com/in/tyler-roberts-3b839b3a9/ | Florida, United States | +1 (321) 376-7095</w:t>
+        <w:t>tylerrdev@outlook.com | linkedin.com/in/tyler-roberts-76a8193b2/ | Florida, United States | +1 (321) 376-7095</w:t>
       </w:r>
     </w:p>
     <w:p>
@@ -106,38 +106,20 @@
           <w:rStyle w:val="Strong"/>
           <w:rFonts w:ascii="Arial" w:hAnsi="Arial" w:cs="Arial"/>
         </w:rPr>
-        <w:t xml:space="preserve">cloud-native </w:t>
-      </w:r>
-      <w:proofErr w:type="spellStart"/>
-      <w:r>
-        <w:rPr>
-          <w:rStyle w:val="Strong"/>
-          <w:rFonts w:ascii="Arial" w:hAnsi="Arial" w:cs="Arial"/>
-        </w:rPr>
-        <w:t>SaaS</w:t>
-      </w:r>
-      <w:proofErr w:type="spellEnd"/>
+        <w:t>cloud-native SaaS</w:t>
+      </w:r>
       <w:r>
         <w:rPr>
           <w:rFonts w:ascii="Arial" w:hAnsi="Arial" w:cs="Arial"/>
         </w:rPr>
         <w:t xml:space="preserve"> platforms with a strong </w:t>
       </w:r>
-      <w:proofErr w:type="spellStart"/>
-      <w:r>
-        <w:rPr>
-          <w:rStyle w:val="Strong"/>
-          <w:rFonts w:ascii="Arial" w:hAnsi="Arial" w:cs="Arial"/>
-        </w:rPr>
-        <w:t>DevOps</w:t>
-      </w:r>
-      <w:proofErr w:type="spellEnd"/>
-      <w:r>
-        <w:rPr>
-          <w:rStyle w:val="Strong"/>
-          <w:rFonts w:ascii="Arial" w:hAnsi="Arial" w:cs="Arial"/>
-        </w:rPr>
-        <w:t>/SRE</w:t>
+      <w:r>
+        <w:rPr>
+          <w:rStyle w:val="Strong"/>
+          <w:rFonts w:ascii="Arial" w:hAnsi="Arial" w:cs="Arial"/>
+        </w:rPr>
+        <w:t>DevOps/SRE</w:t>
       </w:r>
       <w:r>
         <w:rPr>
@@ -158,7 +140,6 @@
         </w:rPr>
         <w:t xml:space="preserve">, </w:t>
       </w:r>
-      <w:proofErr w:type="spellStart"/>
       <w:r>
         <w:rPr>
           <w:rStyle w:val="Strong"/>
@@ -166,7 +147,6 @@
         </w:rPr>
         <w:t>observability</w:t>
       </w:r>
-      <w:proofErr w:type="spellEnd"/>
       <w:r>
         <w:rPr>
           <w:rFonts w:ascii="Arial" w:hAnsi="Arial" w:cs="Arial"/>
@@ -258,7 +238,6 @@
         </w:rPr>
         <w:t xml:space="preserve"> by implementing </w:t>
       </w:r>
-      <w:proofErr w:type="spellStart"/>
       <w:r>
         <w:rPr>
           <w:rStyle w:val="Strong"/>
@@ -266,7 +245,6 @@
         </w:rPr>
         <w:t>IaC</w:t>
       </w:r>
-      <w:proofErr w:type="spellEnd"/>
       <w:r>
         <w:rPr>
           <w:rFonts w:ascii="Arial" w:hAnsi="Arial" w:cs="Arial"/>
@@ -312,7 +290,6 @@
         </w:rPr>
         <w:t xml:space="preserve">, and pragmatic </w:t>
       </w:r>
-      <w:proofErr w:type="spellStart"/>
       <w:r>
         <w:rPr>
           <w:rStyle w:val="Strong"/>
@@ -320,7 +297,6 @@
         </w:rPr>
         <w:t>runbooks</w:t>
       </w:r>
-      <w:proofErr w:type="spellEnd"/>
       <w:r>
         <w:rPr>
           <w:rFonts w:ascii="Arial" w:hAnsi="Arial" w:cs="Arial"/>
@@ -517,7 +493,6 @@
         </w:rPr>
         <w:t xml:space="preserve">, </w:t>
       </w:r>
-      <w:proofErr w:type="spellStart"/>
       <w:r>
         <w:rPr>
           <w:rStyle w:val="Strong"/>
@@ -527,7 +502,6 @@
         </w:rPr>
         <w:t>TypeScript</w:t>
       </w:r>
-      <w:proofErr w:type="spellEnd"/>
       <w:r>
         <w:rPr>
           <w:rFonts w:ascii="Arial" w:hAnsi="Arial" w:cs="Arial"/>
@@ -600,43 +574,7 @@
           <w:sz w:val="20"/>
           <w:szCs w:val="22"/>
         </w:rPr>
-        <w:t xml:space="preserve">, REST APIs, event-driven services, </w:t>
-      </w:r>
-      <w:proofErr w:type="spellStart"/>
-      <w:r>
-        <w:rPr>
-          <w:rFonts w:ascii="Arial" w:hAnsi="Arial" w:cs="Arial"/>
-          <w:sz w:val="20"/>
-          <w:szCs w:val="22"/>
-        </w:rPr>
-        <w:t>webhooks</w:t>
-      </w:r>
-      <w:proofErr w:type="spellEnd"/>
-      <w:r>
-        <w:rPr>
-          <w:rFonts w:ascii="Arial" w:hAnsi="Arial" w:cs="Arial"/>
-          <w:sz w:val="20"/>
-          <w:szCs w:val="22"/>
-        </w:rPr>
-        <w:t xml:space="preserve">, background processing, </w:t>
-      </w:r>
-      <w:proofErr w:type="spellStart"/>
-      <w:r>
-        <w:rPr>
-          <w:rFonts w:ascii="Arial" w:hAnsi="Arial" w:cs="Arial"/>
-          <w:sz w:val="20"/>
-          <w:szCs w:val="22"/>
-        </w:rPr>
-        <w:t>idempotency</w:t>
-      </w:r>
-      <w:proofErr w:type="spellEnd"/>
-      <w:r>
-        <w:rPr>
-          <w:rFonts w:ascii="Arial" w:hAnsi="Arial" w:cs="Arial"/>
-          <w:sz w:val="20"/>
-          <w:szCs w:val="22"/>
-        </w:rPr>
-        <w:t>, retries/timeouts, resilient integrations</w:t>
+        <w:t>, REST APIs, event-driven services, webhooks, background processing, idempotency, retries/timeouts, resilient integrations</w:t>
       </w:r>
     </w:p>
     <w:p>
@@ -670,7 +608,6 @@
         </w:rPr>
         <w:t xml:space="preserve"> — Relational: </w:t>
       </w:r>
-      <w:proofErr w:type="spellStart"/>
       <w:r>
         <w:rPr>
           <w:rStyle w:val="Strong"/>
@@ -680,7 +617,6 @@
         </w:rPr>
         <w:t>PostgreSQL</w:t>
       </w:r>
-      <w:proofErr w:type="spellEnd"/>
       <w:r>
         <w:rPr>
           <w:rFonts w:ascii="Arial" w:hAnsi="Arial" w:cs="Arial"/>
@@ -721,27 +657,8 @@
           <w:sz w:val="20"/>
           <w:szCs w:val="22"/>
         </w:rPr>
-        <w:t xml:space="preserve"> | </w:t>
-      </w:r>
-      <w:proofErr w:type="spellStart"/>
-      <w:r>
-        <w:rPr>
-          <w:rFonts w:ascii="Arial" w:hAnsi="Arial" w:cs="Arial"/>
-          <w:sz w:val="20"/>
-          <w:szCs w:val="22"/>
-        </w:rPr>
-        <w:t>NoSQL</w:t>
-      </w:r>
-      <w:proofErr w:type="spellEnd"/>
-      <w:r>
-        <w:rPr>
-          <w:rFonts w:ascii="Arial" w:hAnsi="Arial" w:cs="Arial"/>
-          <w:sz w:val="20"/>
-          <w:szCs w:val="22"/>
-        </w:rPr>
-        <w:t xml:space="preserve">: </w:t>
-      </w:r>
-      <w:proofErr w:type="spellStart"/>
+        <w:t xml:space="preserve"> | NoSQL: </w:t>
+      </w:r>
       <w:r>
         <w:rPr>
           <w:rStyle w:val="Strong"/>
@@ -751,7 +668,6 @@
         </w:rPr>
         <w:t>Redis</w:t>
       </w:r>
-      <w:proofErr w:type="spellEnd"/>
       <w:r>
         <w:rPr>
           <w:rFonts w:ascii="Arial" w:hAnsi="Arial" w:cs="Arial"/>
@@ -760,7 +676,6 @@
         </w:rPr>
         <w:t xml:space="preserve">, </w:t>
       </w:r>
-      <w:proofErr w:type="spellStart"/>
       <w:r>
         <w:rPr>
           <w:rStyle w:val="Strong"/>
@@ -770,7 +685,6 @@
         </w:rPr>
         <w:t>MongoDB</w:t>
       </w:r>
-      <w:proofErr w:type="spellEnd"/>
       <w:r>
         <w:rPr>
           <w:rFonts w:ascii="Arial" w:hAnsi="Arial" w:cs="Arial"/>
@@ -779,7 +693,6 @@
         </w:rPr>
         <w:t xml:space="preserve">, </w:t>
       </w:r>
-      <w:proofErr w:type="spellStart"/>
       <w:r>
         <w:rPr>
           <w:rStyle w:val="Strong"/>
@@ -789,7 +702,6 @@
         </w:rPr>
         <w:t>DynamoDB</w:t>
       </w:r>
-      <w:proofErr w:type="spellEnd"/>
       <w:r>
         <w:rPr>
           <w:rFonts w:ascii="Arial" w:hAnsi="Arial" w:cs="Arial"/>
@@ -832,7 +744,6 @@
         </w:rPr>
         <w:t xml:space="preserve">, </w:t>
       </w:r>
-      <w:proofErr w:type="spellStart"/>
       <w:r>
         <w:rPr>
           <w:rStyle w:val="Strong"/>
@@ -842,7 +753,6 @@
         </w:rPr>
         <w:t>RabbitMQ</w:t>
       </w:r>
-      <w:proofErr w:type="spellEnd"/>
       <w:r>
         <w:rPr>
           <w:rFonts w:ascii="Arial" w:hAnsi="Arial" w:cs="Arial"/>
@@ -851,7 +761,6 @@
         </w:rPr>
         <w:t xml:space="preserve"> | Search: </w:t>
       </w:r>
-      <w:proofErr w:type="spellStart"/>
       <w:r>
         <w:rPr>
           <w:rStyle w:val="Strong"/>
@@ -861,7 +770,6 @@
         </w:rPr>
         <w:t>Elasticsearch</w:t>
       </w:r>
-      <w:proofErr w:type="spellEnd"/>
       <w:r>
         <w:rPr>
           <w:rFonts w:ascii="Arial" w:hAnsi="Arial" w:cs="Arial"/>
@@ -904,7 +812,6 @@
         </w:rPr>
         <w:t xml:space="preserve">, </w:t>
       </w:r>
-      <w:proofErr w:type="spellStart"/>
       <w:r>
         <w:rPr>
           <w:rStyle w:val="Strong"/>
@@ -914,7 +821,6 @@
         </w:rPr>
         <w:t>BigQuery</w:t>
       </w:r>
-      <w:proofErr w:type="spellEnd"/>
     </w:p>
     <w:p>
       <w:pPr>
@@ -937,19 +843,8 @@
           <w:sz w:val="20"/>
           <w:szCs w:val="22"/>
         </w:rPr>
-        <w:t xml:space="preserve">Cloud &amp; </w:t>
-      </w:r>
-      <w:proofErr w:type="spellStart"/>
-      <w:r>
-        <w:rPr>
-          <w:rStyle w:val="Strong"/>
-          <w:rFonts w:ascii="Arial" w:hAnsi="Arial" w:cs="Arial"/>
-          <w:sz w:val="20"/>
-          <w:szCs w:val="22"/>
-        </w:rPr>
-        <w:t>DevOps</w:t>
-      </w:r>
-      <w:proofErr w:type="spellEnd"/>
+        <w:t>Cloud &amp; DevOps</w:t>
+      </w:r>
       <w:r>
         <w:rPr>
           <w:rFonts w:ascii="Arial" w:hAnsi="Arial" w:cs="Arial"/>
@@ -1077,7 +972,6 @@
         </w:rPr>
         <w:t xml:space="preserve">, </w:t>
       </w:r>
-      <w:proofErr w:type="spellStart"/>
       <w:r>
         <w:rPr>
           <w:rStyle w:val="Strong"/>
@@ -1087,7 +981,6 @@
         </w:rPr>
         <w:t>CloudFront</w:t>
       </w:r>
-      <w:proofErr w:type="spellEnd"/>
       <w:r>
         <w:rPr>
           <w:rFonts w:ascii="Arial" w:hAnsi="Arial" w:cs="Arial"/>
@@ -1113,7 +1006,6 @@
         </w:rPr>
         <w:t xml:space="preserve">, </w:t>
       </w:r>
-      <w:proofErr w:type="spellStart"/>
       <w:r>
         <w:rPr>
           <w:rStyle w:val="Strong"/>
@@ -1123,7 +1015,6 @@
         </w:rPr>
         <w:t>DynamoDB</w:t>
       </w:r>
-      <w:proofErr w:type="spellEnd"/>
       <w:r>
         <w:rPr>
           <w:rFonts w:ascii="Arial" w:hAnsi="Arial" w:cs="Arial"/>
@@ -1132,7 +1023,6 @@
         </w:rPr>
         <w:t xml:space="preserve">, </w:t>
       </w:r>
-      <w:proofErr w:type="spellStart"/>
       <w:r>
         <w:rPr>
           <w:rStyle w:val="Strong"/>
@@ -1142,7 +1032,6 @@
         </w:rPr>
         <w:t>ElastiCache</w:t>
       </w:r>
-      <w:proofErr w:type="spellEnd"/>
       <w:r>
         <w:rPr>
           <w:rFonts w:ascii="Arial" w:hAnsi="Arial" w:cs="Arial"/>
@@ -1151,7 +1040,6 @@
         </w:rPr>
         <w:t xml:space="preserve">, </w:t>
       </w:r>
-      <w:proofErr w:type="spellStart"/>
       <w:r>
         <w:rPr>
           <w:rStyle w:val="Strong"/>
@@ -1161,7 +1049,6 @@
         </w:rPr>
         <w:t>EventBridge</w:t>
       </w:r>
-      <w:proofErr w:type="spellEnd"/>
       <w:r>
         <w:rPr>
           <w:rFonts w:ascii="Arial" w:hAnsi="Arial" w:cs="Arial"/>
@@ -1236,27 +1123,8 @@
           <w:sz w:val="20"/>
           <w:szCs w:val="22"/>
         </w:rPr>
-        <w:t xml:space="preserve">, Cloud Run, Pub/Sub, Cloud Storage, </w:t>
-      </w:r>
-      <w:proofErr w:type="spellStart"/>
-      <w:r>
-        <w:rPr>
-          <w:rFonts w:ascii="Arial" w:hAnsi="Arial" w:cs="Arial"/>
-          <w:sz w:val="20"/>
-          <w:szCs w:val="22"/>
-        </w:rPr>
-        <w:t>BigQuery</w:t>
-      </w:r>
-      <w:proofErr w:type="spellEnd"/>
-      <w:r>
-        <w:rPr>
-          <w:rFonts w:ascii="Arial" w:hAnsi="Arial" w:cs="Arial"/>
-          <w:sz w:val="20"/>
-          <w:szCs w:val="22"/>
-        </w:rPr>
-        <w:t xml:space="preserve"> (consumer/integrator) | </w:t>
-      </w:r>
-      <w:proofErr w:type="spellStart"/>
+        <w:t xml:space="preserve">, Cloud Run, Pub/Sub, Cloud Storage, BigQuery (consumer/integrator) | </w:t>
+      </w:r>
       <w:r>
         <w:rPr>
           <w:rStyle w:val="Strong"/>
@@ -1266,7 +1134,6 @@
         </w:rPr>
         <w:t>Docker</w:t>
       </w:r>
-      <w:proofErr w:type="spellEnd"/>
       <w:r>
         <w:rPr>
           <w:rFonts w:ascii="Arial" w:hAnsi="Arial" w:cs="Arial"/>
@@ -1275,7 +1142,6 @@
         </w:rPr>
         <w:t xml:space="preserve">, </w:t>
       </w:r>
-      <w:proofErr w:type="spellStart"/>
       <w:r>
         <w:rPr>
           <w:rStyle w:val="Strong"/>
@@ -1285,7 +1151,6 @@
         </w:rPr>
         <w:t>Kubernetes</w:t>
       </w:r>
-      <w:proofErr w:type="spellEnd"/>
       <w:r>
         <w:rPr>
           <w:rFonts w:ascii="Arial" w:hAnsi="Arial" w:cs="Arial"/>
@@ -1328,7 +1193,6 @@
         </w:rPr>
         <w:t xml:space="preserve">, </w:t>
       </w:r>
-      <w:proofErr w:type="spellStart"/>
       <w:r>
         <w:rPr>
           <w:rStyle w:val="Strong"/>
@@ -1338,7 +1202,6 @@
         </w:rPr>
         <w:t>GitOps</w:t>
       </w:r>
-      <w:proofErr w:type="spellEnd"/>
       <w:r>
         <w:rPr>
           <w:rFonts w:ascii="Arial" w:hAnsi="Arial" w:cs="Arial"/>
@@ -1347,7 +1210,6 @@
         </w:rPr>
         <w:t xml:space="preserve">, </w:t>
       </w:r>
-      <w:proofErr w:type="spellStart"/>
       <w:r>
         <w:rPr>
           <w:rStyle w:val="Strong"/>
@@ -1357,97 +1219,14 @@
         </w:rPr>
         <w:t>Terraform</w:t>
       </w:r>
-      <w:proofErr w:type="spellEnd"/>
-      <w:r>
-        <w:rPr>
-          <w:rFonts w:ascii="Arial" w:hAnsi="Arial" w:cs="Arial"/>
-          <w:sz w:val="20"/>
-          <w:szCs w:val="22"/>
-        </w:rPr>
-        <w:t xml:space="preserve">, </w:t>
-      </w:r>
-      <w:proofErr w:type="spellStart"/>
-      <w:r>
-        <w:rPr>
-          <w:rFonts w:ascii="Arial" w:hAnsi="Arial" w:cs="Arial"/>
-          <w:sz w:val="20"/>
-          <w:szCs w:val="22"/>
-        </w:rPr>
-        <w:t>CloudFormation</w:t>
-      </w:r>
-      <w:proofErr w:type="spellEnd"/>
-      <w:r>
-        <w:rPr>
-          <w:rFonts w:ascii="Arial" w:hAnsi="Arial" w:cs="Arial"/>
-          <w:sz w:val="20"/>
-          <w:szCs w:val="22"/>
-        </w:rPr>
-        <w:t xml:space="preserve"> | CI/CD: </w:t>
-      </w:r>
-      <w:proofErr w:type="spellStart"/>
-      <w:r>
-        <w:rPr>
-          <w:rFonts w:ascii="Arial" w:hAnsi="Arial" w:cs="Arial"/>
-          <w:sz w:val="20"/>
-          <w:szCs w:val="22"/>
-        </w:rPr>
-        <w:t>GitHub</w:t>
-      </w:r>
-      <w:proofErr w:type="spellEnd"/>
-      <w:r>
-        <w:rPr>
-          <w:rFonts w:ascii="Arial" w:hAnsi="Arial" w:cs="Arial"/>
-          <w:sz w:val="20"/>
-          <w:szCs w:val="22"/>
-        </w:rPr>
-        <w:t xml:space="preserve"> Actions, </w:t>
-      </w:r>
-      <w:proofErr w:type="spellStart"/>
-      <w:r>
-        <w:rPr>
-          <w:rFonts w:ascii="Arial" w:hAnsi="Arial" w:cs="Arial"/>
-          <w:sz w:val="20"/>
-          <w:szCs w:val="22"/>
-        </w:rPr>
-        <w:t>GitLab</w:t>
-      </w:r>
-      <w:proofErr w:type="spellEnd"/>
-      <w:r>
-        <w:rPr>
-          <w:rFonts w:ascii="Arial" w:hAnsi="Arial" w:cs="Arial"/>
-          <w:sz w:val="20"/>
-          <w:szCs w:val="22"/>
-        </w:rPr>
-        <w:t xml:space="preserve"> CI, Jenkins, Azure </w:t>
-      </w:r>
-      <w:proofErr w:type="spellStart"/>
-      <w:r>
-        <w:rPr>
-          <w:rFonts w:ascii="Arial" w:hAnsi="Arial" w:cs="Arial"/>
-          <w:sz w:val="20"/>
-          <w:szCs w:val="22"/>
-        </w:rPr>
-        <w:t>DevOps</w:t>
-      </w:r>
-      <w:proofErr w:type="spellEnd"/>
-      <w:r>
-        <w:rPr>
-          <w:rFonts w:ascii="Arial" w:hAnsi="Arial" w:cs="Arial"/>
-          <w:sz w:val="20"/>
-          <w:szCs w:val="22"/>
-        </w:rPr>
-        <w:t xml:space="preserve">, </w:t>
-      </w:r>
-      <w:proofErr w:type="spellStart"/>
-      <w:r>
-        <w:rPr>
-          <w:rFonts w:ascii="Arial" w:hAnsi="Arial" w:cs="Arial"/>
-          <w:sz w:val="20"/>
-          <w:szCs w:val="22"/>
-        </w:rPr>
-        <w:t>CircleCI</w:t>
-      </w:r>
-      <w:proofErr w:type="spellEnd"/>
+      <w:r>
+        <w:rPr>
+          <w:rFonts w:ascii="Arial" w:hAnsi="Arial" w:cs="Arial"/>
+          <w:sz w:val="20"/>
+          <w:szCs w:val="22"/>
+        </w:rPr>
+        <w:t>, CloudFormation | CI/CD: GitHub Actions, GitLab CI, Jenkins, Azure DevOps, CircleCI</w:t>
+      </w:r>
     </w:p>
     <w:p>
       <w:pPr>
@@ -1462,25 +1241,14 @@
           <w:sz w:val="22"/>
         </w:rPr>
       </w:pPr>
-      <w:proofErr w:type="spellStart"/>
-      <w:r>
-        <w:rPr>
-          <w:rStyle w:val="Strong"/>
-          <w:rFonts w:ascii="Arial" w:hAnsi="Arial" w:cs="Arial"/>
-          <w:sz w:val="20"/>
-          <w:szCs w:val="22"/>
-        </w:rPr>
-        <w:t>Observability</w:t>
-      </w:r>
-      <w:proofErr w:type="spellEnd"/>
-      <w:r>
-        <w:rPr>
-          <w:rStyle w:val="Strong"/>
-          <w:rFonts w:ascii="Arial" w:hAnsi="Arial" w:cs="Arial"/>
-          <w:sz w:val="20"/>
-          <w:szCs w:val="22"/>
-        </w:rPr>
-        <w:t>, Quality &amp; Security</w:t>
+      <w:r>
+        <w:rPr>
+          <w:rStyle w:val="Strong"/>
+          <w:rFonts w:ascii="Arial" w:hAnsi="Arial" w:cs="Arial"/>
+          <w:sz w:val="20"/>
+          <w:szCs w:val="22"/>
+        </w:rPr>
+        <w:t>Observability, Quality &amp; Security</w:t>
       </w:r>
       <w:r>
         <w:rPr>
@@ -1490,7 +1258,6 @@
         </w:rPr>
         <w:t xml:space="preserve"> — </w:t>
       </w:r>
-      <w:proofErr w:type="spellStart"/>
       <w:r>
         <w:rPr>
           <w:rStyle w:val="Strong"/>
@@ -1500,7 +1267,6 @@
         </w:rPr>
         <w:t>OpenTelemetry</w:t>
       </w:r>
-      <w:proofErr w:type="spellEnd"/>
       <w:r>
         <w:rPr>
           <w:rFonts w:ascii="Arial" w:hAnsi="Arial" w:cs="Arial"/>
@@ -1509,7 +1275,6 @@
         </w:rPr>
         <w:t xml:space="preserve">, </w:t>
       </w:r>
-      <w:proofErr w:type="spellStart"/>
       <w:r>
         <w:rPr>
           <w:rStyle w:val="Strong"/>
@@ -1519,7 +1284,6 @@
         </w:rPr>
         <w:t>Datadog</w:t>
       </w:r>
-      <w:proofErr w:type="spellEnd"/>
       <w:r>
         <w:rPr>
           <w:rFonts w:ascii="Arial" w:hAnsi="Arial" w:cs="Arial"/>
@@ -1545,7 +1309,6 @@
         </w:rPr>
         <w:t xml:space="preserve">, </w:t>
       </w:r>
-      <w:proofErr w:type="spellStart"/>
       <w:r>
         <w:rPr>
           <w:rStyle w:val="Strong"/>
@@ -1555,7 +1318,6 @@
         </w:rPr>
         <w:t>Grafana</w:t>
       </w:r>
-      <w:proofErr w:type="spellEnd"/>
       <w:r>
         <w:rPr>
           <w:rFonts w:ascii="Arial" w:hAnsi="Arial" w:cs="Arial"/>
@@ -1581,7 +1343,6 @@
         </w:rPr>
         <w:t xml:space="preserve">, </w:t>
       </w:r>
-      <w:proofErr w:type="spellStart"/>
       <w:r>
         <w:rPr>
           <w:rStyle w:val="Strong"/>
@@ -1591,7 +1352,6 @@
         </w:rPr>
         <w:t>CloudWatch</w:t>
       </w:r>
-      <w:proofErr w:type="spellEnd"/>
       <w:r>
         <w:rPr>
           <w:rFonts w:ascii="Arial" w:hAnsi="Arial" w:cs="Arial"/>
@@ -1719,25 +1479,14 @@
         </w:rPr>
         <w:t xml:space="preserve">, </w:t>
       </w:r>
-      <w:proofErr w:type="spellStart"/>
-      <w:r>
-        <w:rPr>
-          <w:rStyle w:val="Strong"/>
-          <w:rFonts w:ascii="Arial" w:hAnsi="Arial" w:cs="Arial"/>
-          <w:sz w:val="20"/>
-          <w:szCs w:val="22"/>
-        </w:rPr>
-        <w:t>OpenID</w:t>
-      </w:r>
-      <w:proofErr w:type="spellEnd"/>
-      <w:r>
-        <w:rPr>
-          <w:rStyle w:val="Strong"/>
-          <w:rFonts w:ascii="Arial" w:hAnsi="Arial" w:cs="Arial"/>
-          <w:sz w:val="20"/>
-          <w:szCs w:val="22"/>
-        </w:rPr>
-        <w:t xml:space="preserve"> Connect</w:t>
+      <w:r>
+        <w:rPr>
+          <w:rStyle w:val="Strong"/>
+          <w:rFonts w:ascii="Arial" w:hAnsi="Arial" w:cs="Arial"/>
+          <w:sz w:val="20"/>
+          <w:szCs w:val="22"/>
+        </w:rPr>
+        <w:t>OpenID Connect</w:t>
       </w:r>
       <w:r>
         <w:rPr>
@@ -1764,7 +1513,6 @@
         </w:rPr>
         <w:t xml:space="preserve">, </w:t>
       </w:r>
-      <w:proofErr w:type="spellStart"/>
       <w:r>
         <w:rPr>
           <w:rStyle w:val="Strong"/>
@@ -1774,7 +1522,6 @@
         </w:rPr>
         <w:t>Okta</w:t>
       </w:r>
-      <w:proofErr w:type="spellEnd"/>
       <w:r>
         <w:rPr>
           <w:rFonts w:ascii="Arial" w:hAnsi="Arial" w:cs="Arial"/>
@@ -1807,19 +1554,8 @@
           <w:sz w:val="20"/>
           <w:szCs w:val="22"/>
         </w:rPr>
-        <w:t xml:space="preserve">AWS </w:t>
-      </w:r>
-      <w:proofErr w:type="spellStart"/>
-      <w:r>
-        <w:rPr>
-          <w:rStyle w:val="Strong"/>
-          <w:rFonts w:ascii="Arial" w:hAnsi="Arial" w:cs="Arial"/>
-          <w:sz w:val="20"/>
-          <w:szCs w:val="22"/>
-        </w:rPr>
-        <w:t>Cognito</w:t>
-      </w:r>
-      <w:proofErr w:type="spellEnd"/>
+        <w:t>AWS Cognito</w:t>
+      </w:r>
       <w:r>
         <w:rPr>
           <w:rFonts w:ascii="Arial" w:hAnsi="Arial" w:cs="Arial"/>
@@ -1883,9 +1619,961 @@
           <w:sz w:val="23"/>
           <w:szCs w:val="23"/>
         </w:rPr>
-        <w:t>Senior Software Engineer (</w:t>
-      </w:r>
-      <w:proofErr w:type="spellStart"/>
+        <w:t>Senior Software Engineer (DevOps/SRE Focus)</w:t>
+      </w:r>
+    </w:p>
+    <w:p>
+      <w:r>
+        <w:rPr>
+          <w:rFonts w:ascii="Arial" w:eastAsia="Arial" w:hAnsi="Arial" w:cs="Arial"/>
+          <w:b/>
+          <w:bCs/>
+          <w:color w:val="6F8F6B"/>
+          <w:sz w:val="21"/>
+          <w:szCs w:val="21"/>
+        </w:rPr>
+        <w:t>Web Venturez LLC</w:t>
+      </w:r>
+    </w:p>
+    <w:p>
+      <w:r>
+        <w:rPr>
+          <w:rFonts w:ascii="Arial" w:eastAsia="Arial" w:hAnsi="Arial" w:cs="Arial"/>
+          <w:color w:val="4B5563"/>
+          <w:sz w:val="19"/>
+          <w:szCs w:val="19"/>
+        </w:rPr>
+        <w:t>February 2020 - October 2025</w:t>
+      </w:r>
+    </w:p>
+    <w:p>
+      <w:pPr>
+        <w:pStyle w:val="NormalWeb"/>
+        <w:numPr>
+          <w:ilvl w:val="0"/>
+          <w:numId w:val="3"/>
+        </w:numPr>
+        <w:jc w:val="both"/>
+        <w:rPr>
+          <w:rFonts w:ascii="Arial" w:hAnsi="Arial" w:cs="Arial"/>
+          <w:sz w:val="20"/>
+        </w:rPr>
+      </w:pPr>
+      <w:r>
+        <w:rPr>
+          <w:rFonts w:ascii="Arial" w:hAnsi="Arial" w:cs="Arial"/>
+          <w:sz w:val="20"/>
+        </w:rPr>
+        <w:t xml:space="preserve">Owned </w:t>
+      </w:r>
+      <w:r>
+        <w:rPr>
+          <w:rStyle w:val="Strong"/>
+          <w:rFonts w:ascii="Arial" w:hAnsi="Arial" w:cs="Arial"/>
+          <w:sz w:val="20"/>
+        </w:rPr>
+        <w:t>reliability</w:t>
+      </w:r>
+      <w:r>
+        <w:rPr>
+          <w:rFonts w:ascii="Arial" w:hAnsi="Arial" w:cs="Arial"/>
+          <w:sz w:val="20"/>
+        </w:rPr>
+        <w:t xml:space="preserve"> and delivery for multiple SaaS products by designing </w:t>
+      </w:r>
+      <w:r>
+        <w:rPr>
+          <w:rStyle w:val="Strong"/>
+          <w:rFonts w:ascii="Arial" w:hAnsi="Arial" w:cs="Arial"/>
+          <w:sz w:val="20"/>
+        </w:rPr>
+        <w:t>AWS</w:t>
+      </w:r>
+      <w:r>
+        <w:rPr>
+          <w:rFonts w:ascii="Arial" w:hAnsi="Arial" w:cs="Arial"/>
+          <w:sz w:val="20"/>
+        </w:rPr>
+        <w:t xml:space="preserve"> patterns across </w:t>
+      </w:r>
+      <w:r>
+        <w:rPr>
+          <w:rStyle w:val="Strong"/>
+          <w:rFonts w:ascii="Arial" w:hAnsi="Arial" w:cs="Arial"/>
+          <w:sz w:val="20"/>
+        </w:rPr>
+        <w:t>VPC</w:t>
+      </w:r>
+      <w:r>
+        <w:rPr>
+          <w:rFonts w:ascii="Arial" w:hAnsi="Arial" w:cs="Arial"/>
+          <w:sz w:val="20"/>
+        </w:rPr>
+        <w:t xml:space="preserve">, </w:t>
+      </w:r>
+      <w:r>
+        <w:rPr>
+          <w:rStyle w:val="Strong"/>
+          <w:rFonts w:ascii="Arial" w:hAnsi="Arial" w:cs="Arial"/>
+          <w:sz w:val="20"/>
+        </w:rPr>
+        <w:t>IAM</w:t>
+      </w:r>
+      <w:r>
+        <w:rPr>
+          <w:rFonts w:ascii="Arial" w:hAnsi="Arial" w:cs="Arial"/>
+          <w:sz w:val="20"/>
+        </w:rPr>
+        <w:t xml:space="preserve">, </w:t>
+      </w:r>
+      <w:r>
+        <w:rPr>
+          <w:rStyle w:val="Strong"/>
+          <w:rFonts w:ascii="Arial" w:hAnsi="Arial" w:cs="Arial"/>
+          <w:sz w:val="20"/>
+        </w:rPr>
+        <w:t>EC2/Auto Scaling</w:t>
+      </w:r>
+      <w:r>
+        <w:rPr>
+          <w:rFonts w:ascii="Arial" w:hAnsi="Arial" w:cs="Arial"/>
+          <w:sz w:val="20"/>
+        </w:rPr>
+        <w:t xml:space="preserve">, and </w:t>
+      </w:r>
+      <w:r>
+        <w:rPr>
+          <w:rStyle w:val="Strong"/>
+          <w:rFonts w:ascii="Arial" w:hAnsi="Arial" w:cs="Arial"/>
+          <w:sz w:val="20"/>
+        </w:rPr>
+        <w:t>ALB/NLB</w:t>
+      </w:r>
+      <w:r>
+        <w:rPr>
+          <w:rFonts w:ascii="Arial" w:hAnsi="Arial" w:cs="Arial"/>
+          <w:sz w:val="20"/>
+        </w:rPr>
+        <w:t xml:space="preserve"> for fault isolation and predictable scaling.</w:t>
+      </w:r>
+    </w:p>
+    <w:p>
+      <w:pPr>
+        <w:pStyle w:val="NormalWeb"/>
+        <w:numPr>
+          <w:ilvl w:val="0"/>
+          <w:numId w:val="3"/>
+        </w:numPr>
+        <w:jc w:val="both"/>
+        <w:rPr>
+          <w:rFonts w:ascii="Arial" w:hAnsi="Arial" w:cs="Arial"/>
+          <w:sz w:val="20"/>
+        </w:rPr>
+      </w:pPr>
+      <w:r>
+        <w:rPr>
+          <w:rFonts w:ascii="Arial" w:hAnsi="Arial" w:cs="Arial"/>
+          <w:sz w:val="20"/>
+        </w:rPr>
+        <w:t xml:space="preserve">Built standardized </w:t>
+      </w:r>
+      <w:r>
+        <w:rPr>
+          <w:rStyle w:val="Strong"/>
+          <w:rFonts w:ascii="Arial" w:hAnsi="Arial" w:cs="Arial"/>
+          <w:sz w:val="20"/>
+        </w:rPr>
+        <w:t>CI/CD</w:t>
+      </w:r>
+      <w:r>
+        <w:rPr>
+          <w:rFonts w:ascii="Arial" w:hAnsi="Arial" w:cs="Arial"/>
+          <w:sz w:val="20"/>
+        </w:rPr>
+        <w:t xml:space="preserve"> pipelines with gated stages (build/test/release) and safer rollout mechanics using blue/green and canary techniques across </w:t>
+      </w:r>
+      <w:r>
+        <w:rPr>
+          <w:rStyle w:val="Strong"/>
+          <w:rFonts w:ascii="Arial" w:hAnsi="Arial" w:cs="Arial"/>
+          <w:sz w:val="20"/>
+        </w:rPr>
+        <w:t>EKS/ECS/Lambda</w:t>
+      </w:r>
+      <w:r>
+        <w:rPr>
+          <w:rFonts w:ascii="Arial" w:hAnsi="Arial" w:cs="Arial"/>
+          <w:sz w:val="20"/>
+        </w:rPr>
+        <w:t xml:space="preserve"> deployment targets.</w:t>
+      </w:r>
+    </w:p>
+    <w:p>
+      <w:pPr>
+        <w:pStyle w:val="NormalWeb"/>
+        <w:numPr>
+          <w:ilvl w:val="0"/>
+          <w:numId w:val="3"/>
+        </w:numPr>
+        <w:jc w:val="both"/>
+        <w:rPr>
+          <w:rFonts w:ascii="Arial" w:hAnsi="Arial" w:cs="Arial"/>
+          <w:sz w:val="20"/>
+        </w:rPr>
+      </w:pPr>
+      <w:r>
+        <w:rPr>
+          <w:rFonts w:ascii="Arial" w:hAnsi="Arial" w:cs="Arial"/>
+          <w:sz w:val="20"/>
+        </w:rPr>
+        <w:t xml:space="preserve">Implemented </w:t>
+      </w:r>
+      <w:r>
+        <w:rPr>
+          <w:rStyle w:val="Strong"/>
+          <w:rFonts w:ascii="Arial" w:hAnsi="Arial" w:cs="Arial"/>
+          <w:sz w:val="20"/>
+        </w:rPr>
+        <w:t>Infrastructure as Code</w:t>
+      </w:r>
+      <w:r>
+        <w:rPr>
+          <w:rFonts w:ascii="Arial" w:hAnsi="Arial" w:cs="Arial"/>
+          <w:sz w:val="20"/>
+        </w:rPr>
+        <w:t xml:space="preserve"> with </w:t>
+      </w:r>
+      <w:r>
+        <w:rPr>
+          <w:rStyle w:val="Strong"/>
+          <w:rFonts w:ascii="Arial" w:hAnsi="Arial" w:cs="Arial"/>
+          <w:sz w:val="20"/>
+        </w:rPr>
+        <w:t>Terraform</w:t>
+      </w:r>
+      <w:r>
+        <w:rPr>
+          <w:rFonts w:ascii="Arial" w:hAnsi="Arial" w:cs="Arial"/>
+          <w:sz w:val="20"/>
+        </w:rPr>
+        <w:t xml:space="preserve"> (and selective </w:t>
+      </w:r>
+      <w:r>
+        <w:rPr>
+          <w:rStyle w:val="Strong"/>
+          <w:rFonts w:ascii="Arial" w:hAnsi="Arial" w:cs="Arial"/>
+          <w:sz w:val="20"/>
+        </w:rPr>
+        <w:t>CloudFormation</w:t>
+      </w:r>
+      <w:r>
+        <w:rPr>
+          <w:rFonts w:ascii="Arial" w:hAnsi="Arial" w:cs="Arial"/>
+          <w:sz w:val="20"/>
+        </w:rPr>
+        <w:t>) using reusable modules to reduce drift and enforce consistent dev/stage/prod provisioning.</w:t>
+      </w:r>
+    </w:p>
+    <w:p>
+      <w:pPr>
+        <w:pStyle w:val="NormalWeb"/>
+        <w:numPr>
+          <w:ilvl w:val="0"/>
+          <w:numId w:val="3"/>
+        </w:numPr>
+        <w:jc w:val="both"/>
+        <w:rPr>
+          <w:rFonts w:ascii="Arial" w:hAnsi="Arial" w:cs="Arial"/>
+          <w:sz w:val="20"/>
+        </w:rPr>
+      </w:pPr>
+      <w:r>
+        <w:rPr>
+          <w:rFonts w:ascii="Arial" w:hAnsi="Arial" w:cs="Arial"/>
+          <w:sz w:val="20"/>
+        </w:rPr>
+        <w:t xml:space="preserve">Strengthened observability by rolling out structured logging and correlation across </w:t>
+      </w:r>
+      <w:r>
+        <w:rPr>
+          <w:rStyle w:val="Strong"/>
+          <w:rFonts w:ascii="Arial" w:hAnsi="Arial" w:cs="Arial"/>
+          <w:sz w:val="20"/>
+        </w:rPr>
+        <w:t>Node.js</w:t>
+      </w:r>
+      <w:r>
+        <w:rPr>
+          <w:rFonts w:ascii="Arial" w:hAnsi="Arial" w:cs="Arial"/>
+          <w:sz w:val="20"/>
+        </w:rPr>
+        <w:t xml:space="preserve"> services, routing signals into </w:t>
+      </w:r>
+      <w:r>
+        <w:rPr>
+          <w:rStyle w:val="Strong"/>
+          <w:rFonts w:ascii="Arial" w:hAnsi="Arial" w:cs="Arial"/>
+          <w:sz w:val="20"/>
+        </w:rPr>
+        <w:t>CloudWatch</w:t>
+      </w:r>
+      <w:r>
+        <w:rPr>
+          <w:rFonts w:ascii="Arial" w:hAnsi="Arial" w:cs="Arial"/>
+          <w:sz w:val="20"/>
+        </w:rPr>
+        <w:t xml:space="preserve">, </w:t>
+      </w:r>
+      <w:r>
+        <w:rPr>
+          <w:rStyle w:val="Strong"/>
+          <w:rFonts w:ascii="Arial" w:hAnsi="Arial" w:cs="Arial"/>
+          <w:sz w:val="20"/>
+        </w:rPr>
+        <w:t>ELK/EFK</w:t>
+      </w:r>
+      <w:r>
+        <w:rPr>
+          <w:rFonts w:ascii="Arial" w:hAnsi="Arial" w:cs="Arial"/>
+          <w:sz w:val="20"/>
+        </w:rPr>
+        <w:t xml:space="preserve">, and </w:t>
+      </w:r>
+      <w:r>
+        <w:rPr>
+          <w:rStyle w:val="Strong"/>
+          <w:rFonts w:ascii="Arial" w:hAnsi="Arial" w:cs="Arial"/>
+          <w:sz w:val="20"/>
+        </w:rPr>
+        <w:t>Datadog</w:t>
+      </w:r>
+      <w:r>
+        <w:rPr>
+          <w:rFonts w:ascii="Arial" w:hAnsi="Arial" w:cs="Arial"/>
+          <w:sz w:val="20"/>
+        </w:rPr>
+        <w:t xml:space="preserve"> for faster triage.</w:t>
+      </w:r>
+    </w:p>
+    <w:p>
+      <w:pPr>
+        <w:pStyle w:val="NormalWeb"/>
+        <w:numPr>
+          <w:ilvl w:val="0"/>
+          <w:numId w:val="3"/>
+        </w:numPr>
+        <w:jc w:val="both"/>
+        <w:rPr>
+          <w:rFonts w:ascii="Arial" w:hAnsi="Arial" w:cs="Arial"/>
+          <w:sz w:val="20"/>
+        </w:rPr>
+      </w:pPr>
+      <w:r>
+        <w:rPr>
+          <w:rFonts w:ascii="Arial" w:hAnsi="Arial" w:cs="Arial"/>
+          <w:sz w:val="20"/>
+        </w:rPr>
+        <w:t xml:space="preserve">Introduced distributed tracing with </w:t>
+      </w:r>
+      <w:r>
+        <w:rPr>
+          <w:rStyle w:val="Strong"/>
+          <w:rFonts w:ascii="Arial" w:hAnsi="Arial" w:cs="Arial"/>
+          <w:sz w:val="20"/>
+        </w:rPr>
+        <w:t>OpenTelemetry</w:t>
+      </w:r>
+      <w:r>
+        <w:rPr>
+          <w:rFonts w:ascii="Arial" w:hAnsi="Arial" w:cs="Arial"/>
+          <w:sz w:val="20"/>
+        </w:rPr>
+        <w:t xml:space="preserve"> to connect edge → API → worker flows, reducing mean time to root cause through trace-level visibility.</w:t>
+      </w:r>
+    </w:p>
+    <w:p>
+      <w:pPr>
+        <w:pStyle w:val="NormalWeb"/>
+        <w:numPr>
+          <w:ilvl w:val="0"/>
+          <w:numId w:val="3"/>
+        </w:numPr>
+        <w:jc w:val="both"/>
+        <w:rPr>
+          <w:rFonts w:ascii="Arial" w:hAnsi="Arial" w:cs="Arial"/>
+          <w:sz w:val="20"/>
+        </w:rPr>
+      </w:pPr>
+      <w:r>
+        <w:rPr>
+          <w:rFonts w:ascii="Arial" w:hAnsi="Arial" w:cs="Arial"/>
+          <w:sz w:val="20"/>
+        </w:rPr>
+        <w:t xml:space="preserve">Tuned alerting quality by aligning alarms to </w:t>
+      </w:r>
+      <w:r>
+        <w:rPr>
+          <w:rStyle w:val="Strong"/>
+          <w:rFonts w:ascii="Arial" w:hAnsi="Arial" w:cs="Arial"/>
+          <w:sz w:val="20"/>
+        </w:rPr>
+        <w:t>SLOs/SLIs</w:t>
+      </w:r>
+      <w:r>
+        <w:rPr>
+          <w:rFonts w:ascii="Arial" w:hAnsi="Arial" w:cs="Arial"/>
+          <w:sz w:val="20"/>
+        </w:rPr>
+        <w:t xml:space="preserve"> and error budgets, reducing noise while ensuring paging reflected real customer impact.</w:t>
+      </w:r>
+    </w:p>
+    <w:p>
+      <w:pPr>
+        <w:pStyle w:val="NormalWeb"/>
+        <w:numPr>
+          <w:ilvl w:val="0"/>
+          <w:numId w:val="3"/>
+        </w:numPr>
+        <w:jc w:val="both"/>
+        <w:rPr>
+          <w:rFonts w:ascii="Arial" w:hAnsi="Arial" w:cs="Arial"/>
+          <w:sz w:val="20"/>
+        </w:rPr>
+      </w:pPr>
+      <w:r>
+        <w:rPr>
+          <w:rFonts w:ascii="Arial" w:hAnsi="Arial" w:cs="Arial"/>
+          <w:sz w:val="20"/>
+        </w:rPr>
+        <w:t xml:space="preserve">Hardened service reliability using </w:t>
+      </w:r>
+      <w:r>
+        <w:rPr>
+          <w:rStyle w:val="Strong"/>
+          <w:rFonts w:ascii="Arial" w:hAnsi="Arial" w:cs="Arial"/>
+          <w:sz w:val="20"/>
+        </w:rPr>
+        <w:t>timeouts</w:t>
+      </w:r>
+      <w:r>
+        <w:rPr>
+          <w:rFonts w:ascii="Arial" w:hAnsi="Arial" w:cs="Arial"/>
+          <w:sz w:val="20"/>
+        </w:rPr>
+        <w:t xml:space="preserve">, </w:t>
+      </w:r>
+      <w:r>
+        <w:rPr>
+          <w:rStyle w:val="Strong"/>
+          <w:rFonts w:ascii="Arial" w:hAnsi="Arial" w:cs="Arial"/>
+          <w:sz w:val="20"/>
+        </w:rPr>
+        <w:t>retries</w:t>
+      </w:r>
+      <w:r>
+        <w:rPr>
+          <w:rFonts w:ascii="Arial" w:hAnsi="Arial" w:cs="Arial"/>
+          <w:sz w:val="20"/>
+        </w:rPr>
+        <w:t xml:space="preserve">, </w:t>
+      </w:r>
+      <w:r>
+        <w:rPr>
+          <w:rStyle w:val="Strong"/>
+          <w:rFonts w:ascii="Arial" w:hAnsi="Arial" w:cs="Arial"/>
+          <w:sz w:val="20"/>
+        </w:rPr>
+        <w:t>circuit-breaker</w:t>
+      </w:r>
+      <w:r>
+        <w:rPr>
+          <w:rFonts w:ascii="Arial" w:hAnsi="Arial" w:cs="Arial"/>
+          <w:sz w:val="20"/>
+        </w:rPr>
+        <w:t xml:space="preserve"> patterns, and strict idempotency for write endpoints behind </w:t>
+      </w:r>
+      <w:r>
+        <w:rPr>
+          <w:rStyle w:val="Strong"/>
+          <w:rFonts w:ascii="Arial" w:hAnsi="Arial" w:cs="Arial"/>
+          <w:sz w:val="20"/>
+        </w:rPr>
+        <w:t>API Gateway</w:t>
+      </w:r>
+      <w:r>
+        <w:rPr>
+          <w:rFonts w:ascii="Arial" w:hAnsi="Arial" w:cs="Arial"/>
+          <w:sz w:val="20"/>
+        </w:rPr>
+        <w:t xml:space="preserve"> to prevent cascading failures.</w:t>
+      </w:r>
+    </w:p>
+    <w:p>
+      <w:pPr>
+        <w:pStyle w:val="NormalWeb"/>
+        <w:numPr>
+          <w:ilvl w:val="0"/>
+          <w:numId w:val="3"/>
+        </w:numPr>
+        <w:jc w:val="both"/>
+        <w:rPr>
+          <w:rFonts w:ascii="Arial" w:hAnsi="Arial" w:cs="Arial"/>
+          <w:sz w:val="20"/>
+        </w:rPr>
+      </w:pPr>
+      <w:r>
+        <w:rPr>
+          <w:rFonts w:ascii="Arial" w:hAnsi="Arial" w:cs="Arial"/>
+          <w:sz w:val="20"/>
+        </w:rPr>
+        <w:t xml:space="preserve">Improved asynchronous workflows using </w:t>
+      </w:r>
+      <w:r>
+        <w:rPr>
+          <w:rStyle w:val="Strong"/>
+          <w:rFonts w:ascii="Arial" w:hAnsi="Arial" w:cs="Arial"/>
+          <w:sz w:val="20"/>
+        </w:rPr>
+        <w:t>AWS SQS/SNS</w:t>
+      </w:r>
+      <w:r>
+        <w:rPr>
+          <w:rFonts w:ascii="Arial" w:hAnsi="Arial" w:cs="Arial"/>
+          <w:sz w:val="20"/>
+        </w:rPr>
+        <w:t xml:space="preserve"> with dead-letter strategies and backpressure handling; integrated </w:t>
+      </w:r>
+      <w:r>
+        <w:rPr>
+          <w:rStyle w:val="Strong"/>
+          <w:rFonts w:ascii="Arial" w:hAnsi="Arial" w:cs="Arial"/>
+          <w:sz w:val="20"/>
+        </w:rPr>
+        <w:t>Kafka</w:t>
+      </w:r>
+      <w:r>
+        <w:rPr>
+          <w:rFonts w:ascii="Arial" w:hAnsi="Arial" w:cs="Arial"/>
+          <w:sz w:val="20"/>
+        </w:rPr>
+        <w:t xml:space="preserve"> and </w:t>
+      </w:r>
+      <w:r>
+        <w:rPr>
+          <w:rStyle w:val="Strong"/>
+          <w:rFonts w:ascii="Arial" w:hAnsi="Arial" w:cs="Arial"/>
+          <w:sz w:val="20"/>
+        </w:rPr>
+        <w:t>RabbitMQ</w:t>
+      </w:r>
+      <w:r>
+        <w:rPr>
+          <w:rFonts w:ascii="Arial" w:hAnsi="Arial" w:cs="Arial"/>
+          <w:sz w:val="20"/>
+        </w:rPr>
+        <w:t xml:space="preserve"> where partners required non-AWS queue semantics.</w:t>
+      </w:r>
+    </w:p>
+    <w:p>
+      <w:pPr>
+        <w:pStyle w:val="NormalWeb"/>
+        <w:numPr>
+          <w:ilvl w:val="0"/>
+          <w:numId w:val="3"/>
+        </w:numPr>
+        <w:jc w:val="both"/>
+        <w:rPr>
+          <w:rFonts w:ascii="Arial" w:hAnsi="Arial" w:cs="Arial"/>
+          <w:sz w:val="20"/>
+        </w:rPr>
+      </w:pPr>
+      <w:r>
+        <w:rPr>
+          <w:rFonts w:ascii="Arial" w:hAnsi="Arial" w:cs="Arial"/>
+          <w:sz w:val="20"/>
+        </w:rPr>
+        <w:t xml:space="preserve">Led database reliability and performance work on </w:t>
+      </w:r>
+      <w:r>
+        <w:rPr>
+          <w:rStyle w:val="Strong"/>
+          <w:rFonts w:ascii="Arial" w:hAnsi="Arial" w:cs="Arial"/>
+          <w:sz w:val="20"/>
+        </w:rPr>
+        <w:t>RDS (PostgreSQL)</w:t>
+      </w:r>
+      <w:r>
+        <w:rPr>
+          <w:rFonts w:ascii="Arial" w:hAnsi="Arial" w:cs="Arial"/>
+          <w:sz w:val="20"/>
+        </w:rPr>
+        <w:t xml:space="preserve"> including indexing, query tuning, and contention reduction; used </w:t>
+      </w:r>
+      <w:r>
+        <w:rPr>
+          <w:rStyle w:val="Strong"/>
+          <w:rFonts w:ascii="Arial" w:hAnsi="Arial" w:cs="Arial"/>
+          <w:sz w:val="20"/>
+        </w:rPr>
+        <w:t>Redis/ElastiCache</w:t>
+      </w:r>
+      <w:r>
+        <w:rPr>
+          <w:rFonts w:ascii="Arial" w:hAnsi="Arial" w:cs="Arial"/>
+          <w:sz w:val="20"/>
+        </w:rPr>
+        <w:t xml:space="preserve"> for targeted caching with safe invalidation.</w:t>
+      </w:r>
+    </w:p>
+    <w:p>
+      <w:pPr>
+        <w:pStyle w:val="NormalWeb"/>
+        <w:numPr>
+          <w:ilvl w:val="0"/>
+          <w:numId w:val="3"/>
+        </w:numPr>
+        <w:jc w:val="both"/>
+        <w:rPr>
+          <w:rFonts w:ascii="Arial" w:hAnsi="Arial" w:cs="Arial"/>
+          <w:sz w:val="20"/>
+        </w:rPr>
+      </w:pPr>
+      <w:r>
+        <w:rPr>
+          <w:rFonts w:ascii="Arial" w:hAnsi="Arial" w:cs="Arial"/>
+          <w:sz w:val="20"/>
+        </w:rPr>
+        <w:t xml:space="preserve">Expanded data portability by integrating operational exports into </w:t>
+      </w:r>
+      <w:r>
+        <w:rPr>
+          <w:rStyle w:val="Strong"/>
+          <w:rFonts w:ascii="Arial" w:hAnsi="Arial" w:cs="Arial"/>
+          <w:sz w:val="20"/>
+        </w:rPr>
+        <w:t>S3</w:t>
+      </w:r>
+      <w:r>
+        <w:rPr>
+          <w:rFonts w:ascii="Arial" w:hAnsi="Arial" w:cs="Arial"/>
+          <w:sz w:val="20"/>
+        </w:rPr>
+        <w:t xml:space="preserve"> and downstream analytics pipelines into </w:t>
+      </w:r>
+      <w:r>
+        <w:rPr>
+          <w:rStyle w:val="Strong"/>
+          <w:rFonts w:ascii="Arial" w:hAnsi="Arial" w:cs="Arial"/>
+          <w:sz w:val="20"/>
+        </w:rPr>
+        <w:t>Redshift</w:t>
+      </w:r>
+      <w:r>
+        <w:rPr>
+          <w:rFonts w:ascii="Arial" w:hAnsi="Arial" w:cs="Arial"/>
+          <w:sz w:val="20"/>
+        </w:rPr>
+        <w:t xml:space="preserve"> and </w:t>
+      </w:r>
+      <w:r>
+        <w:rPr>
+          <w:rStyle w:val="Strong"/>
+          <w:rFonts w:ascii="Arial" w:hAnsi="Arial" w:cs="Arial"/>
+          <w:sz w:val="20"/>
+        </w:rPr>
+        <w:t>BigQuery</w:t>
+      </w:r>
+      <w:r>
+        <w:rPr>
+          <w:rFonts w:ascii="Arial" w:hAnsi="Arial" w:cs="Arial"/>
+          <w:sz w:val="20"/>
+        </w:rPr>
+        <w:t xml:space="preserve"> via event-driven delivery patterns.</w:t>
+      </w:r>
+    </w:p>
+    <w:p>
+      <w:pPr>
+        <w:pStyle w:val="NormalWeb"/>
+        <w:numPr>
+          <w:ilvl w:val="0"/>
+          <w:numId w:val="3"/>
+        </w:numPr>
+        <w:jc w:val="both"/>
+        <w:rPr>
+          <w:rFonts w:ascii="Arial" w:hAnsi="Arial" w:cs="Arial"/>
+          <w:sz w:val="20"/>
+        </w:rPr>
+      </w:pPr>
+      <w:r>
+        <w:rPr>
+          <w:rFonts w:ascii="Arial" w:hAnsi="Arial" w:cs="Arial"/>
+          <w:sz w:val="20"/>
+        </w:rPr>
+        <w:t xml:space="preserve">Implemented secure operations with least-privilege </w:t>
+      </w:r>
+      <w:r>
+        <w:rPr>
+          <w:rStyle w:val="Strong"/>
+          <w:rFonts w:ascii="Arial" w:hAnsi="Arial" w:cs="Arial"/>
+          <w:sz w:val="20"/>
+        </w:rPr>
+        <w:t>IAM</w:t>
+      </w:r>
+      <w:r>
+        <w:rPr>
+          <w:rFonts w:ascii="Arial" w:hAnsi="Arial" w:cs="Arial"/>
+          <w:sz w:val="20"/>
+        </w:rPr>
+        <w:t xml:space="preserve">, encryption controls, and audit trails; reinforced </w:t>
+      </w:r>
+      <w:r>
+        <w:rPr>
+          <w:rStyle w:val="Strong"/>
+          <w:rFonts w:ascii="Arial" w:hAnsi="Arial" w:cs="Arial"/>
+          <w:sz w:val="20"/>
+        </w:rPr>
+        <w:t>RBAC/ABAC</w:t>
+      </w:r>
+      <w:r>
+        <w:rPr>
+          <w:rFonts w:ascii="Arial" w:hAnsi="Arial" w:cs="Arial"/>
+          <w:sz w:val="20"/>
+        </w:rPr>
+        <w:t xml:space="preserve">, </w:t>
+      </w:r>
+      <w:r>
+        <w:rPr>
+          <w:rStyle w:val="Strong"/>
+          <w:rFonts w:ascii="Arial" w:hAnsi="Arial" w:cs="Arial"/>
+          <w:sz w:val="20"/>
+        </w:rPr>
+        <w:t>JWT</w:t>
+      </w:r>
+      <w:r>
+        <w:rPr>
+          <w:rFonts w:ascii="Arial" w:hAnsi="Arial" w:cs="Arial"/>
+          <w:sz w:val="20"/>
+        </w:rPr>
+        <w:t xml:space="preserve"> enforcement, and </w:t>
+      </w:r>
+      <w:r>
+        <w:rPr>
+          <w:rStyle w:val="Strong"/>
+          <w:rFonts w:ascii="Arial" w:hAnsi="Arial" w:cs="Arial"/>
+          <w:sz w:val="20"/>
+        </w:rPr>
+        <w:t>audit logging</w:t>
+      </w:r>
+      <w:r>
+        <w:rPr>
+          <w:rFonts w:ascii="Arial" w:hAnsi="Arial" w:cs="Arial"/>
+          <w:sz w:val="20"/>
+        </w:rPr>
+        <w:t xml:space="preserve"> for privileged actions.</w:t>
+      </w:r>
+    </w:p>
+    <w:p>
+      <w:pPr>
+        <w:pStyle w:val="NormalWeb"/>
+        <w:numPr>
+          <w:ilvl w:val="0"/>
+          <w:numId w:val="3"/>
+        </w:numPr>
+        <w:jc w:val="both"/>
+        <w:rPr>
+          <w:rFonts w:ascii="Arial" w:hAnsi="Arial" w:cs="Arial"/>
+          <w:sz w:val="20"/>
+        </w:rPr>
+      </w:pPr>
+      <w:r>
+        <w:rPr>
+          <w:rFonts w:ascii="Arial" w:hAnsi="Arial" w:cs="Arial"/>
+          <w:sz w:val="20"/>
+        </w:rPr>
+        <w:t xml:space="preserve">Integrated </w:t>
+      </w:r>
+      <w:r>
+        <w:rPr>
+          <w:rStyle w:val="Strong"/>
+          <w:rFonts w:ascii="Arial" w:hAnsi="Arial" w:cs="Arial"/>
+          <w:sz w:val="20"/>
+        </w:rPr>
+        <w:t>OAuth2/OpenID Connect</w:t>
+      </w:r>
+      <w:r>
+        <w:rPr>
+          <w:rFonts w:ascii="Arial" w:hAnsi="Arial" w:cs="Arial"/>
+          <w:sz w:val="20"/>
+        </w:rPr>
+        <w:t xml:space="preserve"> with </w:t>
+      </w:r>
+      <w:r>
+        <w:rPr>
+          <w:rStyle w:val="Strong"/>
+          <w:rFonts w:ascii="Arial" w:hAnsi="Arial" w:cs="Arial"/>
+          <w:sz w:val="20"/>
+        </w:rPr>
+        <w:t>Okta</w:t>
+      </w:r>
+      <w:r>
+        <w:rPr>
+          <w:rFonts w:ascii="Arial" w:hAnsi="Arial" w:cs="Arial"/>
+          <w:sz w:val="20"/>
+        </w:rPr>
+        <w:t xml:space="preserve">, </w:t>
+      </w:r>
+      <w:r>
+        <w:rPr>
+          <w:rStyle w:val="Strong"/>
+          <w:rFonts w:ascii="Arial" w:hAnsi="Arial" w:cs="Arial"/>
+          <w:sz w:val="20"/>
+        </w:rPr>
+        <w:t>Auth0</w:t>
+      </w:r>
+      <w:r>
+        <w:rPr>
+          <w:rFonts w:ascii="Arial" w:hAnsi="Arial" w:cs="Arial"/>
+          <w:sz w:val="20"/>
+        </w:rPr>
+        <w:t xml:space="preserve">, and </w:t>
+      </w:r>
+      <w:r>
+        <w:rPr>
+          <w:rStyle w:val="Strong"/>
+          <w:rFonts w:ascii="Arial" w:hAnsi="Arial" w:cs="Arial"/>
+          <w:sz w:val="20"/>
+        </w:rPr>
+        <w:t>AWS Cognito</w:t>
+      </w:r>
+      <w:r>
+        <w:rPr>
+          <w:rFonts w:ascii="Arial" w:hAnsi="Arial" w:cs="Arial"/>
+          <w:sz w:val="20"/>
+        </w:rPr>
+        <w:t xml:space="preserve"> depending on tenant needs, standardizing token validation and rate limiting across services.</w:t>
+      </w:r>
+    </w:p>
+    <w:p>
+      <w:pPr>
+        <w:pStyle w:val="NormalWeb"/>
+        <w:numPr>
+          <w:ilvl w:val="0"/>
+          <w:numId w:val="3"/>
+        </w:numPr>
+        <w:jc w:val="both"/>
+        <w:rPr>
+          <w:rFonts w:ascii="Arial" w:hAnsi="Arial" w:cs="Arial"/>
+          <w:sz w:val="20"/>
+        </w:rPr>
+      </w:pPr>
+      <w:r>
+        <w:rPr>
+          <w:rFonts w:ascii="Arial" w:hAnsi="Arial" w:cs="Arial"/>
+          <w:sz w:val="20"/>
+        </w:rPr>
+        <w:t xml:space="preserve">Built operational dashboards in </w:t>
+      </w:r>
+      <w:r>
+        <w:rPr>
+          <w:rStyle w:val="Strong"/>
+          <w:rFonts w:ascii="Arial" w:hAnsi="Arial" w:cs="Arial"/>
+          <w:sz w:val="20"/>
+        </w:rPr>
+        <w:t>Grafana</w:t>
+      </w:r>
+      <w:r>
+        <w:rPr>
+          <w:rFonts w:ascii="Arial" w:hAnsi="Arial" w:cs="Arial"/>
+          <w:sz w:val="20"/>
+        </w:rPr>
+        <w:t>/</w:t>
+      </w:r>
+      <w:r>
+        <w:rPr>
+          <w:rStyle w:val="Strong"/>
+          <w:rFonts w:ascii="Arial" w:hAnsi="Arial" w:cs="Arial"/>
+          <w:sz w:val="20"/>
+        </w:rPr>
+        <w:t>Datadog</w:t>
+      </w:r>
+      <w:r>
+        <w:rPr>
+          <w:rFonts w:ascii="Arial" w:hAnsi="Arial" w:cs="Arial"/>
+          <w:sz w:val="20"/>
+        </w:rPr>
+        <w:t xml:space="preserve"> showing customer journeys and dependency health; connected synthetic checks to real-time triage workflows.</w:t>
+      </w:r>
+    </w:p>
+    <w:p>
+      <w:pPr>
+        <w:pStyle w:val="NormalWeb"/>
+        <w:numPr>
+          <w:ilvl w:val="0"/>
+          <w:numId w:val="3"/>
+        </w:numPr>
+        <w:jc w:val="both"/>
+        <w:rPr>
+          <w:rFonts w:ascii="Arial" w:hAnsi="Arial" w:cs="Arial"/>
+          <w:sz w:val="20"/>
+        </w:rPr>
+      </w:pPr>
+      <w:r>
+        <w:rPr>
+          <w:rFonts w:ascii="Arial" w:hAnsi="Arial" w:cs="Arial"/>
+          <w:sz w:val="20"/>
+        </w:rPr>
+        <w:lastRenderedPageBreak/>
+        <w:t xml:space="preserve">Supported search-heavy features by operating </w:t>
+      </w:r>
+      <w:r>
+        <w:rPr>
+          <w:rStyle w:val="Strong"/>
+          <w:rFonts w:ascii="Arial" w:hAnsi="Arial" w:cs="Arial"/>
+          <w:sz w:val="20"/>
+        </w:rPr>
+        <w:t>Elasticsearch/OpenSearch</w:t>
+      </w:r>
+      <w:r>
+        <w:rPr>
+          <w:rFonts w:ascii="Arial" w:hAnsi="Arial" w:cs="Arial"/>
+          <w:sz w:val="20"/>
+        </w:rPr>
+        <w:t xml:space="preserve"> clusters for low-latency queries and safe index lifecycle practices.</w:t>
+      </w:r>
+    </w:p>
+    <w:p>
+      <w:pPr>
+        <w:pStyle w:val="NormalWeb"/>
+        <w:numPr>
+          <w:ilvl w:val="0"/>
+          <w:numId w:val="3"/>
+        </w:numPr>
+        <w:jc w:val="both"/>
+        <w:rPr>
+          <w:rFonts w:ascii="Arial" w:hAnsi="Arial" w:cs="Arial"/>
+          <w:sz w:val="20"/>
+        </w:rPr>
+      </w:pPr>
+      <w:r>
+        <w:rPr>
+          <w:rFonts w:ascii="Arial" w:hAnsi="Arial" w:cs="Arial"/>
+          <w:sz w:val="20"/>
+        </w:rPr>
+        <w:t xml:space="preserve">Drove incident readiness by creating runbooks, postmortem practices, and change management guardrails, translating incidents into durable platform fixes. </w:t>
+      </w:r>
+    </w:p>
+    <w:p>
+      <w:pPr>
+        <w:pBdr>
+          <w:bottom w:val="dashed" w:sz="4" w:space="0" w:color="CFD2CD"/>
+        </w:pBdr>
+        <w:spacing w:after="120"/>
+      </w:pPr>
+      <w:r>
+        <w:t xml:space="preserve"> </w:t>
+      </w:r>
+    </w:p>
+    <w:p>
       <w:r>
         <w:rPr>
           <w:rFonts w:ascii="Arial" w:eastAsia="Arial" w:hAnsi="Arial" w:cs="Arial"/>
@@ -1895,9 +2583,468 @@
           <w:sz w:val="23"/>
           <w:szCs w:val="23"/>
         </w:rPr>
-        <w:t>DevOps</w:t>
-      </w:r>
-      <w:proofErr w:type="spellEnd"/>
+        <w:t>Full Stack Engineer (Platform &amp; Delivery)</w:t>
+      </w:r>
+    </w:p>
+    <w:p>
+      <w:r>
+        <w:rPr>
+          <w:rFonts w:ascii="Arial" w:eastAsia="Arial" w:hAnsi="Arial" w:cs="Arial"/>
+          <w:b/>
+          <w:bCs/>
+          <w:color w:val="6F8F6B"/>
+          <w:sz w:val="21"/>
+          <w:szCs w:val="21"/>
+        </w:rPr>
+        <w:t>Webiz Digital</w:t>
+      </w:r>
+    </w:p>
+    <w:p>
+      <w:r>
+        <w:rPr>
+          <w:rFonts w:ascii="Arial" w:eastAsia="Arial" w:hAnsi="Arial" w:cs="Arial"/>
+          <w:color w:val="4B5563"/>
+          <w:sz w:val="19"/>
+          <w:szCs w:val="19"/>
+        </w:rPr>
+        <w:t>July 2017 - January 2020</w:t>
+      </w:r>
+    </w:p>
+    <w:p>
+      <w:pPr>
+        <w:pStyle w:val="NormalWeb"/>
+        <w:numPr>
+          <w:ilvl w:val="0"/>
+          <w:numId w:val="5"/>
+        </w:numPr>
+        <w:jc w:val="both"/>
+        <w:rPr>
+          <w:rFonts w:ascii="Arial" w:hAnsi="Arial" w:cs="Arial"/>
+          <w:sz w:val="20"/>
+        </w:rPr>
+      </w:pPr>
+      <w:r>
+        <w:rPr>
+          <w:rFonts w:ascii="Arial" w:hAnsi="Arial" w:cs="Arial"/>
+          <w:sz w:val="20"/>
+        </w:rPr>
+        <w:t xml:space="preserve">Built cloud-hosted web applications and backend APIs with </w:t>
+      </w:r>
+      <w:r>
+        <w:rPr>
+          <w:rStyle w:val="Strong"/>
+          <w:rFonts w:ascii="Arial" w:hAnsi="Arial" w:cs="Arial"/>
+          <w:sz w:val="20"/>
+        </w:rPr>
+        <w:t>Node.js</w:t>
+      </w:r>
+      <w:r>
+        <w:rPr>
+          <w:rFonts w:ascii="Arial" w:hAnsi="Arial" w:cs="Arial"/>
+          <w:sz w:val="20"/>
+        </w:rPr>
+        <w:t xml:space="preserve"> and </w:t>
+      </w:r>
+      <w:r>
+        <w:rPr>
+          <w:rStyle w:val="Strong"/>
+          <w:rFonts w:ascii="Arial" w:hAnsi="Arial" w:cs="Arial"/>
+          <w:sz w:val="20"/>
+        </w:rPr>
+        <w:t>TypeScript</w:t>
+      </w:r>
+      <w:r>
+        <w:rPr>
+          <w:rFonts w:ascii="Arial" w:hAnsi="Arial" w:cs="Arial"/>
+          <w:sz w:val="20"/>
+        </w:rPr>
+        <w:t>, prioritizing clear error models and production diagnosability.</w:t>
+      </w:r>
+    </w:p>
+    <w:p>
+      <w:pPr>
+        <w:pStyle w:val="NormalWeb"/>
+        <w:numPr>
+          <w:ilvl w:val="0"/>
+          <w:numId w:val="5"/>
+        </w:numPr>
+        <w:jc w:val="both"/>
+        <w:rPr>
+          <w:rFonts w:ascii="Arial" w:hAnsi="Arial" w:cs="Arial"/>
+          <w:sz w:val="20"/>
+        </w:rPr>
+      </w:pPr>
+      <w:r>
+        <w:rPr>
+          <w:rFonts w:ascii="Arial" w:hAnsi="Arial" w:cs="Arial"/>
+          <w:sz w:val="20"/>
+        </w:rPr>
+        <w:t xml:space="preserve">Delivered user-facing features in </w:t>
+      </w:r>
+      <w:r>
+        <w:rPr>
+          <w:rStyle w:val="Strong"/>
+          <w:rFonts w:ascii="Arial" w:hAnsi="Arial" w:cs="Arial"/>
+          <w:sz w:val="20"/>
+        </w:rPr>
+        <w:t>React</w:t>
+      </w:r>
+      <w:r>
+        <w:rPr>
+          <w:rFonts w:ascii="Arial" w:hAnsi="Arial" w:cs="Arial"/>
+          <w:sz w:val="20"/>
+        </w:rPr>
+        <w:t xml:space="preserve"> with maintainable UI patterns, while keeping releases safe through incremental rollout practices and smoke validation.</w:t>
+      </w:r>
+    </w:p>
+    <w:p>
+      <w:pPr>
+        <w:pStyle w:val="NormalWeb"/>
+        <w:numPr>
+          <w:ilvl w:val="0"/>
+          <w:numId w:val="5"/>
+        </w:numPr>
+        <w:jc w:val="both"/>
+        <w:rPr>
+          <w:rFonts w:ascii="Arial" w:hAnsi="Arial" w:cs="Arial"/>
+          <w:sz w:val="20"/>
+        </w:rPr>
+      </w:pPr>
+      <w:r>
+        <w:rPr>
+          <w:rFonts w:ascii="Arial" w:hAnsi="Arial" w:cs="Arial"/>
+          <w:sz w:val="20"/>
+        </w:rPr>
+        <w:t xml:space="preserve">Implemented containerized workflows using </w:t>
+      </w:r>
+      <w:r>
+        <w:rPr>
+          <w:rStyle w:val="Strong"/>
+          <w:rFonts w:ascii="Arial" w:hAnsi="Arial" w:cs="Arial"/>
+          <w:sz w:val="20"/>
+        </w:rPr>
+        <w:t>Docker</w:t>
+      </w:r>
+      <w:r>
+        <w:rPr>
+          <w:rFonts w:ascii="Arial" w:hAnsi="Arial" w:cs="Arial"/>
+          <w:sz w:val="20"/>
+        </w:rPr>
+        <w:t xml:space="preserve"> to improve parity across local/test/prod and reduce configuration-related release failures.</w:t>
+      </w:r>
+    </w:p>
+    <w:p>
+      <w:pPr>
+        <w:pStyle w:val="NormalWeb"/>
+        <w:numPr>
+          <w:ilvl w:val="0"/>
+          <w:numId w:val="5"/>
+        </w:numPr>
+        <w:jc w:val="both"/>
+        <w:rPr>
+          <w:rFonts w:ascii="Arial" w:hAnsi="Arial" w:cs="Arial"/>
+          <w:sz w:val="20"/>
+        </w:rPr>
+      </w:pPr>
+      <w:r>
+        <w:rPr>
+          <w:rFonts w:ascii="Arial" w:hAnsi="Arial" w:cs="Arial"/>
+          <w:sz w:val="20"/>
+        </w:rPr>
+        <w:t xml:space="preserve">Established baseline monitoring and alerting for critical endpoints and background jobs using </w:t>
+      </w:r>
+      <w:r>
+        <w:rPr>
+          <w:rStyle w:val="Strong"/>
+          <w:rFonts w:ascii="Arial" w:hAnsi="Arial" w:cs="Arial"/>
+          <w:sz w:val="20"/>
+        </w:rPr>
+        <w:t>CloudWatch</w:t>
+      </w:r>
+      <w:r>
+        <w:rPr>
+          <w:rFonts w:ascii="Arial" w:hAnsi="Arial" w:cs="Arial"/>
+          <w:sz w:val="20"/>
+        </w:rPr>
+        <w:t xml:space="preserve"> plus centralized log patterns for faster investigations.</w:t>
+      </w:r>
+    </w:p>
+    <w:p>
+      <w:pPr>
+        <w:pStyle w:val="NormalWeb"/>
+        <w:numPr>
+          <w:ilvl w:val="0"/>
+          <w:numId w:val="5"/>
+        </w:numPr>
+        <w:jc w:val="both"/>
+        <w:rPr>
+          <w:rFonts w:ascii="Arial" w:hAnsi="Arial" w:cs="Arial"/>
+          <w:sz w:val="20"/>
+        </w:rPr>
+      </w:pPr>
+      <w:r>
+        <w:rPr>
+          <w:rFonts w:ascii="Arial" w:hAnsi="Arial" w:cs="Arial"/>
+          <w:sz w:val="20"/>
+        </w:rPr>
+        <w:t>Improved environment configuration hygiene through secrets handling practices and repeatable deploy steps aligned with multi-environment delivery needs.</w:t>
+      </w:r>
+    </w:p>
+    <w:p>
+      <w:pPr>
+        <w:pStyle w:val="NormalWeb"/>
+        <w:numPr>
+          <w:ilvl w:val="0"/>
+          <w:numId w:val="5"/>
+        </w:numPr>
+        <w:jc w:val="both"/>
+        <w:rPr>
+          <w:rFonts w:ascii="Arial" w:hAnsi="Arial" w:cs="Arial"/>
+          <w:sz w:val="20"/>
+        </w:rPr>
+      </w:pPr>
+      <w:r>
+        <w:rPr>
+          <w:rFonts w:ascii="Arial" w:hAnsi="Arial" w:cs="Arial"/>
+          <w:sz w:val="20"/>
+        </w:rPr>
+        <w:t>Built integration services with resilient retry/backoff behavior for third-party APIs, preventing transient provider failures from destabilizing core workflows.</w:t>
+      </w:r>
+    </w:p>
+    <w:p>
+      <w:pPr>
+        <w:pStyle w:val="NormalWeb"/>
+        <w:numPr>
+          <w:ilvl w:val="0"/>
+          <w:numId w:val="5"/>
+        </w:numPr>
+        <w:jc w:val="both"/>
+        <w:rPr>
+          <w:rFonts w:ascii="Arial" w:hAnsi="Arial" w:cs="Arial"/>
+          <w:sz w:val="20"/>
+        </w:rPr>
+      </w:pPr>
+      <w:r>
+        <w:rPr>
+          <w:rFonts w:ascii="Arial" w:hAnsi="Arial" w:cs="Arial"/>
+          <w:sz w:val="20"/>
+        </w:rPr>
+        <w:t xml:space="preserve">Supported data workflows on </w:t>
+      </w:r>
+      <w:r>
+        <w:rPr>
+          <w:rStyle w:val="Strong"/>
+          <w:rFonts w:ascii="Arial" w:hAnsi="Arial" w:cs="Arial"/>
+          <w:sz w:val="20"/>
+        </w:rPr>
+        <w:t>PostgreSQL</w:t>
+      </w:r>
+      <w:r>
+        <w:rPr>
+          <w:rFonts w:ascii="Arial" w:hAnsi="Arial" w:cs="Arial"/>
+          <w:sz w:val="20"/>
+        </w:rPr>
+        <w:t xml:space="preserve"> and </w:t>
+      </w:r>
+      <w:r>
+        <w:rPr>
+          <w:rStyle w:val="Strong"/>
+          <w:rFonts w:ascii="Arial" w:hAnsi="Arial" w:cs="Arial"/>
+          <w:sz w:val="20"/>
+        </w:rPr>
+        <w:t>MySQL</w:t>
+      </w:r>
+      <w:r>
+        <w:rPr>
+          <w:rFonts w:ascii="Arial" w:hAnsi="Arial" w:cs="Arial"/>
+          <w:sz w:val="20"/>
+        </w:rPr>
+        <w:t>, applying schema improvements, indexing, and safe migrations to keep latency predictable.</w:t>
+      </w:r>
+    </w:p>
+    <w:p>
+      <w:pPr>
+        <w:pStyle w:val="NormalWeb"/>
+        <w:numPr>
+          <w:ilvl w:val="0"/>
+          <w:numId w:val="5"/>
+        </w:numPr>
+        <w:jc w:val="both"/>
+        <w:rPr>
+          <w:rFonts w:ascii="Arial" w:hAnsi="Arial" w:cs="Arial"/>
+          <w:sz w:val="20"/>
+        </w:rPr>
+      </w:pPr>
+      <w:r>
+        <w:rPr>
+          <w:rFonts w:ascii="Arial" w:hAnsi="Arial" w:cs="Arial"/>
+          <w:sz w:val="20"/>
+        </w:rPr>
+        <w:t xml:space="preserve">Added document and entity search features by indexing data into </w:t>
+      </w:r>
+      <w:r>
+        <w:rPr>
+          <w:rStyle w:val="Strong"/>
+          <w:rFonts w:ascii="Arial" w:hAnsi="Arial" w:cs="Arial"/>
+          <w:sz w:val="20"/>
+        </w:rPr>
+        <w:t>Elasticsearch</w:t>
+      </w:r>
+      <w:r>
+        <w:rPr>
+          <w:rFonts w:ascii="Arial" w:hAnsi="Arial" w:cs="Arial"/>
+          <w:sz w:val="20"/>
+        </w:rPr>
+        <w:t>, improving query relevance and response times for customer-facing flows.</w:t>
+      </w:r>
+    </w:p>
+    <w:p>
+      <w:pPr>
+        <w:pStyle w:val="NormalWeb"/>
+        <w:numPr>
+          <w:ilvl w:val="0"/>
+          <w:numId w:val="5"/>
+        </w:numPr>
+        <w:jc w:val="both"/>
+        <w:rPr>
+          <w:rFonts w:ascii="Arial" w:hAnsi="Arial" w:cs="Arial"/>
+          <w:sz w:val="20"/>
+        </w:rPr>
+      </w:pPr>
+      <w:r>
+        <w:rPr>
+          <w:rFonts w:ascii="Arial" w:hAnsi="Arial" w:cs="Arial"/>
+          <w:sz w:val="20"/>
+        </w:rPr>
+        <w:t xml:space="preserve">Introduced queue-backed job processing using </w:t>
+      </w:r>
+      <w:r>
+        <w:rPr>
+          <w:rStyle w:val="Strong"/>
+          <w:rFonts w:ascii="Arial" w:hAnsi="Arial" w:cs="Arial"/>
+          <w:sz w:val="20"/>
+        </w:rPr>
+        <w:t>AWS SQS/SNS</w:t>
+      </w:r>
+      <w:r>
+        <w:rPr>
+          <w:rFonts w:ascii="Arial" w:hAnsi="Arial" w:cs="Arial"/>
+          <w:sz w:val="20"/>
+        </w:rPr>
+        <w:t xml:space="preserve"> for long-running tasks, separating request/response paths from background execution.</w:t>
+      </w:r>
+    </w:p>
+    <w:p>
+      <w:pPr>
+        <w:pStyle w:val="NormalWeb"/>
+        <w:numPr>
+          <w:ilvl w:val="0"/>
+          <w:numId w:val="5"/>
+        </w:numPr>
+        <w:jc w:val="both"/>
+        <w:rPr>
+          <w:rFonts w:ascii="Arial" w:hAnsi="Arial" w:cs="Arial"/>
+          <w:sz w:val="20"/>
+        </w:rPr>
+      </w:pPr>
+      <w:r>
+        <w:rPr>
+          <w:rFonts w:ascii="Arial" w:hAnsi="Arial" w:cs="Arial"/>
+          <w:sz w:val="20"/>
+        </w:rPr>
+        <w:t xml:space="preserve">Assisted platform automation with </w:t>
+      </w:r>
+      <w:r>
+        <w:rPr>
+          <w:rStyle w:val="Strong"/>
+          <w:rFonts w:ascii="Arial" w:hAnsi="Arial" w:cs="Arial"/>
+          <w:sz w:val="20"/>
+        </w:rPr>
+        <w:t>Terraform</w:t>
+      </w:r>
+      <w:r>
+        <w:rPr>
+          <w:rFonts w:ascii="Arial" w:hAnsi="Arial" w:cs="Arial"/>
+          <w:sz w:val="20"/>
+        </w:rPr>
+        <w:t xml:space="preserve"> and configuration management practices to reduce manual environment drift and improve auditability.</w:t>
+      </w:r>
+    </w:p>
+    <w:p>
+      <w:pPr>
+        <w:pStyle w:val="NormalWeb"/>
+        <w:numPr>
+          <w:ilvl w:val="0"/>
+          <w:numId w:val="5"/>
+        </w:numPr>
+        <w:jc w:val="both"/>
+        <w:rPr>
+          <w:rFonts w:ascii="Arial" w:hAnsi="Arial" w:cs="Arial"/>
+          <w:sz w:val="20"/>
+        </w:rPr>
+      </w:pPr>
+      <w:r>
+        <w:rPr>
+          <w:rFonts w:ascii="Arial" w:hAnsi="Arial" w:cs="Arial"/>
+          <w:sz w:val="20"/>
+        </w:rPr>
+        <w:t>Contributed to CI/CD improvements across Jenkins/Git workflows, reducing release friction and raising confidence in hotfix delivery.</w:t>
+      </w:r>
+    </w:p>
+    <w:p>
+      <w:pPr>
+        <w:pStyle w:val="NormalWeb"/>
+        <w:numPr>
+          <w:ilvl w:val="0"/>
+          <w:numId w:val="5"/>
+        </w:numPr>
+        <w:jc w:val="both"/>
+        <w:rPr>
+          <w:rFonts w:ascii="Arial" w:hAnsi="Arial" w:cs="Arial"/>
+          <w:sz w:val="20"/>
+        </w:rPr>
+      </w:pPr>
+      <w:r>
+        <w:rPr>
+          <w:rFonts w:ascii="Arial" w:hAnsi="Arial" w:cs="Arial"/>
+          <w:sz w:val="20"/>
+        </w:rPr>
+        <w:t>Collaborated with product/design to clarify requirements into testable deliverables, protecting release quality while moving quickly.</w:t>
+      </w:r>
+    </w:p>
+    <w:p>
+      <w:pPr>
+        <w:pStyle w:val="NormalWeb"/>
+        <w:numPr>
+          <w:ilvl w:val="0"/>
+          <w:numId w:val="5"/>
+        </w:numPr>
+        <w:jc w:val="both"/>
+        <w:rPr>
+          <w:rFonts w:ascii="Arial" w:hAnsi="Arial" w:cs="Arial"/>
+          <w:sz w:val="20"/>
+        </w:rPr>
+      </w:pPr>
+      <w:r>
+        <w:rPr>
+          <w:rFonts w:ascii="Arial" w:hAnsi="Arial" w:cs="Arial"/>
+          <w:sz w:val="20"/>
+        </w:rPr>
+        <w:t>Participated in production support rotations with structured triage habits and documentation updates that reduced repeat incidents.</w:t>
+      </w:r>
+    </w:p>
+    <w:p>
+      <w:pPr>
+        <w:pBdr>
+          <w:bottom w:val="dashed" w:sz="4" w:space="0" w:color="CFD2CD"/>
+        </w:pBdr>
+        <w:spacing w:after="120"/>
+      </w:pPr>
+      <w:r>
+        <w:t xml:space="preserve"> </w:t>
+      </w:r>
+    </w:p>
+    <w:p>
       <w:r>
         <w:rPr>
           <w:rFonts w:ascii="Arial" w:eastAsia="Arial" w:hAnsi="Arial" w:cs="Arial"/>
@@ -1907,10 +3054,11 @@
           <w:sz w:val="23"/>
           <w:szCs w:val="23"/>
         </w:rPr>
-        <w:t>/SRE Focus)</w:t>
-      </w:r>
-    </w:p>
-    <w:p>
+        <w:t>Software Developer (Production Support &amp; Reliability)</w:t>
+      </w:r>
+    </w:p>
+    <w:p>
+      <w:proofErr w:type="gramStart"/>
       <w:r>
         <w:rPr>
           <w:rFonts w:ascii="Arial" w:eastAsia="Arial" w:hAnsi="Arial" w:cs="Arial"/>
@@ -1920,1715 +3068,6 @@
           <w:sz w:val="21"/>
           <w:szCs w:val="21"/>
         </w:rPr>
-        <w:t xml:space="preserve">Web </w:t>
-      </w:r>
-      <w:proofErr w:type="spellStart"/>
-      <w:r>
-        <w:rPr>
-          <w:rFonts w:ascii="Arial" w:eastAsia="Arial" w:hAnsi="Arial" w:cs="Arial"/>
-          <w:b/>
-          <w:bCs/>
-          <w:color w:val="6F8F6B"/>
-          <w:sz w:val="21"/>
-          <w:szCs w:val="21"/>
-        </w:rPr>
-        <w:t>Venturez</w:t>
-      </w:r>
-      <w:proofErr w:type="spellEnd"/>
-      <w:r>
-        <w:rPr>
-          <w:rFonts w:ascii="Arial" w:eastAsia="Arial" w:hAnsi="Arial" w:cs="Arial"/>
-          <w:b/>
-          <w:bCs/>
-          <w:color w:val="6F8F6B"/>
-          <w:sz w:val="21"/>
-          <w:szCs w:val="21"/>
-        </w:rPr>
-        <w:t xml:space="preserve"> LLC</w:t>
-      </w:r>
-    </w:p>
-    <w:p>
-      <w:r>
-        <w:rPr>
-          <w:rFonts w:ascii="Arial" w:eastAsia="Arial" w:hAnsi="Arial" w:cs="Arial"/>
-          <w:color w:val="4B5563"/>
-          <w:sz w:val="19"/>
-          <w:szCs w:val="19"/>
-        </w:rPr>
-        <w:t>February 2020 - October 2025</w:t>
-      </w:r>
-    </w:p>
-    <w:p>
-      <w:pPr>
-        <w:pStyle w:val="NormalWeb"/>
-        <w:numPr>
-          <w:ilvl w:val="0"/>
-          <w:numId w:val="3"/>
-        </w:numPr>
-        <w:jc w:val="both"/>
-        <w:rPr>
-          <w:rFonts w:ascii="Arial" w:hAnsi="Arial" w:cs="Arial"/>
-          <w:sz w:val="20"/>
-        </w:rPr>
-      </w:pPr>
-      <w:r>
-        <w:rPr>
-          <w:rFonts w:ascii="Arial" w:hAnsi="Arial" w:cs="Arial"/>
-          <w:sz w:val="20"/>
-        </w:rPr>
-        <w:t xml:space="preserve">Owned </w:t>
-      </w:r>
-      <w:r>
-        <w:rPr>
-          <w:rStyle w:val="Strong"/>
-          <w:rFonts w:ascii="Arial" w:hAnsi="Arial" w:cs="Arial"/>
-          <w:sz w:val="20"/>
-        </w:rPr>
-        <w:t>reliability</w:t>
-      </w:r>
-      <w:r>
-        <w:rPr>
-          <w:rFonts w:ascii="Arial" w:hAnsi="Arial" w:cs="Arial"/>
-          <w:sz w:val="20"/>
-        </w:rPr>
-        <w:t xml:space="preserve"> and delivery for multiple </w:t>
-      </w:r>
-      <w:proofErr w:type="spellStart"/>
-      <w:r>
-        <w:rPr>
-          <w:rFonts w:ascii="Arial" w:hAnsi="Arial" w:cs="Arial"/>
-          <w:sz w:val="20"/>
-        </w:rPr>
-        <w:t>SaaS</w:t>
-      </w:r>
-      <w:proofErr w:type="spellEnd"/>
-      <w:r>
-        <w:rPr>
-          <w:rFonts w:ascii="Arial" w:hAnsi="Arial" w:cs="Arial"/>
-          <w:sz w:val="20"/>
-        </w:rPr>
-        <w:t xml:space="preserve"> products by designing </w:t>
-      </w:r>
-      <w:r>
-        <w:rPr>
-          <w:rStyle w:val="Strong"/>
-          <w:rFonts w:ascii="Arial" w:hAnsi="Arial" w:cs="Arial"/>
-          <w:sz w:val="20"/>
-        </w:rPr>
-        <w:t>AWS</w:t>
-      </w:r>
-      <w:r>
-        <w:rPr>
-          <w:rFonts w:ascii="Arial" w:hAnsi="Arial" w:cs="Arial"/>
-          <w:sz w:val="20"/>
-        </w:rPr>
-        <w:t xml:space="preserve"> patterns across </w:t>
-      </w:r>
-      <w:r>
-        <w:rPr>
-          <w:rStyle w:val="Strong"/>
-          <w:rFonts w:ascii="Arial" w:hAnsi="Arial" w:cs="Arial"/>
-          <w:sz w:val="20"/>
-        </w:rPr>
-        <w:t>VPC</w:t>
-      </w:r>
-      <w:r>
-        <w:rPr>
-          <w:rFonts w:ascii="Arial" w:hAnsi="Arial" w:cs="Arial"/>
-          <w:sz w:val="20"/>
-        </w:rPr>
-        <w:t xml:space="preserve">, </w:t>
-      </w:r>
-      <w:r>
-        <w:rPr>
-          <w:rStyle w:val="Strong"/>
-          <w:rFonts w:ascii="Arial" w:hAnsi="Arial" w:cs="Arial"/>
-          <w:sz w:val="20"/>
-        </w:rPr>
-        <w:t>IAM</w:t>
-      </w:r>
-      <w:r>
-        <w:rPr>
-          <w:rFonts w:ascii="Arial" w:hAnsi="Arial" w:cs="Arial"/>
-          <w:sz w:val="20"/>
-        </w:rPr>
-        <w:t xml:space="preserve">, </w:t>
-      </w:r>
-      <w:r>
-        <w:rPr>
-          <w:rStyle w:val="Strong"/>
-          <w:rFonts w:ascii="Arial" w:hAnsi="Arial" w:cs="Arial"/>
-          <w:sz w:val="20"/>
-        </w:rPr>
-        <w:t>EC2/Auto Scaling</w:t>
-      </w:r>
-      <w:r>
-        <w:rPr>
-          <w:rFonts w:ascii="Arial" w:hAnsi="Arial" w:cs="Arial"/>
-          <w:sz w:val="20"/>
-        </w:rPr>
-        <w:t xml:space="preserve">, and </w:t>
-      </w:r>
-      <w:r>
-        <w:rPr>
-          <w:rStyle w:val="Strong"/>
-          <w:rFonts w:ascii="Arial" w:hAnsi="Arial" w:cs="Arial"/>
-          <w:sz w:val="20"/>
-        </w:rPr>
-        <w:t>ALB/NLB</w:t>
-      </w:r>
-      <w:r>
-        <w:rPr>
-          <w:rFonts w:ascii="Arial" w:hAnsi="Arial" w:cs="Arial"/>
-          <w:sz w:val="20"/>
-        </w:rPr>
-        <w:t xml:space="preserve"> for fault isolation and predictable scaling.</w:t>
-      </w:r>
-    </w:p>
-    <w:p>
-      <w:pPr>
-        <w:pStyle w:val="NormalWeb"/>
-        <w:numPr>
-          <w:ilvl w:val="0"/>
-          <w:numId w:val="3"/>
-        </w:numPr>
-        <w:jc w:val="both"/>
-        <w:rPr>
-          <w:rFonts w:ascii="Arial" w:hAnsi="Arial" w:cs="Arial"/>
-          <w:sz w:val="20"/>
-        </w:rPr>
-      </w:pPr>
-      <w:r>
-        <w:rPr>
-          <w:rFonts w:ascii="Arial" w:hAnsi="Arial" w:cs="Arial"/>
-          <w:sz w:val="20"/>
-        </w:rPr>
-        <w:t xml:space="preserve">Built standardized </w:t>
-      </w:r>
-      <w:r>
-        <w:rPr>
-          <w:rStyle w:val="Strong"/>
-          <w:rFonts w:ascii="Arial" w:hAnsi="Arial" w:cs="Arial"/>
-          <w:sz w:val="20"/>
-        </w:rPr>
-        <w:t>CI/CD</w:t>
-      </w:r>
-      <w:r>
-        <w:rPr>
-          <w:rFonts w:ascii="Arial" w:hAnsi="Arial" w:cs="Arial"/>
-          <w:sz w:val="20"/>
-        </w:rPr>
-        <w:t xml:space="preserve"> pipelines with gated stages (build/test/release) and safer rollout mechanics using blue/green and canary techniques across </w:t>
-      </w:r>
-      <w:r>
-        <w:rPr>
-          <w:rStyle w:val="Strong"/>
-          <w:rFonts w:ascii="Arial" w:hAnsi="Arial" w:cs="Arial"/>
-          <w:sz w:val="20"/>
-        </w:rPr>
-        <w:t>EKS/ECS/Lambda</w:t>
-      </w:r>
-      <w:r>
-        <w:rPr>
-          <w:rFonts w:ascii="Arial" w:hAnsi="Arial" w:cs="Arial"/>
-          <w:sz w:val="20"/>
-        </w:rPr>
-        <w:t xml:space="preserve"> deployment targets.</w:t>
-      </w:r>
-    </w:p>
-    <w:p>
-      <w:pPr>
-        <w:pStyle w:val="NormalWeb"/>
-        <w:numPr>
-          <w:ilvl w:val="0"/>
-          <w:numId w:val="3"/>
-        </w:numPr>
-        <w:jc w:val="both"/>
-        <w:rPr>
-          <w:rFonts w:ascii="Arial" w:hAnsi="Arial" w:cs="Arial"/>
-          <w:sz w:val="20"/>
-        </w:rPr>
-      </w:pPr>
-      <w:r>
-        <w:rPr>
-          <w:rFonts w:ascii="Arial" w:hAnsi="Arial" w:cs="Arial"/>
-          <w:sz w:val="20"/>
-        </w:rPr>
-        <w:t xml:space="preserve">Implemented </w:t>
-      </w:r>
-      <w:r>
-        <w:rPr>
-          <w:rStyle w:val="Strong"/>
-          <w:rFonts w:ascii="Arial" w:hAnsi="Arial" w:cs="Arial"/>
-          <w:sz w:val="20"/>
-        </w:rPr>
-        <w:t>Infrastructure as Code</w:t>
-      </w:r>
-      <w:r>
-        <w:rPr>
-          <w:rFonts w:ascii="Arial" w:hAnsi="Arial" w:cs="Arial"/>
-          <w:sz w:val="20"/>
-        </w:rPr>
-        <w:t xml:space="preserve"> with </w:t>
-      </w:r>
-      <w:proofErr w:type="spellStart"/>
-      <w:r>
-        <w:rPr>
-          <w:rStyle w:val="Strong"/>
-          <w:rFonts w:ascii="Arial" w:hAnsi="Arial" w:cs="Arial"/>
-          <w:sz w:val="20"/>
-        </w:rPr>
-        <w:t>Terraform</w:t>
-      </w:r>
-      <w:proofErr w:type="spellEnd"/>
-      <w:r>
-        <w:rPr>
-          <w:rFonts w:ascii="Arial" w:hAnsi="Arial" w:cs="Arial"/>
-          <w:sz w:val="20"/>
-        </w:rPr>
-        <w:t xml:space="preserve"> (and selective </w:t>
-      </w:r>
-      <w:proofErr w:type="spellStart"/>
-      <w:r>
-        <w:rPr>
-          <w:rStyle w:val="Strong"/>
-          <w:rFonts w:ascii="Arial" w:hAnsi="Arial" w:cs="Arial"/>
-          <w:sz w:val="20"/>
-        </w:rPr>
-        <w:t>CloudFormation</w:t>
-      </w:r>
-      <w:proofErr w:type="spellEnd"/>
-      <w:r>
-        <w:rPr>
-          <w:rFonts w:ascii="Arial" w:hAnsi="Arial" w:cs="Arial"/>
-          <w:sz w:val="20"/>
-        </w:rPr>
-        <w:t xml:space="preserve">) using reusable modules to reduce drift and enforce consistent </w:t>
-      </w:r>
-      <w:proofErr w:type="spellStart"/>
-      <w:r>
-        <w:rPr>
-          <w:rFonts w:ascii="Arial" w:hAnsi="Arial" w:cs="Arial"/>
-          <w:sz w:val="20"/>
-        </w:rPr>
-        <w:t>dev</w:t>
-      </w:r>
-      <w:proofErr w:type="spellEnd"/>
-      <w:r>
-        <w:rPr>
-          <w:rFonts w:ascii="Arial" w:hAnsi="Arial" w:cs="Arial"/>
-          <w:sz w:val="20"/>
-        </w:rPr>
-        <w:t>/stage/prod provisioning.</w:t>
-      </w:r>
-    </w:p>
-    <w:p>
-      <w:pPr>
-        <w:pStyle w:val="NormalWeb"/>
-        <w:numPr>
-          <w:ilvl w:val="0"/>
-          <w:numId w:val="3"/>
-        </w:numPr>
-        <w:jc w:val="both"/>
-        <w:rPr>
-          <w:rFonts w:ascii="Arial" w:hAnsi="Arial" w:cs="Arial"/>
-          <w:sz w:val="20"/>
-        </w:rPr>
-      </w:pPr>
-      <w:r>
-        <w:rPr>
-          <w:rFonts w:ascii="Arial" w:hAnsi="Arial" w:cs="Arial"/>
-          <w:sz w:val="20"/>
-        </w:rPr>
-        <w:t xml:space="preserve">Strengthened </w:t>
-      </w:r>
-      <w:proofErr w:type="spellStart"/>
-      <w:r>
-        <w:rPr>
-          <w:rFonts w:ascii="Arial" w:hAnsi="Arial" w:cs="Arial"/>
-          <w:sz w:val="20"/>
-        </w:rPr>
-        <w:t>observability</w:t>
-      </w:r>
-      <w:proofErr w:type="spellEnd"/>
-      <w:r>
-        <w:rPr>
-          <w:rFonts w:ascii="Arial" w:hAnsi="Arial" w:cs="Arial"/>
-          <w:sz w:val="20"/>
-        </w:rPr>
-        <w:t xml:space="preserve"> by rolling out structured logging and correlation across </w:t>
-      </w:r>
-      <w:r>
-        <w:rPr>
-          <w:rStyle w:val="Strong"/>
-          <w:rFonts w:ascii="Arial" w:hAnsi="Arial" w:cs="Arial"/>
-          <w:sz w:val="20"/>
-        </w:rPr>
-        <w:t>Node.js</w:t>
-      </w:r>
-      <w:r>
-        <w:rPr>
-          <w:rFonts w:ascii="Arial" w:hAnsi="Arial" w:cs="Arial"/>
-          <w:sz w:val="20"/>
-        </w:rPr>
-        <w:t xml:space="preserve"> services, routing signals into </w:t>
-      </w:r>
-      <w:proofErr w:type="spellStart"/>
-      <w:r>
-        <w:rPr>
-          <w:rStyle w:val="Strong"/>
-          <w:rFonts w:ascii="Arial" w:hAnsi="Arial" w:cs="Arial"/>
-          <w:sz w:val="20"/>
-        </w:rPr>
-        <w:t>CloudWatch</w:t>
-      </w:r>
-      <w:proofErr w:type="spellEnd"/>
-      <w:r>
-        <w:rPr>
-          <w:rFonts w:ascii="Arial" w:hAnsi="Arial" w:cs="Arial"/>
-          <w:sz w:val="20"/>
-        </w:rPr>
-        <w:t xml:space="preserve">, </w:t>
-      </w:r>
-      <w:r>
-        <w:rPr>
-          <w:rStyle w:val="Strong"/>
-          <w:rFonts w:ascii="Arial" w:hAnsi="Arial" w:cs="Arial"/>
-          <w:sz w:val="20"/>
-        </w:rPr>
-        <w:t>ELK/EFK</w:t>
-      </w:r>
-      <w:r>
-        <w:rPr>
-          <w:rFonts w:ascii="Arial" w:hAnsi="Arial" w:cs="Arial"/>
-          <w:sz w:val="20"/>
-        </w:rPr>
-        <w:t xml:space="preserve">, and </w:t>
-      </w:r>
-      <w:proofErr w:type="spellStart"/>
-      <w:r>
-        <w:rPr>
-          <w:rStyle w:val="Strong"/>
-          <w:rFonts w:ascii="Arial" w:hAnsi="Arial" w:cs="Arial"/>
-          <w:sz w:val="20"/>
-        </w:rPr>
-        <w:t>Datadog</w:t>
-      </w:r>
-      <w:proofErr w:type="spellEnd"/>
-      <w:r>
-        <w:rPr>
-          <w:rFonts w:ascii="Arial" w:hAnsi="Arial" w:cs="Arial"/>
-          <w:sz w:val="20"/>
-        </w:rPr>
-        <w:t xml:space="preserve"> for faster triage.</w:t>
-      </w:r>
-    </w:p>
-    <w:p>
-      <w:pPr>
-        <w:pStyle w:val="NormalWeb"/>
-        <w:numPr>
-          <w:ilvl w:val="0"/>
-          <w:numId w:val="3"/>
-        </w:numPr>
-        <w:jc w:val="both"/>
-        <w:rPr>
-          <w:rFonts w:ascii="Arial" w:hAnsi="Arial" w:cs="Arial"/>
-          <w:sz w:val="20"/>
-        </w:rPr>
-      </w:pPr>
-      <w:r>
-        <w:rPr>
-          <w:rFonts w:ascii="Arial" w:hAnsi="Arial" w:cs="Arial"/>
-          <w:sz w:val="20"/>
-        </w:rPr>
-        <w:t xml:space="preserve">Introduced distributed tracing with </w:t>
-      </w:r>
-      <w:proofErr w:type="spellStart"/>
-      <w:r>
-        <w:rPr>
-          <w:rStyle w:val="Strong"/>
-          <w:rFonts w:ascii="Arial" w:hAnsi="Arial" w:cs="Arial"/>
-          <w:sz w:val="20"/>
-        </w:rPr>
-        <w:t>OpenTelemetry</w:t>
-      </w:r>
-      <w:proofErr w:type="spellEnd"/>
-      <w:r>
-        <w:rPr>
-          <w:rFonts w:ascii="Arial" w:hAnsi="Arial" w:cs="Arial"/>
-          <w:sz w:val="20"/>
-        </w:rPr>
-        <w:t xml:space="preserve"> to connect edge → API → worker flows, reducing mean time to root cause through trace-level visibility.</w:t>
-      </w:r>
-    </w:p>
-    <w:p>
-      <w:pPr>
-        <w:pStyle w:val="NormalWeb"/>
-        <w:numPr>
-          <w:ilvl w:val="0"/>
-          <w:numId w:val="3"/>
-        </w:numPr>
-        <w:jc w:val="both"/>
-        <w:rPr>
-          <w:rFonts w:ascii="Arial" w:hAnsi="Arial" w:cs="Arial"/>
-          <w:sz w:val="20"/>
-        </w:rPr>
-      </w:pPr>
-      <w:r>
-        <w:rPr>
-          <w:rFonts w:ascii="Arial" w:hAnsi="Arial" w:cs="Arial"/>
-          <w:sz w:val="20"/>
-        </w:rPr>
-        <w:t xml:space="preserve">Tuned alerting quality by aligning alarms to </w:t>
-      </w:r>
-      <w:r>
-        <w:rPr>
-          <w:rStyle w:val="Strong"/>
-          <w:rFonts w:ascii="Arial" w:hAnsi="Arial" w:cs="Arial"/>
-          <w:sz w:val="20"/>
-        </w:rPr>
-        <w:t>SLOs/SLIs</w:t>
-      </w:r>
-      <w:r>
-        <w:rPr>
-          <w:rFonts w:ascii="Arial" w:hAnsi="Arial" w:cs="Arial"/>
-          <w:sz w:val="20"/>
-        </w:rPr>
-        <w:t xml:space="preserve"> and error budgets, reducing noise while ensuring paging reflected real customer impact.</w:t>
-      </w:r>
-    </w:p>
-    <w:p>
-      <w:pPr>
-        <w:pStyle w:val="NormalWeb"/>
-        <w:numPr>
-          <w:ilvl w:val="0"/>
-          <w:numId w:val="3"/>
-        </w:numPr>
-        <w:jc w:val="both"/>
-        <w:rPr>
-          <w:rFonts w:ascii="Arial" w:hAnsi="Arial" w:cs="Arial"/>
-          <w:sz w:val="20"/>
-        </w:rPr>
-      </w:pPr>
-      <w:r>
-        <w:rPr>
-          <w:rFonts w:ascii="Arial" w:hAnsi="Arial" w:cs="Arial"/>
-          <w:sz w:val="20"/>
-        </w:rPr>
-        <w:t xml:space="preserve">Hardened service reliability using </w:t>
-      </w:r>
-      <w:r>
-        <w:rPr>
-          <w:rStyle w:val="Strong"/>
-          <w:rFonts w:ascii="Arial" w:hAnsi="Arial" w:cs="Arial"/>
-          <w:sz w:val="20"/>
-        </w:rPr>
-        <w:t>timeouts</w:t>
-      </w:r>
-      <w:r>
-        <w:rPr>
-          <w:rFonts w:ascii="Arial" w:hAnsi="Arial" w:cs="Arial"/>
-          <w:sz w:val="20"/>
-        </w:rPr>
-        <w:t xml:space="preserve">, </w:t>
-      </w:r>
-      <w:r>
-        <w:rPr>
-          <w:rStyle w:val="Strong"/>
-          <w:rFonts w:ascii="Arial" w:hAnsi="Arial" w:cs="Arial"/>
-          <w:sz w:val="20"/>
-        </w:rPr>
-        <w:t>retries</w:t>
-      </w:r>
-      <w:r>
-        <w:rPr>
-          <w:rFonts w:ascii="Arial" w:hAnsi="Arial" w:cs="Arial"/>
-          <w:sz w:val="20"/>
-        </w:rPr>
-        <w:t xml:space="preserve">, </w:t>
-      </w:r>
-      <w:r>
-        <w:rPr>
-          <w:rStyle w:val="Strong"/>
-          <w:rFonts w:ascii="Arial" w:hAnsi="Arial" w:cs="Arial"/>
-          <w:sz w:val="20"/>
-        </w:rPr>
-        <w:t>circuit-breaker</w:t>
-      </w:r>
-      <w:r>
-        <w:rPr>
-          <w:rFonts w:ascii="Arial" w:hAnsi="Arial" w:cs="Arial"/>
-          <w:sz w:val="20"/>
-        </w:rPr>
-        <w:t xml:space="preserve"> patterns, and strict </w:t>
-      </w:r>
-      <w:proofErr w:type="spellStart"/>
-      <w:r>
-        <w:rPr>
-          <w:rFonts w:ascii="Arial" w:hAnsi="Arial" w:cs="Arial"/>
-          <w:sz w:val="20"/>
-        </w:rPr>
-        <w:t>idempotency</w:t>
-      </w:r>
-      <w:proofErr w:type="spellEnd"/>
-      <w:r>
-        <w:rPr>
-          <w:rFonts w:ascii="Arial" w:hAnsi="Arial" w:cs="Arial"/>
-          <w:sz w:val="20"/>
-        </w:rPr>
-        <w:t xml:space="preserve"> for write endpoints behind </w:t>
-      </w:r>
-      <w:r>
-        <w:rPr>
-          <w:rStyle w:val="Strong"/>
-          <w:rFonts w:ascii="Arial" w:hAnsi="Arial" w:cs="Arial"/>
-          <w:sz w:val="20"/>
-        </w:rPr>
-        <w:t>API Gateway</w:t>
-      </w:r>
-      <w:r>
-        <w:rPr>
-          <w:rFonts w:ascii="Arial" w:hAnsi="Arial" w:cs="Arial"/>
-          <w:sz w:val="20"/>
-        </w:rPr>
-        <w:t xml:space="preserve"> to prevent cascading failures.</w:t>
-      </w:r>
-    </w:p>
-    <w:p>
-      <w:pPr>
-        <w:pStyle w:val="NormalWeb"/>
-        <w:numPr>
-          <w:ilvl w:val="0"/>
-          <w:numId w:val="3"/>
-        </w:numPr>
-        <w:jc w:val="both"/>
-        <w:rPr>
-          <w:rFonts w:ascii="Arial" w:hAnsi="Arial" w:cs="Arial"/>
-          <w:sz w:val="20"/>
-        </w:rPr>
-      </w:pPr>
-      <w:r>
-        <w:rPr>
-          <w:rFonts w:ascii="Arial" w:hAnsi="Arial" w:cs="Arial"/>
-          <w:sz w:val="20"/>
-        </w:rPr>
-        <w:t xml:space="preserve">Improved asynchronous workflows using </w:t>
-      </w:r>
-      <w:r>
-        <w:rPr>
-          <w:rStyle w:val="Strong"/>
-          <w:rFonts w:ascii="Arial" w:hAnsi="Arial" w:cs="Arial"/>
-          <w:sz w:val="20"/>
-        </w:rPr>
-        <w:t>AWS SQS/SNS</w:t>
-      </w:r>
-      <w:r>
-        <w:rPr>
-          <w:rFonts w:ascii="Arial" w:hAnsi="Arial" w:cs="Arial"/>
-          <w:sz w:val="20"/>
-        </w:rPr>
-        <w:t xml:space="preserve"> with dead-letter strategies and backpressure handling; integrated </w:t>
-      </w:r>
-      <w:r>
-        <w:rPr>
-          <w:rStyle w:val="Strong"/>
-          <w:rFonts w:ascii="Arial" w:hAnsi="Arial" w:cs="Arial"/>
-          <w:sz w:val="20"/>
-        </w:rPr>
-        <w:t>Kafka</w:t>
-      </w:r>
-      <w:r>
-        <w:rPr>
-          <w:rFonts w:ascii="Arial" w:hAnsi="Arial" w:cs="Arial"/>
-          <w:sz w:val="20"/>
-        </w:rPr>
-        <w:t xml:space="preserve"> and </w:t>
-      </w:r>
-      <w:proofErr w:type="spellStart"/>
-      <w:r>
-        <w:rPr>
-          <w:rStyle w:val="Strong"/>
-          <w:rFonts w:ascii="Arial" w:hAnsi="Arial" w:cs="Arial"/>
-          <w:sz w:val="20"/>
-        </w:rPr>
-        <w:t>RabbitMQ</w:t>
-      </w:r>
-      <w:proofErr w:type="spellEnd"/>
-      <w:r>
-        <w:rPr>
-          <w:rFonts w:ascii="Arial" w:hAnsi="Arial" w:cs="Arial"/>
-          <w:sz w:val="20"/>
-        </w:rPr>
-        <w:t xml:space="preserve"> where partners required non-AWS queue semantics.</w:t>
-      </w:r>
-    </w:p>
-    <w:p>
-      <w:pPr>
-        <w:pStyle w:val="NormalWeb"/>
-        <w:numPr>
-          <w:ilvl w:val="0"/>
-          <w:numId w:val="3"/>
-        </w:numPr>
-        <w:jc w:val="both"/>
-        <w:rPr>
-          <w:rFonts w:ascii="Arial" w:hAnsi="Arial" w:cs="Arial"/>
-          <w:sz w:val="20"/>
-        </w:rPr>
-      </w:pPr>
-      <w:r>
-        <w:rPr>
-          <w:rFonts w:ascii="Arial" w:hAnsi="Arial" w:cs="Arial"/>
-          <w:sz w:val="20"/>
-        </w:rPr>
-        <w:t xml:space="preserve">Led database reliability and performance work on </w:t>
-      </w:r>
-      <w:r>
-        <w:rPr>
-          <w:rStyle w:val="Strong"/>
-          <w:rFonts w:ascii="Arial" w:hAnsi="Arial" w:cs="Arial"/>
-          <w:sz w:val="20"/>
-        </w:rPr>
-        <w:t>RDS (</w:t>
-      </w:r>
-      <w:proofErr w:type="spellStart"/>
-      <w:r>
-        <w:rPr>
-          <w:rStyle w:val="Strong"/>
-          <w:rFonts w:ascii="Arial" w:hAnsi="Arial" w:cs="Arial"/>
-          <w:sz w:val="20"/>
-        </w:rPr>
-        <w:t>PostgreSQL</w:t>
-      </w:r>
-      <w:proofErr w:type="spellEnd"/>
-      <w:r>
-        <w:rPr>
-          <w:rStyle w:val="Strong"/>
-          <w:rFonts w:ascii="Arial" w:hAnsi="Arial" w:cs="Arial"/>
-          <w:sz w:val="20"/>
-        </w:rPr>
-        <w:t>)</w:t>
-      </w:r>
-      <w:r>
-        <w:rPr>
-          <w:rFonts w:ascii="Arial" w:hAnsi="Arial" w:cs="Arial"/>
-          <w:sz w:val="20"/>
-        </w:rPr>
-        <w:t xml:space="preserve"> including indexing, query tuning, and contention reduction; used </w:t>
-      </w:r>
-      <w:proofErr w:type="spellStart"/>
-      <w:r>
-        <w:rPr>
-          <w:rStyle w:val="Strong"/>
-          <w:rFonts w:ascii="Arial" w:hAnsi="Arial" w:cs="Arial"/>
-          <w:sz w:val="20"/>
-        </w:rPr>
-        <w:t>Redis</w:t>
-      </w:r>
-      <w:proofErr w:type="spellEnd"/>
-      <w:r>
-        <w:rPr>
-          <w:rStyle w:val="Strong"/>
-          <w:rFonts w:ascii="Arial" w:hAnsi="Arial" w:cs="Arial"/>
-          <w:sz w:val="20"/>
-        </w:rPr>
-        <w:t>/</w:t>
-      </w:r>
-      <w:proofErr w:type="spellStart"/>
-      <w:r>
-        <w:rPr>
-          <w:rStyle w:val="Strong"/>
-          <w:rFonts w:ascii="Arial" w:hAnsi="Arial" w:cs="Arial"/>
-          <w:sz w:val="20"/>
-        </w:rPr>
-        <w:t>ElastiCache</w:t>
-      </w:r>
-      <w:proofErr w:type="spellEnd"/>
-      <w:r>
-        <w:rPr>
-          <w:rFonts w:ascii="Arial" w:hAnsi="Arial" w:cs="Arial"/>
-          <w:sz w:val="20"/>
-        </w:rPr>
-        <w:t xml:space="preserve"> for targeted caching with safe invalidation.</w:t>
-      </w:r>
-    </w:p>
-    <w:p>
-      <w:pPr>
-        <w:pStyle w:val="NormalWeb"/>
-        <w:numPr>
-          <w:ilvl w:val="0"/>
-          <w:numId w:val="3"/>
-        </w:numPr>
-        <w:jc w:val="both"/>
-        <w:rPr>
-          <w:rFonts w:ascii="Arial" w:hAnsi="Arial" w:cs="Arial"/>
-          <w:sz w:val="20"/>
-        </w:rPr>
-      </w:pPr>
-      <w:r>
-        <w:rPr>
-          <w:rFonts w:ascii="Arial" w:hAnsi="Arial" w:cs="Arial"/>
-          <w:sz w:val="20"/>
-        </w:rPr>
-        <w:t xml:space="preserve">Expanded data portability by integrating operational exports into </w:t>
-      </w:r>
-      <w:r>
-        <w:rPr>
-          <w:rStyle w:val="Strong"/>
-          <w:rFonts w:ascii="Arial" w:hAnsi="Arial" w:cs="Arial"/>
-          <w:sz w:val="20"/>
-        </w:rPr>
-        <w:t>S3</w:t>
-      </w:r>
-      <w:r>
-        <w:rPr>
-          <w:rFonts w:ascii="Arial" w:hAnsi="Arial" w:cs="Arial"/>
-          <w:sz w:val="20"/>
-        </w:rPr>
-        <w:t xml:space="preserve"> and downstream analytics pipelines into </w:t>
-      </w:r>
-      <w:r>
-        <w:rPr>
-          <w:rStyle w:val="Strong"/>
-          <w:rFonts w:ascii="Arial" w:hAnsi="Arial" w:cs="Arial"/>
-          <w:sz w:val="20"/>
-        </w:rPr>
-        <w:t>Redshift</w:t>
-      </w:r>
-      <w:r>
-        <w:rPr>
-          <w:rFonts w:ascii="Arial" w:hAnsi="Arial" w:cs="Arial"/>
-          <w:sz w:val="20"/>
-        </w:rPr>
-        <w:t xml:space="preserve"> and </w:t>
-      </w:r>
-      <w:proofErr w:type="spellStart"/>
-      <w:r>
-        <w:rPr>
-          <w:rStyle w:val="Strong"/>
-          <w:rFonts w:ascii="Arial" w:hAnsi="Arial" w:cs="Arial"/>
-          <w:sz w:val="20"/>
-        </w:rPr>
-        <w:t>BigQuery</w:t>
-      </w:r>
-      <w:proofErr w:type="spellEnd"/>
-      <w:r>
-        <w:rPr>
-          <w:rFonts w:ascii="Arial" w:hAnsi="Arial" w:cs="Arial"/>
-          <w:sz w:val="20"/>
-        </w:rPr>
-        <w:t xml:space="preserve"> via event-driven delivery patterns.</w:t>
-      </w:r>
-    </w:p>
-    <w:p>
-      <w:pPr>
-        <w:pStyle w:val="NormalWeb"/>
-        <w:numPr>
-          <w:ilvl w:val="0"/>
-          <w:numId w:val="3"/>
-        </w:numPr>
-        <w:jc w:val="both"/>
-        <w:rPr>
-          <w:rFonts w:ascii="Arial" w:hAnsi="Arial" w:cs="Arial"/>
-          <w:sz w:val="20"/>
-        </w:rPr>
-      </w:pPr>
-      <w:r>
-        <w:rPr>
-          <w:rFonts w:ascii="Arial" w:hAnsi="Arial" w:cs="Arial"/>
-          <w:sz w:val="20"/>
-        </w:rPr>
-        <w:t xml:space="preserve">Implemented secure operations with least-privilege </w:t>
-      </w:r>
-      <w:r>
-        <w:rPr>
-          <w:rStyle w:val="Strong"/>
-          <w:rFonts w:ascii="Arial" w:hAnsi="Arial" w:cs="Arial"/>
-          <w:sz w:val="20"/>
-        </w:rPr>
-        <w:t>IAM</w:t>
-      </w:r>
-      <w:r>
-        <w:rPr>
-          <w:rFonts w:ascii="Arial" w:hAnsi="Arial" w:cs="Arial"/>
-          <w:sz w:val="20"/>
-        </w:rPr>
-        <w:t xml:space="preserve">, encryption controls, and audit trails; reinforced </w:t>
-      </w:r>
-      <w:r>
-        <w:rPr>
-          <w:rStyle w:val="Strong"/>
-          <w:rFonts w:ascii="Arial" w:hAnsi="Arial" w:cs="Arial"/>
-          <w:sz w:val="20"/>
-        </w:rPr>
-        <w:t>RBAC/ABAC</w:t>
-      </w:r>
-      <w:r>
-        <w:rPr>
-          <w:rFonts w:ascii="Arial" w:hAnsi="Arial" w:cs="Arial"/>
-          <w:sz w:val="20"/>
-        </w:rPr>
-        <w:t xml:space="preserve">, </w:t>
-      </w:r>
-      <w:r>
-        <w:rPr>
-          <w:rStyle w:val="Strong"/>
-          <w:rFonts w:ascii="Arial" w:hAnsi="Arial" w:cs="Arial"/>
-          <w:sz w:val="20"/>
-        </w:rPr>
-        <w:t>JWT</w:t>
-      </w:r>
-      <w:r>
-        <w:rPr>
-          <w:rFonts w:ascii="Arial" w:hAnsi="Arial" w:cs="Arial"/>
-          <w:sz w:val="20"/>
-        </w:rPr>
-        <w:t xml:space="preserve"> enforcement, and </w:t>
-      </w:r>
-      <w:r>
-        <w:rPr>
-          <w:rStyle w:val="Strong"/>
-          <w:rFonts w:ascii="Arial" w:hAnsi="Arial" w:cs="Arial"/>
-          <w:sz w:val="20"/>
-        </w:rPr>
-        <w:t>audit logging</w:t>
-      </w:r>
-      <w:r>
-        <w:rPr>
-          <w:rFonts w:ascii="Arial" w:hAnsi="Arial" w:cs="Arial"/>
-          <w:sz w:val="20"/>
-        </w:rPr>
-        <w:t xml:space="preserve"> for privileged actions.</w:t>
-      </w:r>
-    </w:p>
-    <w:p>
-      <w:pPr>
-        <w:pStyle w:val="NormalWeb"/>
-        <w:numPr>
-          <w:ilvl w:val="0"/>
-          <w:numId w:val="3"/>
-        </w:numPr>
-        <w:jc w:val="both"/>
-        <w:rPr>
-          <w:rFonts w:ascii="Arial" w:hAnsi="Arial" w:cs="Arial"/>
-          <w:sz w:val="20"/>
-        </w:rPr>
-      </w:pPr>
-      <w:r>
-        <w:rPr>
-          <w:rFonts w:ascii="Arial" w:hAnsi="Arial" w:cs="Arial"/>
-          <w:sz w:val="20"/>
-        </w:rPr>
-        <w:t xml:space="preserve">Integrated </w:t>
-      </w:r>
-      <w:r>
-        <w:rPr>
-          <w:rStyle w:val="Strong"/>
-          <w:rFonts w:ascii="Arial" w:hAnsi="Arial" w:cs="Arial"/>
-          <w:sz w:val="20"/>
-        </w:rPr>
-        <w:t>OAuth2/</w:t>
-      </w:r>
-      <w:proofErr w:type="spellStart"/>
-      <w:r>
-        <w:rPr>
-          <w:rStyle w:val="Strong"/>
-          <w:rFonts w:ascii="Arial" w:hAnsi="Arial" w:cs="Arial"/>
-          <w:sz w:val="20"/>
-        </w:rPr>
-        <w:t>OpenID</w:t>
-      </w:r>
-      <w:proofErr w:type="spellEnd"/>
-      <w:r>
-        <w:rPr>
-          <w:rStyle w:val="Strong"/>
-          <w:rFonts w:ascii="Arial" w:hAnsi="Arial" w:cs="Arial"/>
-          <w:sz w:val="20"/>
-        </w:rPr>
-        <w:t xml:space="preserve"> Connect</w:t>
-      </w:r>
-      <w:r>
-        <w:rPr>
-          <w:rFonts w:ascii="Arial" w:hAnsi="Arial" w:cs="Arial"/>
-          <w:sz w:val="20"/>
-        </w:rPr>
-        <w:t xml:space="preserve"> with </w:t>
-      </w:r>
-      <w:proofErr w:type="spellStart"/>
-      <w:r>
-        <w:rPr>
-          <w:rStyle w:val="Strong"/>
-          <w:rFonts w:ascii="Arial" w:hAnsi="Arial" w:cs="Arial"/>
-          <w:sz w:val="20"/>
-        </w:rPr>
-        <w:t>Okta</w:t>
-      </w:r>
-      <w:proofErr w:type="spellEnd"/>
-      <w:r>
-        <w:rPr>
-          <w:rFonts w:ascii="Arial" w:hAnsi="Arial" w:cs="Arial"/>
-          <w:sz w:val="20"/>
-        </w:rPr>
-        <w:t xml:space="preserve">, </w:t>
-      </w:r>
-      <w:r>
-        <w:rPr>
-          <w:rStyle w:val="Strong"/>
-          <w:rFonts w:ascii="Arial" w:hAnsi="Arial" w:cs="Arial"/>
-          <w:sz w:val="20"/>
-        </w:rPr>
-        <w:t>Auth0</w:t>
-      </w:r>
-      <w:r>
-        <w:rPr>
-          <w:rFonts w:ascii="Arial" w:hAnsi="Arial" w:cs="Arial"/>
-          <w:sz w:val="20"/>
-        </w:rPr>
-        <w:t xml:space="preserve">, and </w:t>
-      </w:r>
-      <w:r>
-        <w:rPr>
-          <w:rStyle w:val="Strong"/>
-          <w:rFonts w:ascii="Arial" w:hAnsi="Arial" w:cs="Arial"/>
-          <w:sz w:val="20"/>
-        </w:rPr>
-        <w:t xml:space="preserve">AWS </w:t>
-      </w:r>
-      <w:proofErr w:type="spellStart"/>
-      <w:r>
-        <w:rPr>
-          <w:rStyle w:val="Strong"/>
-          <w:rFonts w:ascii="Arial" w:hAnsi="Arial" w:cs="Arial"/>
-          <w:sz w:val="20"/>
-        </w:rPr>
-        <w:t>Cognito</w:t>
-      </w:r>
-      <w:proofErr w:type="spellEnd"/>
-      <w:r>
-        <w:rPr>
-          <w:rFonts w:ascii="Arial" w:hAnsi="Arial" w:cs="Arial"/>
-          <w:sz w:val="20"/>
-        </w:rPr>
-        <w:t xml:space="preserve"> depending on tenant needs, standardizing token validation and rate limiting across services.</w:t>
-      </w:r>
-    </w:p>
-    <w:p>
-      <w:pPr>
-        <w:pStyle w:val="NormalWeb"/>
-        <w:numPr>
-          <w:ilvl w:val="0"/>
-          <w:numId w:val="3"/>
-        </w:numPr>
-        <w:jc w:val="both"/>
-        <w:rPr>
-          <w:rFonts w:ascii="Arial" w:hAnsi="Arial" w:cs="Arial"/>
-          <w:sz w:val="20"/>
-        </w:rPr>
-      </w:pPr>
-      <w:r>
-        <w:rPr>
-          <w:rFonts w:ascii="Arial" w:hAnsi="Arial" w:cs="Arial"/>
-          <w:sz w:val="20"/>
-        </w:rPr>
-        <w:t xml:space="preserve">Built operational dashboards in </w:t>
-      </w:r>
-      <w:proofErr w:type="spellStart"/>
-      <w:r>
-        <w:rPr>
-          <w:rStyle w:val="Strong"/>
-          <w:rFonts w:ascii="Arial" w:hAnsi="Arial" w:cs="Arial"/>
-          <w:sz w:val="20"/>
-        </w:rPr>
-        <w:t>Grafana</w:t>
-      </w:r>
-      <w:proofErr w:type="spellEnd"/>
-      <w:r>
-        <w:rPr>
-          <w:rFonts w:ascii="Arial" w:hAnsi="Arial" w:cs="Arial"/>
-          <w:sz w:val="20"/>
-        </w:rPr>
-        <w:t>/</w:t>
-      </w:r>
-      <w:proofErr w:type="spellStart"/>
-      <w:r>
-        <w:rPr>
-          <w:rStyle w:val="Strong"/>
-          <w:rFonts w:ascii="Arial" w:hAnsi="Arial" w:cs="Arial"/>
-          <w:sz w:val="20"/>
-        </w:rPr>
-        <w:t>Datadog</w:t>
-      </w:r>
-      <w:proofErr w:type="spellEnd"/>
-      <w:r>
-        <w:rPr>
-          <w:rFonts w:ascii="Arial" w:hAnsi="Arial" w:cs="Arial"/>
-          <w:sz w:val="20"/>
-        </w:rPr>
-        <w:t xml:space="preserve"> showing customer journeys and dependency health; connected synthetic checks to real-time triage workflows.</w:t>
-      </w:r>
-    </w:p>
-    <w:p>
-      <w:pPr>
-        <w:pStyle w:val="NormalWeb"/>
-        <w:numPr>
-          <w:ilvl w:val="0"/>
-          <w:numId w:val="3"/>
-        </w:numPr>
-        <w:jc w:val="both"/>
-        <w:rPr>
-          <w:rFonts w:ascii="Arial" w:hAnsi="Arial" w:cs="Arial"/>
-          <w:sz w:val="20"/>
-        </w:rPr>
-      </w:pPr>
-      <w:r>
-        <w:rPr>
-          <w:rFonts w:ascii="Arial" w:hAnsi="Arial" w:cs="Arial"/>
-          <w:sz w:val="20"/>
-        </w:rPr>
-        <w:lastRenderedPageBreak/>
-        <w:t xml:space="preserve">Supported search-heavy features by operating </w:t>
-      </w:r>
-      <w:proofErr w:type="spellStart"/>
-      <w:r>
-        <w:rPr>
-          <w:rStyle w:val="Strong"/>
-          <w:rFonts w:ascii="Arial" w:hAnsi="Arial" w:cs="Arial"/>
-          <w:sz w:val="20"/>
-        </w:rPr>
-        <w:t>Elasticsearch</w:t>
-      </w:r>
-      <w:proofErr w:type="spellEnd"/>
-      <w:r>
-        <w:rPr>
-          <w:rStyle w:val="Strong"/>
-          <w:rFonts w:ascii="Arial" w:hAnsi="Arial" w:cs="Arial"/>
-          <w:sz w:val="20"/>
-        </w:rPr>
-        <w:t>/OpenSearch</w:t>
-      </w:r>
-      <w:r>
-        <w:rPr>
-          <w:rFonts w:ascii="Arial" w:hAnsi="Arial" w:cs="Arial"/>
-          <w:sz w:val="20"/>
-        </w:rPr>
-        <w:t xml:space="preserve"> clusters for low-latency queries and safe index lifecycle practices.</w:t>
-      </w:r>
-    </w:p>
-    <w:p>
-      <w:pPr>
-        <w:pStyle w:val="NormalWeb"/>
-        <w:numPr>
-          <w:ilvl w:val="0"/>
-          <w:numId w:val="3"/>
-        </w:numPr>
-        <w:jc w:val="both"/>
-        <w:rPr>
-          <w:rFonts w:ascii="Arial" w:hAnsi="Arial" w:cs="Arial"/>
-          <w:sz w:val="20"/>
-        </w:rPr>
-      </w:pPr>
-      <w:r>
-        <w:rPr>
-          <w:rFonts w:ascii="Arial" w:hAnsi="Arial" w:cs="Arial"/>
-          <w:sz w:val="20"/>
-        </w:rPr>
-        <w:t xml:space="preserve">Drove incident readiness by creating </w:t>
-      </w:r>
-      <w:proofErr w:type="spellStart"/>
-      <w:r>
-        <w:rPr>
-          <w:rFonts w:ascii="Arial" w:hAnsi="Arial" w:cs="Arial"/>
-          <w:sz w:val="20"/>
-        </w:rPr>
-        <w:t>runbooks</w:t>
-      </w:r>
-      <w:proofErr w:type="spellEnd"/>
-      <w:r>
-        <w:rPr>
-          <w:rFonts w:ascii="Arial" w:hAnsi="Arial" w:cs="Arial"/>
-          <w:sz w:val="20"/>
-        </w:rPr>
-        <w:t xml:space="preserve">, postmortem practices, and change management guardrails, translating incidents into durable platform fixes. </w:t>
-      </w:r>
-    </w:p>
-    <w:p>
-      <w:pPr>
-        <w:pBdr>
-          <w:bottom w:val="dashed" w:sz="4" w:space="0" w:color="CFD2CD"/>
-        </w:pBdr>
-        <w:spacing w:after="120"/>
-      </w:pPr>
-      <w:r>
-        <w:t xml:space="preserve"> </w:t>
-      </w:r>
-    </w:p>
-    <w:p>
-      <w:r>
-        <w:rPr>
-          <w:rFonts w:ascii="Arial" w:eastAsia="Arial" w:hAnsi="Arial" w:cs="Arial"/>
-          <w:b/>
-          <w:bCs/>
-          <w:color w:val="111111"/>
-          <w:sz w:val="23"/>
-          <w:szCs w:val="23"/>
-        </w:rPr>
-        <w:t>Full Stack Engineer (Platform &amp; Delivery)</w:t>
-      </w:r>
-    </w:p>
-    <w:p>
-      <w:proofErr w:type="spellStart"/>
-      <w:r>
-        <w:rPr>
-          <w:rFonts w:ascii="Arial" w:eastAsia="Arial" w:hAnsi="Arial" w:cs="Arial"/>
-          <w:b/>
-          <w:bCs/>
-          <w:color w:val="6F8F6B"/>
-          <w:sz w:val="21"/>
-          <w:szCs w:val="21"/>
-        </w:rPr>
-        <w:t>Webiz</w:t>
-      </w:r>
-      <w:proofErr w:type="spellEnd"/>
-      <w:r>
-        <w:rPr>
-          <w:rFonts w:ascii="Arial" w:eastAsia="Arial" w:hAnsi="Arial" w:cs="Arial"/>
-          <w:b/>
-          <w:bCs/>
-          <w:color w:val="6F8F6B"/>
-          <w:sz w:val="21"/>
-          <w:szCs w:val="21"/>
-        </w:rPr>
-        <w:t xml:space="preserve"> Digital</w:t>
-      </w:r>
-    </w:p>
-    <w:p>
-      <w:r>
-        <w:rPr>
-          <w:rFonts w:ascii="Arial" w:eastAsia="Arial" w:hAnsi="Arial" w:cs="Arial"/>
-          <w:color w:val="4B5563"/>
-          <w:sz w:val="19"/>
-          <w:szCs w:val="19"/>
-        </w:rPr>
-        <w:t>July 2017 - January 2020</w:t>
-      </w:r>
-    </w:p>
-    <w:p>
-      <w:pPr>
-        <w:pStyle w:val="NormalWeb"/>
-        <w:numPr>
-          <w:ilvl w:val="0"/>
-          <w:numId w:val="5"/>
-        </w:numPr>
-        <w:jc w:val="both"/>
-        <w:rPr>
-          <w:rFonts w:ascii="Arial" w:hAnsi="Arial" w:cs="Arial"/>
-          <w:sz w:val="20"/>
-        </w:rPr>
-      </w:pPr>
-      <w:r>
-        <w:rPr>
-          <w:rFonts w:ascii="Arial" w:hAnsi="Arial" w:cs="Arial"/>
-          <w:sz w:val="20"/>
-        </w:rPr>
-        <w:t xml:space="preserve">Built cloud-hosted web applications and backend APIs with </w:t>
-      </w:r>
-      <w:r>
-        <w:rPr>
-          <w:rStyle w:val="Strong"/>
-          <w:rFonts w:ascii="Arial" w:hAnsi="Arial" w:cs="Arial"/>
-          <w:sz w:val="20"/>
-        </w:rPr>
-        <w:t>Node.js</w:t>
-      </w:r>
-      <w:r>
-        <w:rPr>
-          <w:rFonts w:ascii="Arial" w:hAnsi="Arial" w:cs="Arial"/>
-          <w:sz w:val="20"/>
-        </w:rPr>
-        <w:t xml:space="preserve"> and </w:t>
-      </w:r>
-      <w:proofErr w:type="spellStart"/>
-      <w:r>
-        <w:rPr>
-          <w:rStyle w:val="Strong"/>
-          <w:rFonts w:ascii="Arial" w:hAnsi="Arial" w:cs="Arial"/>
-          <w:sz w:val="20"/>
-        </w:rPr>
-        <w:t>TypeScript</w:t>
-      </w:r>
-      <w:proofErr w:type="spellEnd"/>
-      <w:r>
-        <w:rPr>
-          <w:rFonts w:ascii="Arial" w:hAnsi="Arial" w:cs="Arial"/>
-          <w:sz w:val="20"/>
-        </w:rPr>
-        <w:t xml:space="preserve">, prioritizing clear error models and production </w:t>
-      </w:r>
-      <w:proofErr w:type="spellStart"/>
-      <w:r>
-        <w:rPr>
-          <w:rFonts w:ascii="Arial" w:hAnsi="Arial" w:cs="Arial"/>
-          <w:sz w:val="20"/>
-        </w:rPr>
-        <w:t>diagnosability</w:t>
-      </w:r>
-      <w:proofErr w:type="spellEnd"/>
-      <w:r>
-        <w:rPr>
-          <w:rFonts w:ascii="Arial" w:hAnsi="Arial" w:cs="Arial"/>
-          <w:sz w:val="20"/>
-        </w:rPr>
-        <w:t>.</w:t>
-      </w:r>
-    </w:p>
-    <w:p>
-      <w:pPr>
-        <w:pStyle w:val="NormalWeb"/>
-        <w:numPr>
-          <w:ilvl w:val="0"/>
-          <w:numId w:val="5"/>
-        </w:numPr>
-        <w:jc w:val="both"/>
-        <w:rPr>
-          <w:rFonts w:ascii="Arial" w:hAnsi="Arial" w:cs="Arial"/>
-          <w:sz w:val="20"/>
-        </w:rPr>
-      </w:pPr>
-      <w:r>
-        <w:rPr>
-          <w:rFonts w:ascii="Arial" w:hAnsi="Arial" w:cs="Arial"/>
-          <w:sz w:val="20"/>
-        </w:rPr>
-        <w:t xml:space="preserve">Delivered user-facing features in </w:t>
-      </w:r>
-      <w:r>
-        <w:rPr>
-          <w:rStyle w:val="Strong"/>
-          <w:rFonts w:ascii="Arial" w:hAnsi="Arial" w:cs="Arial"/>
-          <w:sz w:val="20"/>
-        </w:rPr>
-        <w:t>React</w:t>
-      </w:r>
-      <w:r>
-        <w:rPr>
-          <w:rFonts w:ascii="Arial" w:hAnsi="Arial" w:cs="Arial"/>
-          <w:sz w:val="20"/>
-        </w:rPr>
-        <w:t xml:space="preserve"> with maintainable UI patterns, while keeping releases safe through incremental rollout practices and smoke validation.</w:t>
-      </w:r>
-    </w:p>
-    <w:p>
-      <w:pPr>
-        <w:pStyle w:val="NormalWeb"/>
-        <w:numPr>
-          <w:ilvl w:val="0"/>
-          <w:numId w:val="5"/>
-        </w:numPr>
-        <w:jc w:val="both"/>
-        <w:rPr>
-          <w:rFonts w:ascii="Arial" w:hAnsi="Arial" w:cs="Arial"/>
-          <w:sz w:val="20"/>
-        </w:rPr>
-      </w:pPr>
-      <w:r>
-        <w:rPr>
-          <w:rFonts w:ascii="Arial" w:hAnsi="Arial" w:cs="Arial"/>
-          <w:sz w:val="20"/>
-        </w:rPr>
-        <w:t xml:space="preserve">Implemented containerized workflows using </w:t>
-      </w:r>
-      <w:proofErr w:type="spellStart"/>
-      <w:r>
-        <w:rPr>
-          <w:rStyle w:val="Strong"/>
-          <w:rFonts w:ascii="Arial" w:hAnsi="Arial" w:cs="Arial"/>
-          <w:sz w:val="20"/>
-        </w:rPr>
-        <w:t>Docker</w:t>
-      </w:r>
-      <w:proofErr w:type="spellEnd"/>
-      <w:r>
-        <w:rPr>
-          <w:rFonts w:ascii="Arial" w:hAnsi="Arial" w:cs="Arial"/>
-          <w:sz w:val="20"/>
-        </w:rPr>
-        <w:t xml:space="preserve"> to improve parity across local/test/prod and reduce configuration-related release failures.</w:t>
-      </w:r>
-    </w:p>
-    <w:p>
-      <w:pPr>
-        <w:pStyle w:val="NormalWeb"/>
-        <w:numPr>
-          <w:ilvl w:val="0"/>
-          <w:numId w:val="5"/>
-        </w:numPr>
-        <w:jc w:val="both"/>
-        <w:rPr>
-          <w:rFonts w:ascii="Arial" w:hAnsi="Arial" w:cs="Arial"/>
-          <w:sz w:val="20"/>
-        </w:rPr>
-      </w:pPr>
-      <w:r>
-        <w:rPr>
-          <w:rFonts w:ascii="Arial" w:hAnsi="Arial" w:cs="Arial"/>
-          <w:sz w:val="20"/>
-        </w:rPr>
-        <w:t xml:space="preserve">Established baseline monitoring and alerting for critical endpoints and background jobs using </w:t>
-      </w:r>
-      <w:proofErr w:type="spellStart"/>
-      <w:r>
-        <w:rPr>
-          <w:rStyle w:val="Strong"/>
-          <w:rFonts w:ascii="Arial" w:hAnsi="Arial" w:cs="Arial"/>
-          <w:sz w:val="20"/>
-        </w:rPr>
-        <w:t>CloudWatch</w:t>
-      </w:r>
-      <w:proofErr w:type="spellEnd"/>
-      <w:r>
-        <w:rPr>
-          <w:rFonts w:ascii="Arial" w:hAnsi="Arial" w:cs="Arial"/>
-          <w:sz w:val="20"/>
-        </w:rPr>
-        <w:t xml:space="preserve"> plus centralized log patterns for faster investigations.</w:t>
-      </w:r>
-    </w:p>
-    <w:p>
-      <w:pPr>
-        <w:pStyle w:val="NormalWeb"/>
-        <w:numPr>
-          <w:ilvl w:val="0"/>
-          <w:numId w:val="5"/>
-        </w:numPr>
-        <w:jc w:val="both"/>
-        <w:rPr>
-          <w:rFonts w:ascii="Arial" w:hAnsi="Arial" w:cs="Arial"/>
-          <w:sz w:val="20"/>
-        </w:rPr>
-      </w:pPr>
-      <w:r>
-        <w:rPr>
-          <w:rFonts w:ascii="Arial" w:hAnsi="Arial" w:cs="Arial"/>
-          <w:sz w:val="20"/>
-        </w:rPr>
-        <w:t>Improved environment configuration hygiene through secrets handling practices and repeatable deploy steps aligned with multi-environment delivery needs.</w:t>
-      </w:r>
-    </w:p>
-    <w:p>
-      <w:pPr>
-        <w:pStyle w:val="NormalWeb"/>
-        <w:numPr>
-          <w:ilvl w:val="0"/>
-          <w:numId w:val="5"/>
-        </w:numPr>
-        <w:jc w:val="both"/>
-        <w:rPr>
-          <w:rFonts w:ascii="Arial" w:hAnsi="Arial" w:cs="Arial"/>
-          <w:sz w:val="20"/>
-        </w:rPr>
-      </w:pPr>
-      <w:r>
-        <w:rPr>
-          <w:rFonts w:ascii="Arial" w:hAnsi="Arial" w:cs="Arial"/>
-          <w:sz w:val="20"/>
-        </w:rPr>
-        <w:t>Built integration services with resilient retry/</w:t>
-      </w:r>
-      <w:proofErr w:type="spellStart"/>
-      <w:r>
-        <w:rPr>
-          <w:rFonts w:ascii="Arial" w:hAnsi="Arial" w:cs="Arial"/>
-          <w:sz w:val="20"/>
-        </w:rPr>
-        <w:t>backoff</w:t>
-      </w:r>
-      <w:proofErr w:type="spellEnd"/>
-      <w:r>
-        <w:rPr>
-          <w:rFonts w:ascii="Arial" w:hAnsi="Arial" w:cs="Arial"/>
-          <w:sz w:val="20"/>
-        </w:rPr>
-        <w:t xml:space="preserve"> behavior for third-party APIs, preventing transient provider failures from destabilizing core workflows.</w:t>
-      </w:r>
-    </w:p>
-    <w:p>
-      <w:pPr>
-        <w:pStyle w:val="NormalWeb"/>
-        <w:numPr>
-          <w:ilvl w:val="0"/>
-          <w:numId w:val="5"/>
-        </w:numPr>
-        <w:jc w:val="both"/>
-        <w:rPr>
-          <w:rFonts w:ascii="Arial" w:hAnsi="Arial" w:cs="Arial"/>
-          <w:sz w:val="20"/>
-        </w:rPr>
-      </w:pPr>
-      <w:r>
-        <w:rPr>
-          <w:rFonts w:ascii="Arial" w:hAnsi="Arial" w:cs="Arial"/>
-          <w:sz w:val="20"/>
-        </w:rPr>
-        <w:t xml:space="preserve">Supported data workflows on </w:t>
-      </w:r>
-      <w:proofErr w:type="spellStart"/>
-      <w:r>
-        <w:rPr>
-          <w:rStyle w:val="Strong"/>
-          <w:rFonts w:ascii="Arial" w:hAnsi="Arial" w:cs="Arial"/>
-          <w:sz w:val="20"/>
-        </w:rPr>
-        <w:t>PostgreSQL</w:t>
-      </w:r>
-      <w:proofErr w:type="spellEnd"/>
-      <w:r>
-        <w:rPr>
-          <w:rFonts w:ascii="Arial" w:hAnsi="Arial" w:cs="Arial"/>
-          <w:sz w:val="20"/>
-        </w:rPr>
-        <w:t xml:space="preserve"> and </w:t>
-      </w:r>
-      <w:r>
-        <w:rPr>
-          <w:rStyle w:val="Strong"/>
-          <w:rFonts w:ascii="Arial" w:hAnsi="Arial" w:cs="Arial"/>
-          <w:sz w:val="20"/>
-        </w:rPr>
-        <w:t>MySQL</w:t>
-      </w:r>
-      <w:r>
-        <w:rPr>
-          <w:rFonts w:ascii="Arial" w:hAnsi="Arial" w:cs="Arial"/>
-          <w:sz w:val="20"/>
-        </w:rPr>
-        <w:t>, applying schema improvements, indexing, and safe migrations to keep latency predictable.</w:t>
-      </w:r>
-    </w:p>
-    <w:p>
-      <w:pPr>
-        <w:pStyle w:val="NormalWeb"/>
-        <w:numPr>
-          <w:ilvl w:val="0"/>
-          <w:numId w:val="5"/>
-        </w:numPr>
-        <w:jc w:val="both"/>
-        <w:rPr>
-          <w:rFonts w:ascii="Arial" w:hAnsi="Arial" w:cs="Arial"/>
-          <w:sz w:val="20"/>
-        </w:rPr>
-      </w:pPr>
-      <w:r>
-        <w:rPr>
-          <w:rFonts w:ascii="Arial" w:hAnsi="Arial" w:cs="Arial"/>
-          <w:sz w:val="20"/>
-        </w:rPr>
-        <w:t xml:space="preserve">Added document and entity search features by indexing data into </w:t>
-      </w:r>
-      <w:proofErr w:type="spellStart"/>
-      <w:r>
-        <w:rPr>
-          <w:rStyle w:val="Strong"/>
-          <w:rFonts w:ascii="Arial" w:hAnsi="Arial" w:cs="Arial"/>
-          <w:sz w:val="20"/>
-        </w:rPr>
-        <w:t>Elasticsearch</w:t>
-      </w:r>
-      <w:proofErr w:type="spellEnd"/>
-      <w:r>
-        <w:rPr>
-          <w:rFonts w:ascii="Arial" w:hAnsi="Arial" w:cs="Arial"/>
-          <w:sz w:val="20"/>
-        </w:rPr>
-        <w:t>, improving query relevance and response times for customer-facing flows.</w:t>
-      </w:r>
-    </w:p>
-    <w:p>
-      <w:pPr>
-        <w:pStyle w:val="NormalWeb"/>
-        <w:numPr>
-          <w:ilvl w:val="0"/>
-          <w:numId w:val="5"/>
-        </w:numPr>
-        <w:jc w:val="both"/>
-        <w:rPr>
-          <w:rFonts w:ascii="Arial" w:hAnsi="Arial" w:cs="Arial"/>
-          <w:sz w:val="20"/>
-        </w:rPr>
-      </w:pPr>
-      <w:r>
-        <w:rPr>
-          <w:rFonts w:ascii="Arial" w:hAnsi="Arial" w:cs="Arial"/>
-          <w:sz w:val="20"/>
-        </w:rPr>
-        <w:t xml:space="preserve">Introduced queue-backed job processing using </w:t>
-      </w:r>
-      <w:r>
-        <w:rPr>
-          <w:rStyle w:val="Strong"/>
-          <w:rFonts w:ascii="Arial" w:hAnsi="Arial" w:cs="Arial"/>
-          <w:sz w:val="20"/>
-        </w:rPr>
-        <w:t>AWS SQS/SNS</w:t>
-      </w:r>
-      <w:r>
-        <w:rPr>
-          <w:rFonts w:ascii="Arial" w:hAnsi="Arial" w:cs="Arial"/>
-          <w:sz w:val="20"/>
-        </w:rPr>
-        <w:t xml:space="preserve"> for long-running tasks, separating request/response paths from background execution.</w:t>
-      </w:r>
-    </w:p>
-    <w:p>
-      <w:pPr>
-        <w:pStyle w:val="NormalWeb"/>
-        <w:numPr>
-          <w:ilvl w:val="0"/>
-          <w:numId w:val="5"/>
-        </w:numPr>
-        <w:jc w:val="both"/>
-        <w:rPr>
-          <w:rFonts w:ascii="Arial" w:hAnsi="Arial" w:cs="Arial"/>
-          <w:sz w:val="20"/>
-        </w:rPr>
-      </w:pPr>
-      <w:r>
-        <w:rPr>
-          <w:rFonts w:ascii="Arial" w:hAnsi="Arial" w:cs="Arial"/>
-          <w:sz w:val="20"/>
-        </w:rPr>
-        <w:t xml:space="preserve">Assisted platform automation with </w:t>
-      </w:r>
-      <w:proofErr w:type="spellStart"/>
-      <w:r>
-        <w:rPr>
-          <w:rStyle w:val="Strong"/>
-          <w:rFonts w:ascii="Arial" w:hAnsi="Arial" w:cs="Arial"/>
-          <w:sz w:val="20"/>
-        </w:rPr>
-        <w:t>Terraform</w:t>
-      </w:r>
-      <w:proofErr w:type="spellEnd"/>
-      <w:r>
-        <w:rPr>
-          <w:rFonts w:ascii="Arial" w:hAnsi="Arial" w:cs="Arial"/>
-          <w:sz w:val="20"/>
-        </w:rPr>
-        <w:t xml:space="preserve"> and configuration management practices to reduce manual environment drift and improve auditability.</w:t>
-      </w:r>
-    </w:p>
-    <w:p>
-      <w:pPr>
-        <w:pStyle w:val="NormalWeb"/>
-        <w:numPr>
-          <w:ilvl w:val="0"/>
-          <w:numId w:val="5"/>
-        </w:numPr>
-        <w:jc w:val="both"/>
-        <w:rPr>
-          <w:rFonts w:ascii="Arial" w:hAnsi="Arial" w:cs="Arial"/>
-          <w:sz w:val="20"/>
-        </w:rPr>
-      </w:pPr>
-      <w:r>
-        <w:rPr>
-          <w:rFonts w:ascii="Arial" w:hAnsi="Arial" w:cs="Arial"/>
-          <w:sz w:val="20"/>
-        </w:rPr>
-        <w:t>Contributed to CI/CD improvements across Jenkins/</w:t>
-      </w:r>
-      <w:proofErr w:type="spellStart"/>
-      <w:r>
-        <w:rPr>
-          <w:rFonts w:ascii="Arial" w:hAnsi="Arial" w:cs="Arial"/>
-          <w:sz w:val="20"/>
-        </w:rPr>
-        <w:t>Git</w:t>
-      </w:r>
-      <w:proofErr w:type="spellEnd"/>
-      <w:r>
-        <w:rPr>
-          <w:rFonts w:ascii="Arial" w:hAnsi="Arial" w:cs="Arial"/>
-          <w:sz w:val="20"/>
-        </w:rPr>
-        <w:t xml:space="preserve"> workflows, reducing release friction and raising confidence in hotfix delivery.</w:t>
-      </w:r>
-    </w:p>
-    <w:p>
-      <w:pPr>
-        <w:pStyle w:val="NormalWeb"/>
-        <w:numPr>
-          <w:ilvl w:val="0"/>
-          <w:numId w:val="5"/>
-        </w:numPr>
-        <w:jc w:val="both"/>
-        <w:rPr>
-          <w:rFonts w:ascii="Arial" w:hAnsi="Arial" w:cs="Arial"/>
-          <w:sz w:val="20"/>
-        </w:rPr>
-      </w:pPr>
-      <w:r>
-        <w:rPr>
-          <w:rFonts w:ascii="Arial" w:hAnsi="Arial" w:cs="Arial"/>
-          <w:sz w:val="20"/>
-        </w:rPr>
-        <w:t>Collaborated with product/design to clarify requirements into testable deliverables, protecting release quality while moving quickly.</w:t>
-      </w:r>
-    </w:p>
-    <w:p>
-      <w:pPr>
-        <w:pStyle w:val="NormalWeb"/>
-        <w:numPr>
-          <w:ilvl w:val="0"/>
-          <w:numId w:val="5"/>
-        </w:numPr>
-        <w:jc w:val="both"/>
-        <w:rPr>
-          <w:rFonts w:ascii="Arial" w:hAnsi="Arial" w:cs="Arial"/>
-          <w:sz w:val="20"/>
-        </w:rPr>
-      </w:pPr>
-      <w:r>
-        <w:rPr>
-          <w:rFonts w:ascii="Arial" w:hAnsi="Arial" w:cs="Arial"/>
-          <w:sz w:val="20"/>
-        </w:rPr>
-        <w:t>Participated in production support rotations with structured triage habits and documentation updates that reduced repeat incidents.</w:t>
-      </w:r>
-    </w:p>
-    <w:p>
-      <w:pPr>
-        <w:pBdr>
-          <w:bottom w:val="dashed" w:sz="4" w:space="0" w:color="CFD2CD"/>
-        </w:pBdr>
-        <w:spacing w:after="120"/>
-      </w:pPr>
-      <w:r>
-        <w:t xml:space="preserve"> </w:t>
-      </w:r>
-    </w:p>
-    <w:p>
-      <w:r>
-        <w:rPr>
-          <w:rFonts w:ascii="Arial" w:eastAsia="Arial" w:hAnsi="Arial" w:cs="Arial"/>
-          <w:b/>
-          <w:bCs/>
-          <w:color w:val="111111"/>
-          <w:sz w:val="23"/>
-          <w:szCs w:val="23"/>
-        </w:rPr>
-        <w:t>Software Developer (Production Support &amp; Reliability)</w:t>
-      </w:r>
-    </w:p>
-    <w:p>
-      <w:proofErr w:type="gramStart"/>
-      <w:r>
-        <w:rPr>
-          <w:rFonts w:ascii="Arial" w:eastAsia="Arial" w:hAnsi="Arial" w:cs="Arial"/>
-          <w:b/>
-          <w:bCs/>
-          <w:color w:val="6F8F6B"/>
-          <w:sz w:val="21"/>
-          <w:szCs w:val="21"/>
-        </w:rPr>
         <w:t>Centric Tech Inc.</w:t>
       </w:r>
       <w:proofErr w:type="gramEnd"/>
@@ -3751,7 +3190,6 @@
         </w:rPr>
         <w:t xml:space="preserve"> and </w:t>
       </w:r>
-      <w:proofErr w:type="spellStart"/>
       <w:r>
         <w:rPr>
           <w:rStyle w:val="Strong"/>
@@ -3759,7 +3197,6 @@
         </w:rPr>
         <w:t>PostgreSQL</w:t>
       </w:r>
-      <w:proofErr w:type="spellEnd"/>
       <w:r>
         <w:rPr>
           <w:rFonts w:ascii="Arial" w:hAnsi="Arial" w:cs="Arial"/>
@@ -3785,7 +3222,6 @@
         </w:rPr>
         <w:t xml:space="preserve">Introduced caching and high-read optimization patterns using </w:t>
       </w:r>
-      <w:proofErr w:type="spellStart"/>
       <w:r>
         <w:rPr>
           <w:rStyle w:val="Strong"/>
@@ -3793,7 +3229,6 @@
         </w:rPr>
         <w:t>Redis</w:t>
       </w:r>
-      <w:proofErr w:type="spellEnd"/>
       <w:r>
         <w:rPr>
           <w:rFonts w:ascii="Arial" w:hAnsi="Arial" w:cs="Arial"/>
@@ -4043,29 +3478,7 @@
           <w:color w:val="auto"/>
           <w:sz w:val="20"/>
         </w:rPr>
-        <w:t xml:space="preserve">Cloud Reliability &amp; </w:t>
-      </w:r>
-      <w:proofErr w:type="spellStart"/>
-      <w:r>
-        <w:rPr>
-          <w:rStyle w:val="Strong"/>
-          <w:rFonts w:ascii="Arial" w:hAnsi="Arial" w:cs="Arial"/>
-          <w:bCs w:val="0"/>
-          <w:color w:val="auto"/>
-          <w:sz w:val="20"/>
-        </w:rPr>
-        <w:t>Observability</w:t>
-      </w:r>
-      <w:proofErr w:type="spellEnd"/>
-      <w:r>
-        <w:rPr>
-          <w:rStyle w:val="Strong"/>
-          <w:rFonts w:ascii="Arial" w:hAnsi="Arial" w:cs="Arial"/>
-          <w:bCs w:val="0"/>
-          <w:color w:val="auto"/>
-          <w:sz w:val="20"/>
-        </w:rPr>
-        <w:t xml:space="preserve"> Program</w:t>
+        <w:t>Cloud Reliability &amp; Observability Program</w:t>
       </w:r>
       <w:r>
         <w:rPr>
@@ -4147,7 +3560,6 @@
         </w:rPr>
         <w:t xml:space="preserve">Implemented end-to-end instrumentation with </w:t>
       </w:r>
-      <w:proofErr w:type="spellStart"/>
       <w:r>
         <w:rPr>
           <w:rStyle w:val="Strong"/>
@@ -4156,7 +3568,6 @@
         </w:rPr>
         <w:t>OpenTelemetry</w:t>
       </w:r>
-      <w:proofErr w:type="spellEnd"/>
       <w:r>
         <w:rPr>
           <w:rFonts w:ascii="Arial" w:hAnsi="Arial" w:cs="Arial"/>
@@ -4164,7 +3575,6 @@
         </w:rPr>
         <w:t xml:space="preserve"> and standardized structured logs feeding </w:t>
       </w:r>
-      <w:proofErr w:type="spellStart"/>
       <w:r>
         <w:rPr>
           <w:rStyle w:val="Strong"/>
@@ -4173,7 +3583,6 @@
         </w:rPr>
         <w:t>Datadog</w:t>
       </w:r>
-      <w:proofErr w:type="spellEnd"/>
       <w:r>
         <w:rPr>
           <w:rFonts w:ascii="Arial" w:hAnsi="Arial" w:cs="Arial"/>
@@ -4181,7 +3590,6 @@
         </w:rPr>
         <w:t xml:space="preserve">, </w:t>
       </w:r>
-      <w:proofErr w:type="spellStart"/>
       <w:r>
         <w:rPr>
           <w:rStyle w:val="Strong"/>
@@ -4190,7 +3598,6 @@
         </w:rPr>
         <w:t>Grafana</w:t>
       </w:r>
-      <w:proofErr w:type="spellEnd"/>
       <w:r>
         <w:rPr>
           <w:rFonts w:ascii="Arial" w:hAnsi="Arial" w:cs="Arial"/>
@@ -4198,7 +3605,6 @@
         </w:rPr>
         <w:t xml:space="preserve">, </w:t>
       </w:r>
-      <w:proofErr w:type="spellStart"/>
       <w:r>
         <w:rPr>
           <w:rStyle w:val="Strong"/>
@@ -4207,7 +3613,6 @@
         </w:rPr>
         <w:t>CloudWatch</w:t>
       </w:r>
-      <w:proofErr w:type="spellEnd"/>
       <w:r>
         <w:rPr>
           <w:rFonts w:ascii="Arial" w:hAnsi="Arial" w:cs="Arial"/>
@@ -4357,18 +3762,8 @@
           <w:rFonts w:ascii="Arial" w:hAnsi="Arial" w:cs="Arial"/>
           <w:sz w:val="20"/>
         </w:rPr>
-        <w:t>Kafka/</w:t>
-      </w:r>
-      <w:proofErr w:type="spellStart"/>
-      <w:r>
-        <w:rPr>
-          <w:rStyle w:val="Strong"/>
-          <w:rFonts w:ascii="Arial" w:hAnsi="Arial" w:cs="Arial"/>
-          <w:sz w:val="20"/>
-        </w:rPr>
-        <w:t>RabbitMQ</w:t>
-      </w:r>
-      <w:proofErr w:type="spellEnd"/>
+        <w:t>Kafka/RabbitMQ</w:t>
+      </w:r>
       <w:r>
         <w:rPr>
           <w:rFonts w:ascii="Arial" w:hAnsi="Arial" w:cs="Arial"/>
@@ -4397,7 +3792,6 @@
         </w:rPr>
         <w:t xml:space="preserve">Implemented data persistence across </w:t>
       </w:r>
-      <w:proofErr w:type="spellStart"/>
       <w:r>
         <w:rPr>
           <w:rStyle w:val="Strong"/>
@@ -4406,7 +3800,6 @@
         </w:rPr>
         <w:t>PostgreSQL</w:t>
       </w:r>
-      <w:proofErr w:type="spellEnd"/>
       <w:r>
         <w:rPr>
           <w:rFonts w:ascii="Arial" w:hAnsi="Arial" w:cs="Arial"/>
@@ -4414,7 +3807,6 @@
         </w:rPr>
         <w:t xml:space="preserve">, </w:t>
       </w:r>
-      <w:proofErr w:type="spellStart"/>
       <w:r>
         <w:rPr>
           <w:rStyle w:val="Strong"/>
@@ -4423,7 +3815,6 @@
         </w:rPr>
         <w:t>DynamoDB</w:t>
       </w:r>
-      <w:proofErr w:type="spellEnd"/>
       <w:r>
         <w:rPr>
           <w:rFonts w:ascii="Arial" w:hAnsi="Arial" w:cs="Arial"/>
@@ -4431,7 +3822,6 @@
         </w:rPr>
         <w:t xml:space="preserve">, and </w:t>
       </w:r>
-      <w:proofErr w:type="spellStart"/>
       <w:r>
         <w:rPr>
           <w:rStyle w:val="Strong"/>
@@ -4440,7 +3830,6 @@
         </w:rPr>
         <w:t>MongoDB</w:t>
       </w:r>
-      <w:proofErr w:type="spellEnd"/>
       <w:r>
         <w:rPr>
           <w:rFonts w:ascii="Arial" w:hAnsi="Arial" w:cs="Arial"/>
@@ -4448,34 +3837,14 @@
         </w:rPr>
         <w:t xml:space="preserve"> based on access patterns, using </w:t>
       </w:r>
-      <w:proofErr w:type="spellStart"/>
-      <w:r>
-        <w:rPr>
-          <w:rStyle w:val="Strong"/>
-          <w:rFonts w:ascii="Arial" w:hAnsi="Arial" w:cs="Arial"/>
-          <w:sz w:val="20"/>
-        </w:rPr>
-        <w:t>Redis</w:t>
-      </w:r>
-      <w:proofErr w:type="spellEnd"/>
-      <w:r>
-        <w:rPr>
-          <w:rStyle w:val="Strong"/>
-          <w:rFonts w:ascii="Arial" w:hAnsi="Arial" w:cs="Arial"/>
-          <w:sz w:val="20"/>
-        </w:rPr>
-        <w:t>/</w:t>
-      </w:r>
-      <w:proofErr w:type="spellStart"/>
-      <w:r>
-        <w:rPr>
-          <w:rStyle w:val="Strong"/>
-          <w:rFonts w:ascii="Arial" w:hAnsi="Arial" w:cs="Arial"/>
-          <w:sz w:val="20"/>
-        </w:rPr>
-        <w:t>ElastiCache</w:t>
-      </w:r>
-      <w:proofErr w:type="spellEnd"/>
+      <w:r>
+        <w:rPr>
+          <w:rStyle w:val="Strong"/>
+          <w:rFonts w:ascii="Arial" w:hAnsi="Arial" w:cs="Arial"/>
+          <w:sz w:val="20"/>
+        </w:rPr>
+        <w:t>Redis/ElastiCache</w:t>
+      </w:r>
       <w:r>
         <w:rPr>
           <w:rFonts w:ascii="Arial" w:hAnsi="Arial" w:cs="Arial"/>
@@ -4504,23 +3873,13 @@
         </w:rPr>
         <w:t xml:space="preserve">Delivered search experiences backed by </w:t>
       </w:r>
-      <w:proofErr w:type="spellStart"/>
-      <w:r>
-        <w:rPr>
-          <w:rStyle w:val="Strong"/>
-          <w:rFonts w:ascii="Arial" w:hAnsi="Arial" w:cs="Arial"/>
-          <w:sz w:val="20"/>
-        </w:rPr>
-        <w:t>Elasticsearch</w:t>
-      </w:r>
-      <w:proofErr w:type="spellEnd"/>
-      <w:r>
-        <w:rPr>
-          <w:rStyle w:val="Strong"/>
-          <w:rFonts w:ascii="Arial" w:hAnsi="Arial" w:cs="Arial"/>
-          <w:sz w:val="20"/>
-        </w:rPr>
-        <w:t>/OpenSearch</w:t>
+      <w:r>
+        <w:rPr>
+          <w:rStyle w:val="Strong"/>
+          <w:rFonts w:ascii="Arial" w:hAnsi="Arial" w:cs="Arial"/>
+          <w:sz w:val="20"/>
+        </w:rPr>
+        <w:t>Elasticsearch/OpenSearch</w:t>
       </w:r>
       <w:r>
         <w:rPr>
@@ -4565,7 +3924,6 @@
         </w:rPr>
         <w:t xml:space="preserve"> and </w:t>
       </w:r>
-      <w:proofErr w:type="spellStart"/>
       <w:r>
         <w:rPr>
           <w:rStyle w:val="Strong"/>
@@ -4574,7 +3932,6 @@
         </w:rPr>
         <w:t>BigQuery</w:t>
       </w:r>
-      <w:proofErr w:type="spellEnd"/>
       <w:r>
         <w:rPr>
           <w:rFonts w:ascii="Arial" w:hAnsi="Arial" w:cs="Arial"/>
@@ -7184,7 +6541,7 @@
 </file>
 
 <file path=customXml/itemProps1.xml><?xml version="1.0" encoding="utf-8"?>
-<ds:datastoreItem xmlns:ds="http://schemas.openxmlformats.org/officeDocument/2006/customXml" ds:itemID="{E99EC4B9-AD78-4E60-A6B1-D201F70013C5}">
+<ds:datastoreItem xmlns:ds="http://schemas.openxmlformats.org/officeDocument/2006/customXml" ds:itemID="{B5586F49-AE40-4B4D-AB83-C0A65CEF6DFE}">
   <ds:schemaRefs>
     <ds:schemaRef ds:uri="http://schemas.openxmlformats.org/officeDocument/2006/bibliography"/>
   </ds:schemaRefs>

--- a/Tyler/DevOps SRE/Tyler_Roberts.docx
+++ b/Tyler/DevOps SRE/Tyler_Roberts.docx
@@ -32,6 +32,30 @@
         </w:rPr>
         <w:t>Senior Software Engineer</w:t>
       </w:r>
+      <w:r>
+        <w:rPr>
+          <w:rFonts w:ascii="Arial" w:eastAsia="Arial" w:hAnsi="Arial" w:cs="Arial"/>
+          <w:b/>
+          <w:bCs/>
+          <w:color w:val="6F8F6B"/>
+          <w:sz w:val="22"/>
+          <w:szCs w:val="22"/>
+        </w:rPr>
+        <w:t xml:space="preserve"> - </w:t>
+      </w:r>
+      <w:r>
+        <w:rPr>
+          <w:rFonts w:ascii="Arial" w:eastAsia="Arial" w:hAnsi="Arial" w:cs="Arial"/>
+          <w:b/>
+          <w:bCs/>
+          <w:color w:val="6F8F6B"/>
+          <w:sz w:val="22"/>
+          <w:szCs w:val="22"/>
+        </w:rPr>
+        <w:t>DevOps</w:t>
+      </w:r>
+      <w:bookmarkStart w:id="0" w:name="_GoBack"/>
+      <w:bookmarkEnd w:id="0"/>
     </w:p>
     <w:p>
       <w:pPr>
@@ -44,7 +68,7 @@
           <w:sz w:val="19"/>
           <w:szCs w:val="19"/>
         </w:rPr>
-        <w:t>tylerrdev@outlook.com | linkedin.com/in/tyler-roberts-76a8193b2/ | Florida, United States | +1 (321) 376-7095</w:t>
+        <w:t>tyler.r.dev@outlook.com | linkedin.com/in/tyler-r-5788a13ba | Florida, United States | +1 (321) 376-7095</w:t>
       </w:r>
     </w:p>
     <w:p>
@@ -54,8 +78,6 @@
         </w:pBdr>
         <w:spacing w:before="120" w:after="80"/>
       </w:pPr>
-      <w:bookmarkStart w:id="0" w:name="_GoBack"/>
-      <w:bookmarkEnd w:id="0"/>
       <w:r>
         <w:rPr>
           <w:b/>
@@ -73,342 +95,95 @@
         <w:jc w:val="both"/>
         <w:rPr>
           <w:rFonts w:ascii="Arial" w:hAnsi="Arial" w:cs="Arial"/>
-        </w:rPr>
-      </w:pPr>
-      <w:r>
-        <w:rPr>
-          <w:rStyle w:val="Strong"/>
-          <w:rFonts w:ascii="Arial" w:hAnsi="Arial" w:cs="Arial"/>
-        </w:rPr>
-        <w:t>Senior Software Engineer</w:t>
-      </w:r>
-      <w:r>
-        <w:rPr>
-          <w:rFonts w:ascii="Arial" w:hAnsi="Arial" w:cs="Arial"/>
-        </w:rPr>
-        <w:t xml:space="preserve"> with </w:t>
-      </w:r>
-      <w:r>
-        <w:rPr>
-          <w:rStyle w:val="Strong"/>
-          <w:rFonts w:ascii="Arial" w:hAnsi="Arial" w:cs="Arial"/>
-        </w:rPr>
-        <w:t>9+ years</w:t>
-      </w:r>
-      <w:r>
-        <w:rPr>
-          <w:rFonts w:ascii="Arial" w:hAnsi="Arial" w:cs="Arial"/>
-        </w:rPr>
-        <w:t xml:space="preserve"> building and operating </w:t>
-      </w:r>
-      <w:r>
-        <w:rPr>
-          <w:rStyle w:val="Strong"/>
-          <w:rFonts w:ascii="Arial" w:hAnsi="Arial" w:cs="Arial"/>
-        </w:rPr>
-        <w:t>cloud-native SaaS</w:t>
-      </w:r>
-      <w:r>
-        <w:rPr>
-          <w:rFonts w:ascii="Arial" w:hAnsi="Arial" w:cs="Arial"/>
-        </w:rPr>
-        <w:t xml:space="preserve"> platforms with a strong </w:t>
-      </w:r>
-      <w:r>
-        <w:rPr>
-          <w:rStyle w:val="Strong"/>
-          <w:rFonts w:ascii="Arial" w:hAnsi="Arial" w:cs="Arial"/>
-        </w:rPr>
-        <w:t>DevOps/SRE</w:t>
-      </w:r>
-      <w:r>
-        <w:rPr>
-          <w:rFonts w:ascii="Arial" w:hAnsi="Arial" w:cs="Arial"/>
-        </w:rPr>
-        <w:t xml:space="preserve"> focus across </w:t>
-      </w:r>
-      <w:r>
-        <w:rPr>
-          <w:rStyle w:val="Strong"/>
-          <w:rFonts w:ascii="Arial" w:hAnsi="Arial" w:cs="Arial"/>
-        </w:rPr>
-        <w:t>reliability</w:t>
-      </w:r>
-      <w:r>
-        <w:rPr>
-          <w:rFonts w:ascii="Arial" w:hAnsi="Arial" w:cs="Arial"/>
+          <w:sz w:val="22"/>
+        </w:rPr>
+      </w:pPr>
+      <w:r>
+        <w:rPr>
+          <w:sz w:val="22"/>
+        </w:rPr>
+        <w:t xml:space="preserve">Senior DevOps Engineer with 9+ years building cloud-native SaaS infrastructure across </w:t>
+      </w:r>
+      <w:proofErr w:type="spellStart"/>
+      <w:r>
+        <w:rPr>
+          <w:sz w:val="22"/>
+        </w:rPr>
+        <w:t>fintech</w:t>
+      </w:r>
+      <w:proofErr w:type="spellEnd"/>
+      <w:r>
+        <w:rPr>
+          <w:sz w:val="22"/>
+        </w:rPr>
+        <w:t xml:space="preserve"> and platform engineering domains, specializing in </w:t>
+      </w:r>
+      <w:r>
+        <w:rPr>
+          <w:rStyle w:val="Strong"/>
+          <w:sz w:val="22"/>
+        </w:rPr>
+        <w:t>AWS (EKS/ECS/Lambda v1–v3 APIs)</w:t>
+      </w:r>
+      <w:r>
+        <w:rPr>
+          <w:sz w:val="22"/>
         </w:rPr>
         <w:t xml:space="preserve">, </w:t>
       </w:r>
       <w:r>
         <w:rPr>
           <w:rStyle w:val="Strong"/>
-          <w:rFonts w:ascii="Arial" w:hAnsi="Arial" w:cs="Arial"/>
-        </w:rPr>
-        <w:t>observability</w:t>
-      </w:r>
-      <w:r>
-        <w:rPr>
-          <w:rFonts w:ascii="Arial" w:hAnsi="Arial" w:cs="Arial"/>
+          <w:sz w:val="22"/>
+        </w:rPr>
+        <w:t>Docker v19–v24</w:t>
+      </w:r>
+      <w:r>
+        <w:rPr>
+          <w:sz w:val="22"/>
         </w:rPr>
         <w:t xml:space="preserve">, </w:t>
       </w:r>
       <w:r>
         <w:rPr>
           <w:rStyle w:val="Strong"/>
-          <w:rFonts w:ascii="Arial" w:hAnsi="Arial" w:cs="Arial"/>
-        </w:rPr>
-        <w:t>deployment automation</w:t>
-      </w:r>
-      <w:r>
-        <w:rPr>
-          <w:rFonts w:ascii="Arial" w:hAnsi="Arial" w:cs="Arial"/>
-        </w:rPr>
-        <w:t xml:space="preserve">, and </w:t>
-      </w:r>
-      <w:r>
-        <w:rPr>
-          <w:rStyle w:val="Strong"/>
-          <w:rFonts w:ascii="Arial" w:hAnsi="Arial" w:cs="Arial"/>
-        </w:rPr>
-        <w:t>secure infrastructure</w:t>
-      </w:r>
-      <w:r>
-        <w:rPr>
-          <w:rFonts w:ascii="Arial" w:hAnsi="Arial" w:cs="Arial"/>
-        </w:rPr>
-        <w:t xml:space="preserve"> on </w:t>
-      </w:r>
-      <w:r>
-        <w:rPr>
-          <w:rStyle w:val="Strong"/>
-          <w:rFonts w:ascii="Arial" w:hAnsi="Arial" w:cs="Arial"/>
-        </w:rPr>
-        <w:t>AWS</w:t>
-      </w:r>
-      <w:r>
-        <w:rPr>
-          <w:rFonts w:ascii="Arial" w:hAnsi="Arial" w:cs="Arial"/>
-        </w:rPr>
-        <w:t xml:space="preserve">. </w:t>
-      </w:r>
-      <w:proofErr w:type="gramStart"/>
-      <w:r>
-        <w:rPr>
-          <w:rFonts w:ascii="Arial" w:hAnsi="Arial" w:cs="Arial"/>
-        </w:rPr>
-        <w:t xml:space="preserve">Proven track record improving </w:t>
-      </w:r>
-      <w:r>
-        <w:rPr>
-          <w:rStyle w:val="Strong"/>
-          <w:rFonts w:ascii="Arial" w:hAnsi="Arial" w:cs="Arial"/>
-        </w:rPr>
-        <w:t>uptime</w:t>
-      </w:r>
-      <w:r>
-        <w:rPr>
-          <w:rFonts w:ascii="Arial" w:hAnsi="Arial" w:cs="Arial"/>
-        </w:rPr>
-        <w:t xml:space="preserve">, </w:t>
-      </w:r>
-      <w:r>
-        <w:rPr>
-          <w:rStyle w:val="Strong"/>
-          <w:rFonts w:ascii="Arial" w:hAnsi="Arial" w:cs="Arial"/>
-        </w:rPr>
-        <w:t>delivery confidence</w:t>
-      </w:r>
-      <w:r>
-        <w:rPr>
-          <w:rFonts w:ascii="Arial" w:hAnsi="Arial" w:cs="Arial"/>
-        </w:rPr>
-        <w:t xml:space="preserve">, and </w:t>
-      </w:r>
-      <w:r>
-        <w:rPr>
-          <w:rStyle w:val="Strong"/>
-          <w:rFonts w:ascii="Arial" w:hAnsi="Arial" w:cs="Arial"/>
-        </w:rPr>
-        <w:t>incident readiness</w:t>
-      </w:r>
-      <w:r>
-        <w:rPr>
-          <w:rFonts w:ascii="Arial" w:hAnsi="Arial" w:cs="Arial"/>
-        </w:rPr>
-        <w:t xml:space="preserve"> by implementing </w:t>
-      </w:r>
-      <w:r>
-        <w:rPr>
-          <w:rStyle w:val="Strong"/>
-          <w:rFonts w:ascii="Arial" w:hAnsi="Arial" w:cs="Arial"/>
-        </w:rPr>
-        <w:t>IaC</w:t>
-      </w:r>
-      <w:r>
-        <w:rPr>
-          <w:rFonts w:ascii="Arial" w:hAnsi="Arial" w:cs="Arial"/>
-        </w:rPr>
-        <w:t xml:space="preserve">, </w:t>
-      </w:r>
-      <w:r>
-        <w:rPr>
-          <w:rStyle w:val="Strong"/>
-          <w:rFonts w:ascii="Arial" w:hAnsi="Arial" w:cs="Arial"/>
-        </w:rPr>
-        <w:t>CI/CD</w:t>
-      </w:r>
-      <w:r>
-        <w:rPr>
-          <w:rFonts w:ascii="Arial" w:hAnsi="Arial" w:cs="Arial"/>
-        </w:rPr>
-        <w:t xml:space="preserve">, </w:t>
-      </w:r>
-      <w:r>
-        <w:rPr>
-          <w:rStyle w:val="Strong"/>
-          <w:rFonts w:ascii="Arial" w:hAnsi="Arial" w:cs="Arial"/>
-        </w:rPr>
-        <w:t>SLOs/SLIs</w:t>
-      </w:r>
-      <w:r>
-        <w:rPr>
-          <w:rFonts w:ascii="Arial" w:hAnsi="Arial" w:cs="Arial"/>
-        </w:rPr>
-        <w:t xml:space="preserve">, </w:t>
-      </w:r>
-      <w:r>
-        <w:rPr>
-          <w:rStyle w:val="Strong"/>
-          <w:rFonts w:ascii="Arial" w:hAnsi="Arial" w:cs="Arial"/>
-        </w:rPr>
-        <w:t>error budgets</w:t>
-      </w:r>
-      <w:r>
-        <w:rPr>
-          <w:rFonts w:ascii="Arial" w:hAnsi="Arial" w:cs="Arial"/>
-        </w:rPr>
-        <w:t xml:space="preserve">, and pragmatic </w:t>
-      </w:r>
-      <w:r>
-        <w:rPr>
-          <w:rStyle w:val="Strong"/>
-          <w:rFonts w:ascii="Arial" w:hAnsi="Arial" w:cs="Arial"/>
-        </w:rPr>
-        <w:t>runbooks</w:t>
-      </w:r>
-      <w:r>
-        <w:rPr>
-          <w:rFonts w:ascii="Arial" w:hAnsi="Arial" w:cs="Arial"/>
-        </w:rPr>
-        <w:t xml:space="preserve"> that turn production learning into durable fixes.</w:t>
-      </w:r>
-      <w:proofErr w:type="gramEnd"/>
-      <w:r>
-        <w:rPr>
-          <w:rFonts w:ascii="Arial" w:hAnsi="Arial" w:cs="Arial"/>
-        </w:rPr>
-        <w:t xml:space="preserve"> </w:t>
-      </w:r>
-      <w:proofErr w:type="gramStart"/>
-      <w:r>
-        <w:rPr>
-          <w:rFonts w:ascii="Arial" w:hAnsi="Arial" w:cs="Arial"/>
-        </w:rPr>
-        <w:t xml:space="preserve">Experienced in scaling </w:t>
-      </w:r>
-      <w:r>
-        <w:rPr>
-          <w:rStyle w:val="Strong"/>
-          <w:rFonts w:ascii="Arial" w:hAnsi="Arial" w:cs="Arial"/>
-        </w:rPr>
-        <w:t>APIs</w:t>
-      </w:r>
-      <w:r>
-        <w:rPr>
-          <w:rFonts w:ascii="Arial" w:hAnsi="Arial" w:cs="Arial"/>
-        </w:rPr>
-        <w:t xml:space="preserve"> and </w:t>
-      </w:r>
-      <w:r>
-        <w:rPr>
-          <w:rStyle w:val="Strong"/>
-          <w:rFonts w:ascii="Arial" w:hAnsi="Arial" w:cs="Arial"/>
-        </w:rPr>
-        <w:t>event-driven</w:t>
-      </w:r>
-      <w:r>
-        <w:rPr>
-          <w:rFonts w:ascii="Arial" w:hAnsi="Arial" w:cs="Arial"/>
-        </w:rPr>
-        <w:t xml:space="preserve"> services using </w:t>
-      </w:r>
-      <w:r>
-        <w:rPr>
-          <w:rStyle w:val="Strong"/>
-          <w:rFonts w:ascii="Arial" w:hAnsi="Arial" w:cs="Arial"/>
-        </w:rPr>
-        <w:t>queue/stream</w:t>
-      </w:r>
-      <w:r>
-        <w:rPr>
-          <w:rFonts w:ascii="Arial" w:hAnsi="Arial" w:cs="Arial"/>
-        </w:rPr>
-        <w:t xml:space="preserve"> patterns, disciplined </w:t>
-      </w:r>
-      <w:r>
-        <w:rPr>
-          <w:rStyle w:val="Strong"/>
-          <w:rFonts w:ascii="Arial" w:hAnsi="Arial" w:cs="Arial"/>
-        </w:rPr>
-        <w:t>operational guardrails</w:t>
-      </w:r>
-      <w:r>
-        <w:rPr>
-          <w:rFonts w:ascii="Arial" w:hAnsi="Arial" w:cs="Arial"/>
-        </w:rPr>
-        <w:t xml:space="preserve">, and cost-aware designs that balance </w:t>
-      </w:r>
-      <w:r>
-        <w:rPr>
-          <w:rStyle w:val="Strong"/>
-          <w:rFonts w:ascii="Arial" w:hAnsi="Arial" w:cs="Arial"/>
-        </w:rPr>
-        <w:t>performance</w:t>
-      </w:r>
-      <w:r>
-        <w:rPr>
-          <w:rFonts w:ascii="Arial" w:hAnsi="Arial" w:cs="Arial"/>
-        </w:rPr>
-        <w:t xml:space="preserve">, </w:t>
-      </w:r>
-      <w:r>
-        <w:rPr>
-          <w:rStyle w:val="Strong"/>
-          <w:rFonts w:ascii="Arial" w:hAnsi="Arial" w:cs="Arial"/>
-        </w:rPr>
-        <w:t>resilience</w:t>
-      </w:r>
-      <w:r>
-        <w:rPr>
-          <w:rFonts w:ascii="Arial" w:hAnsi="Arial" w:cs="Arial"/>
-        </w:rPr>
-        <w:t xml:space="preserve">, and </w:t>
-      </w:r>
-      <w:r>
-        <w:rPr>
-          <w:rStyle w:val="Strong"/>
-          <w:rFonts w:ascii="Arial" w:hAnsi="Arial" w:cs="Arial"/>
-        </w:rPr>
-        <w:t>auditability</w:t>
-      </w:r>
-      <w:r>
-        <w:rPr>
-          <w:rFonts w:ascii="Arial" w:hAnsi="Arial" w:cs="Arial"/>
-        </w:rPr>
-        <w:t>.</w:t>
-      </w:r>
-      <w:proofErr w:type="gramEnd"/>
+          <w:sz w:val="22"/>
+        </w:rPr>
+        <w:t>Kubernetes v1.18–v1.29</w:t>
+      </w:r>
+      <w:r>
+        <w:rPr>
+          <w:sz w:val="22"/>
+        </w:rPr>
+        <w:t xml:space="preserve">, and CI/CD automation, delivering highly observable, secure, and scalable systems with strong experience in migration from legacy VM-based systems to containerized </w:t>
+      </w:r>
+      <w:proofErr w:type="spellStart"/>
+      <w:r>
+        <w:rPr>
+          <w:sz w:val="22"/>
+        </w:rPr>
+        <w:t>microservices</w:t>
+      </w:r>
+      <w:proofErr w:type="spellEnd"/>
+      <w:r>
+        <w:rPr>
+          <w:sz w:val="22"/>
+        </w:rPr>
+        <w:t xml:space="preserve"> while improving deployment reliability by over </w:t>
+      </w:r>
+      <w:r>
+        <w:rPr>
+          <w:rStyle w:val="Strong"/>
+          <w:sz w:val="22"/>
+        </w:rPr>
+        <w:t>40%</w:t>
+      </w:r>
+      <w:r>
+        <w:rPr>
+          <w:sz w:val="22"/>
+        </w:rPr>
+        <w:t xml:space="preserve"> and reducing incident recovery time through advanced monitoring and automation practices.</w:t>
+      </w:r>
     </w:p>
     <w:p>
       <w:pPr>
@@ -437,24 +212,21 @@
         </w:numPr>
         <w:jc w:val="both"/>
         <w:rPr>
-          <w:rFonts w:ascii="Arial" w:hAnsi="Arial" w:cs="Arial"/>
-          <w:sz w:val="20"/>
-          <w:szCs w:val="22"/>
-        </w:rPr>
-      </w:pPr>
-      <w:r>
-        <w:rPr>
-          <w:rStyle w:val="Strong"/>
-          <w:rFonts w:ascii="Arial" w:hAnsi="Arial" w:cs="Arial"/>
-          <w:sz w:val="20"/>
+          <w:sz w:val="22"/>
+          <w:szCs w:val="22"/>
+        </w:rPr>
+      </w:pPr>
+      <w:r>
+        <w:rPr>
+          <w:rStyle w:val="Strong"/>
+          <w:sz w:val="22"/>
           <w:szCs w:val="22"/>
         </w:rPr>
         <w:t>Frontend</w:t>
       </w:r>
       <w:r>
         <w:rPr>
-          <w:rFonts w:ascii="Arial" w:hAnsi="Arial" w:cs="Arial"/>
-          <w:sz w:val="20"/>
+          <w:sz w:val="22"/>
           <w:szCs w:val="22"/>
         </w:rPr>
         <w:t xml:space="preserve"> — </w:t>
@@ -462,16 +234,14 @@
       <w:r>
         <w:rPr>
           <w:rStyle w:val="Strong"/>
-          <w:rFonts w:ascii="Arial" w:hAnsi="Arial" w:cs="Arial"/>
-          <w:sz w:val="20"/>
+          <w:sz w:val="22"/>
           <w:szCs w:val="22"/>
         </w:rPr>
         <w:t>React</w:t>
       </w:r>
       <w:r>
         <w:rPr>
-          <w:rFonts w:ascii="Arial" w:hAnsi="Arial" w:cs="Arial"/>
-          <w:sz w:val="20"/>
+          <w:sz w:val="22"/>
           <w:szCs w:val="22"/>
         </w:rPr>
         <w:t xml:space="preserve">, </w:t>
@@ -479,33 +249,31 @@
       <w:r>
         <w:rPr>
           <w:rStyle w:val="Strong"/>
-          <w:rFonts w:ascii="Arial" w:hAnsi="Arial" w:cs="Arial"/>
-          <w:sz w:val="20"/>
+          <w:sz w:val="22"/>
           <w:szCs w:val="22"/>
         </w:rPr>
         <w:t>Next.js</w:t>
       </w:r>
       <w:r>
         <w:rPr>
-          <w:rFonts w:ascii="Arial" w:hAnsi="Arial" w:cs="Arial"/>
-          <w:sz w:val="20"/>
+          <w:sz w:val="22"/>
           <w:szCs w:val="22"/>
         </w:rPr>
         <w:t xml:space="preserve">, </w:t>
       </w:r>
-      <w:r>
-        <w:rPr>
-          <w:rStyle w:val="Strong"/>
-          <w:rFonts w:ascii="Arial" w:hAnsi="Arial" w:cs="Arial"/>
-          <w:sz w:val="20"/>
+      <w:proofErr w:type="spellStart"/>
+      <w:r>
+        <w:rPr>
+          <w:rStyle w:val="Strong"/>
+          <w:sz w:val="22"/>
           <w:szCs w:val="22"/>
         </w:rPr>
         <w:t>TypeScript</w:t>
       </w:r>
-      <w:r>
-        <w:rPr>
-          <w:rFonts w:ascii="Arial" w:hAnsi="Arial" w:cs="Arial"/>
-          <w:sz w:val="20"/>
+      <w:proofErr w:type="spellEnd"/>
+      <w:r>
+        <w:rPr>
+          <w:sz w:val="22"/>
           <w:szCs w:val="22"/>
         </w:rPr>
         <w:t>, HTML, CSS</w:t>
@@ -520,24 +288,21 @@
         </w:numPr>
         <w:jc w:val="both"/>
         <w:rPr>
-          <w:rFonts w:ascii="Arial" w:hAnsi="Arial" w:cs="Arial"/>
-          <w:sz w:val="20"/>
-          <w:szCs w:val="22"/>
-        </w:rPr>
-      </w:pPr>
-      <w:r>
-        <w:rPr>
-          <w:rStyle w:val="Strong"/>
-          <w:rFonts w:ascii="Arial" w:hAnsi="Arial" w:cs="Arial"/>
-          <w:sz w:val="20"/>
+          <w:sz w:val="22"/>
+          <w:szCs w:val="22"/>
+        </w:rPr>
+      </w:pPr>
+      <w:r>
+        <w:rPr>
+          <w:rStyle w:val="Strong"/>
+          <w:sz w:val="22"/>
           <w:szCs w:val="22"/>
         </w:rPr>
         <w:t>Backend &amp; APIs</w:t>
       </w:r>
       <w:r>
         <w:rPr>
-          <w:rFonts w:ascii="Arial" w:hAnsi="Arial" w:cs="Arial"/>
-          <w:sz w:val="20"/>
+          <w:sz w:val="22"/>
           <w:szCs w:val="22"/>
         </w:rPr>
         <w:t xml:space="preserve"> — </w:t>
@@ -545,16 +310,14 @@
       <w:r>
         <w:rPr>
           <w:rStyle w:val="Strong"/>
-          <w:rFonts w:ascii="Arial" w:hAnsi="Arial" w:cs="Arial"/>
-          <w:sz w:val="20"/>
+          <w:sz w:val="22"/>
           <w:szCs w:val="22"/>
         </w:rPr>
         <w:t>Node.js</w:t>
       </w:r>
       <w:r>
         <w:rPr>
-          <w:rFonts w:ascii="Arial" w:hAnsi="Arial" w:cs="Arial"/>
-          <w:sz w:val="20"/>
+          <w:sz w:val="22"/>
           <w:szCs w:val="22"/>
         </w:rPr>
         <w:t xml:space="preserve">, </w:t>
@@ -562,19 +325,49 @@
       <w:r>
         <w:rPr>
           <w:rStyle w:val="Strong"/>
-          <w:rFonts w:ascii="Arial" w:hAnsi="Arial" w:cs="Arial"/>
-          <w:sz w:val="20"/>
+          <w:sz w:val="22"/>
           <w:szCs w:val="22"/>
         </w:rPr>
         <w:t>Python</w:t>
       </w:r>
       <w:r>
         <w:rPr>
-          <w:rFonts w:ascii="Arial" w:hAnsi="Arial" w:cs="Arial"/>
-          <w:sz w:val="20"/>
-          <w:szCs w:val="22"/>
-        </w:rPr>
-        <w:t>, REST APIs, event-driven services, webhooks, background processing, idempotency, retries/timeouts, resilient integrations</w:t>
+          <w:sz w:val="22"/>
+          <w:szCs w:val="22"/>
+        </w:rPr>
+        <w:t xml:space="preserve">, REST APIs, event-driven services, </w:t>
+      </w:r>
+      <w:proofErr w:type="spellStart"/>
+      <w:r>
+        <w:rPr>
+          <w:sz w:val="22"/>
+          <w:szCs w:val="22"/>
+        </w:rPr>
+        <w:t>webhooks</w:t>
+      </w:r>
+      <w:proofErr w:type="spellEnd"/>
+      <w:r>
+        <w:rPr>
+          <w:sz w:val="22"/>
+          <w:szCs w:val="22"/>
+        </w:rPr>
+        <w:t xml:space="preserve">, background processing, </w:t>
+      </w:r>
+      <w:proofErr w:type="spellStart"/>
+      <w:r>
+        <w:rPr>
+          <w:sz w:val="22"/>
+          <w:szCs w:val="22"/>
+        </w:rPr>
+        <w:t>idempotency</w:t>
+      </w:r>
+      <w:proofErr w:type="spellEnd"/>
+      <w:r>
+        <w:rPr>
+          <w:sz w:val="22"/>
+          <w:szCs w:val="22"/>
+        </w:rPr>
+        <w:t>, retries/timeouts, resilient integrations</w:t>
       </w:r>
     </w:p>
     <w:p>
@@ -586,24 +379,21 @@
         </w:numPr>
         <w:jc w:val="both"/>
         <w:rPr>
-          <w:rFonts w:ascii="Arial" w:hAnsi="Arial" w:cs="Arial"/>
-          <w:sz w:val="20"/>
-          <w:szCs w:val="22"/>
-        </w:rPr>
-      </w:pPr>
-      <w:r>
-        <w:rPr>
-          <w:rStyle w:val="Strong"/>
-          <w:rFonts w:ascii="Arial" w:hAnsi="Arial" w:cs="Arial"/>
-          <w:sz w:val="20"/>
+          <w:sz w:val="22"/>
+          <w:szCs w:val="22"/>
+        </w:rPr>
+      </w:pPr>
+      <w:r>
+        <w:rPr>
+          <w:rStyle w:val="Strong"/>
+          <w:sz w:val="22"/>
           <w:szCs w:val="22"/>
         </w:rPr>
         <w:t>Data, Messaging &amp; Search</w:t>
       </w:r>
       <w:r>
         <w:rPr>
-          <w:rFonts w:ascii="Arial" w:hAnsi="Arial" w:cs="Arial"/>
-          <w:sz w:val="20"/>
+          <w:sz w:val="22"/>
           <w:szCs w:val="22"/>
         </w:rPr>
         <w:t xml:space="preserve"> — Relational: </w:t>
@@ -611,16 +401,14 @@
       <w:r>
         <w:rPr>
           <w:rStyle w:val="Strong"/>
-          <w:rFonts w:ascii="Arial" w:hAnsi="Arial" w:cs="Arial"/>
-          <w:sz w:val="20"/>
+          <w:sz w:val="22"/>
           <w:szCs w:val="22"/>
         </w:rPr>
         <w:t>PostgreSQL</w:t>
       </w:r>
       <w:r>
         <w:rPr>
-          <w:rFonts w:ascii="Arial" w:hAnsi="Arial" w:cs="Arial"/>
-          <w:sz w:val="20"/>
+          <w:sz w:val="22"/>
           <w:szCs w:val="22"/>
         </w:rPr>
         <w:t xml:space="preserve">, </w:t>
@@ -628,16 +416,14 @@
       <w:r>
         <w:rPr>
           <w:rStyle w:val="Strong"/>
-          <w:rFonts w:ascii="Arial" w:hAnsi="Arial" w:cs="Arial"/>
-          <w:sz w:val="20"/>
+          <w:sz w:val="22"/>
           <w:szCs w:val="22"/>
         </w:rPr>
         <w:t>MySQL</w:t>
       </w:r>
       <w:r>
         <w:rPr>
-          <w:rFonts w:ascii="Arial" w:hAnsi="Arial" w:cs="Arial"/>
-          <w:sz w:val="20"/>
+          <w:sz w:val="22"/>
           <w:szCs w:val="22"/>
         </w:rPr>
         <w:t xml:space="preserve">, </w:t>
@@ -645,33 +431,31 @@
       <w:r>
         <w:rPr>
           <w:rStyle w:val="Strong"/>
-          <w:rFonts w:ascii="Arial" w:hAnsi="Arial" w:cs="Arial"/>
-          <w:sz w:val="20"/>
+          <w:sz w:val="22"/>
           <w:szCs w:val="22"/>
         </w:rPr>
         <w:t>SQL Server</w:t>
       </w:r>
       <w:r>
         <w:rPr>
-          <w:rFonts w:ascii="Arial" w:hAnsi="Arial" w:cs="Arial"/>
-          <w:sz w:val="20"/>
+          <w:sz w:val="22"/>
           <w:szCs w:val="22"/>
         </w:rPr>
         <w:t xml:space="preserve"> | NoSQL: </w:t>
       </w:r>
-      <w:r>
-        <w:rPr>
-          <w:rStyle w:val="Strong"/>
-          <w:rFonts w:ascii="Arial" w:hAnsi="Arial" w:cs="Arial"/>
-          <w:sz w:val="20"/>
+      <w:proofErr w:type="spellStart"/>
+      <w:r>
+        <w:rPr>
+          <w:rStyle w:val="Strong"/>
+          <w:sz w:val="22"/>
           <w:szCs w:val="22"/>
         </w:rPr>
         <w:t>Redis</w:t>
       </w:r>
-      <w:r>
-        <w:rPr>
-          <w:rFonts w:ascii="Arial" w:hAnsi="Arial" w:cs="Arial"/>
-          <w:sz w:val="20"/>
+      <w:proofErr w:type="spellEnd"/>
+      <w:r>
+        <w:rPr>
+          <w:sz w:val="22"/>
           <w:szCs w:val="22"/>
         </w:rPr>
         <w:t xml:space="preserve">, </w:t>
@@ -679,33 +463,31 @@
       <w:r>
         <w:rPr>
           <w:rStyle w:val="Strong"/>
-          <w:rFonts w:ascii="Arial" w:hAnsi="Arial" w:cs="Arial"/>
-          <w:sz w:val="20"/>
+          <w:sz w:val="22"/>
           <w:szCs w:val="22"/>
         </w:rPr>
         <w:t>MongoDB</w:t>
       </w:r>
       <w:r>
         <w:rPr>
-          <w:rFonts w:ascii="Arial" w:hAnsi="Arial" w:cs="Arial"/>
-          <w:sz w:val="20"/>
+          <w:sz w:val="22"/>
           <w:szCs w:val="22"/>
         </w:rPr>
         <w:t xml:space="preserve">, </w:t>
       </w:r>
-      <w:r>
-        <w:rPr>
-          <w:rStyle w:val="Strong"/>
-          <w:rFonts w:ascii="Arial" w:hAnsi="Arial" w:cs="Arial"/>
-          <w:sz w:val="20"/>
+      <w:proofErr w:type="spellStart"/>
+      <w:r>
+        <w:rPr>
+          <w:rStyle w:val="Strong"/>
+          <w:sz w:val="22"/>
           <w:szCs w:val="22"/>
         </w:rPr>
         <w:t>DynamoDB</w:t>
       </w:r>
-      <w:r>
-        <w:rPr>
-          <w:rFonts w:ascii="Arial" w:hAnsi="Arial" w:cs="Arial"/>
-          <w:sz w:val="20"/>
+      <w:proofErr w:type="spellEnd"/>
+      <w:r>
+        <w:rPr>
+          <w:sz w:val="22"/>
           <w:szCs w:val="22"/>
         </w:rPr>
         <w:t xml:space="preserve"> | Queues/streams: </w:t>
@@ -713,16 +495,14 @@
       <w:r>
         <w:rPr>
           <w:rStyle w:val="Strong"/>
-          <w:rFonts w:ascii="Arial" w:hAnsi="Arial" w:cs="Arial"/>
-          <w:sz w:val="20"/>
+          <w:sz w:val="22"/>
           <w:szCs w:val="22"/>
         </w:rPr>
         <w:t>AWS SQS/SNS</w:t>
       </w:r>
       <w:r>
         <w:rPr>
-          <w:rFonts w:ascii="Arial" w:hAnsi="Arial" w:cs="Arial"/>
-          <w:sz w:val="20"/>
+          <w:sz w:val="22"/>
           <w:szCs w:val="22"/>
         </w:rPr>
         <w:t xml:space="preserve">, </w:t>
@@ -730,50 +510,48 @@
       <w:r>
         <w:rPr>
           <w:rStyle w:val="Strong"/>
-          <w:rFonts w:ascii="Arial" w:hAnsi="Arial" w:cs="Arial"/>
-          <w:sz w:val="20"/>
+          <w:sz w:val="22"/>
           <w:szCs w:val="22"/>
         </w:rPr>
         <w:t>Kafka</w:t>
       </w:r>
       <w:r>
         <w:rPr>
-          <w:rFonts w:ascii="Arial" w:hAnsi="Arial" w:cs="Arial"/>
-          <w:sz w:val="20"/>
+          <w:sz w:val="22"/>
           <w:szCs w:val="22"/>
         </w:rPr>
         <w:t xml:space="preserve">, </w:t>
       </w:r>
-      <w:r>
-        <w:rPr>
-          <w:rStyle w:val="Strong"/>
-          <w:rFonts w:ascii="Arial" w:hAnsi="Arial" w:cs="Arial"/>
-          <w:sz w:val="20"/>
+      <w:proofErr w:type="spellStart"/>
+      <w:r>
+        <w:rPr>
+          <w:rStyle w:val="Strong"/>
+          <w:sz w:val="22"/>
           <w:szCs w:val="22"/>
         </w:rPr>
         <w:t>RabbitMQ</w:t>
       </w:r>
-      <w:r>
-        <w:rPr>
-          <w:rFonts w:ascii="Arial" w:hAnsi="Arial" w:cs="Arial"/>
-          <w:sz w:val="20"/>
+      <w:proofErr w:type="spellEnd"/>
+      <w:r>
+        <w:rPr>
+          <w:sz w:val="22"/>
           <w:szCs w:val="22"/>
         </w:rPr>
         <w:t xml:space="preserve"> | Search: </w:t>
       </w:r>
-      <w:r>
-        <w:rPr>
-          <w:rStyle w:val="Strong"/>
-          <w:rFonts w:ascii="Arial" w:hAnsi="Arial" w:cs="Arial"/>
-          <w:sz w:val="20"/>
+      <w:proofErr w:type="spellStart"/>
+      <w:r>
+        <w:rPr>
+          <w:rStyle w:val="Strong"/>
+          <w:sz w:val="22"/>
           <w:szCs w:val="22"/>
         </w:rPr>
         <w:t>Elasticsearch</w:t>
       </w:r>
-      <w:r>
-        <w:rPr>
-          <w:rFonts w:ascii="Arial" w:hAnsi="Arial" w:cs="Arial"/>
-          <w:sz w:val="20"/>
+      <w:proofErr w:type="spellEnd"/>
+      <w:r>
+        <w:rPr>
+          <w:sz w:val="22"/>
           <w:szCs w:val="22"/>
         </w:rPr>
         <w:t xml:space="preserve">, </w:t>
@@ -781,16 +559,14 @@
       <w:r>
         <w:rPr>
           <w:rStyle w:val="Strong"/>
-          <w:rFonts w:ascii="Arial" w:hAnsi="Arial" w:cs="Arial"/>
-          <w:sz w:val="20"/>
+          <w:sz w:val="22"/>
           <w:szCs w:val="22"/>
         </w:rPr>
         <w:t>OpenSearch</w:t>
       </w:r>
       <w:r>
         <w:rPr>
-          <w:rFonts w:ascii="Arial" w:hAnsi="Arial" w:cs="Arial"/>
-          <w:sz w:val="20"/>
+          <w:sz w:val="22"/>
           <w:szCs w:val="22"/>
         </w:rPr>
         <w:t xml:space="preserve"> | Analytics: </w:t>
@@ -798,29 +574,28 @@
       <w:r>
         <w:rPr>
           <w:rStyle w:val="Strong"/>
-          <w:rFonts w:ascii="Arial" w:hAnsi="Arial" w:cs="Arial"/>
-          <w:sz w:val="20"/>
+          <w:sz w:val="22"/>
           <w:szCs w:val="22"/>
         </w:rPr>
         <w:t>Redshift</w:t>
       </w:r>
       <w:r>
         <w:rPr>
-          <w:rFonts w:ascii="Arial" w:hAnsi="Arial" w:cs="Arial"/>
-          <w:sz w:val="20"/>
+          <w:sz w:val="22"/>
           <w:szCs w:val="22"/>
         </w:rPr>
         <w:t xml:space="preserve">, </w:t>
       </w:r>
-      <w:r>
-        <w:rPr>
-          <w:rStyle w:val="Strong"/>
-          <w:rFonts w:ascii="Arial" w:hAnsi="Arial" w:cs="Arial"/>
-          <w:sz w:val="20"/>
+      <w:proofErr w:type="spellStart"/>
+      <w:r>
+        <w:rPr>
+          <w:rStyle w:val="Strong"/>
+          <w:sz w:val="22"/>
           <w:szCs w:val="22"/>
         </w:rPr>
         <w:t>BigQuery</w:t>
       </w:r>
+      <w:proofErr w:type="spellEnd"/>
     </w:p>
     <w:p>
       <w:pPr>
@@ -831,24 +606,21 @@
         </w:numPr>
         <w:jc w:val="both"/>
         <w:rPr>
-          <w:rFonts w:ascii="Arial" w:hAnsi="Arial" w:cs="Arial"/>
-          <w:sz w:val="20"/>
-          <w:szCs w:val="22"/>
-        </w:rPr>
-      </w:pPr>
-      <w:r>
-        <w:rPr>
-          <w:rStyle w:val="Strong"/>
-          <w:rFonts w:ascii="Arial" w:hAnsi="Arial" w:cs="Arial"/>
-          <w:sz w:val="20"/>
+          <w:sz w:val="22"/>
+          <w:szCs w:val="22"/>
+        </w:rPr>
+      </w:pPr>
+      <w:r>
+        <w:rPr>
+          <w:rStyle w:val="Strong"/>
+          <w:sz w:val="22"/>
           <w:szCs w:val="22"/>
         </w:rPr>
         <w:t>Cloud &amp; DevOps</w:t>
       </w:r>
       <w:r>
         <w:rPr>
-          <w:rFonts w:ascii="Arial" w:hAnsi="Arial" w:cs="Arial"/>
-          <w:sz w:val="20"/>
+          <w:sz w:val="22"/>
           <w:szCs w:val="22"/>
         </w:rPr>
         <w:t xml:space="preserve"> — </w:t>
@@ -856,16 +628,14 @@
       <w:r>
         <w:rPr>
           <w:rStyle w:val="Strong"/>
-          <w:rFonts w:ascii="Arial" w:hAnsi="Arial" w:cs="Arial"/>
-          <w:sz w:val="20"/>
+          <w:sz w:val="22"/>
           <w:szCs w:val="22"/>
         </w:rPr>
         <w:t>AWS (primary)</w:t>
       </w:r>
       <w:r>
         <w:rPr>
-          <w:rFonts w:ascii="Arial" w:hAnsi="Arial" w:cs="Arial"/>
-          <w:sz w:val="20"/>
+          <w:sz w:val="22"/>
           <w:szCs w:val="22"/>
         </w:rPr>
         <w:t xml:space="preserve">: </w:t>
@@ -873,16 +643,14 @@
       <w:r>
         <w:rPr>
           <w:rStyle w:val="Strong"/>
-          <w:rFonts w:ascii="Arial" w:hAnsi="Arial" w:cs="Arial"/>
-          <w:sz w:val="20"/>
+          <w:sz w:val="22"/>
           <w:szCs w:val="22"/>
         </w:rPr>
         <w:t>EKS</w:t>
       </w:r>
       <w:r>
         <w:rPr>
-          <w:rFonts w:ascii="Arial" w:hAnsi="Arial" w:cs="Arial"/>
-          <w:sz w:val="20"/>
+          <w:sz w:val="22"/>
           <w:szCs w:val="22"/>
         </w:rPr>
         <w:t xml:space="preserve">, </w:t>
@@ -890,16 +658,14 @@
       <w:r>
         <w:rPr>
           <w:rStyle w:val="Strong"/>
-          <w:rFonts w:ascii="Arial" w:hAnsi="Arial" w:cs="Arial"/>
-          <w:sz w:val="20"/>
+          <w:sz w:val="22"/>
           <w:szCs w:val="22"/>
         </w:rPr>
         <w:t>ECS</w:t>
       </w:r>
       <w:r>
         <w:rPr>
-          <w:rFonts w:ascii="Arial" w:hAnsi="Arial" w:cs="Arial"/>
-          <w:sz w:val="20"/>
+          <w:sz w:val="22"/>
           <w:szCs w:val="22"/>
         </w:rPr>
         <w:t xml:space="preserve">, </w:t>
@@ -907,16 +673,14 @@
       <w:r>
         <w:rPr>
           <w:rStyle w:val="Strong"/>
-          <w:rFonts w:ascii="Arial" w:hAnsi="Arial" w:cs="Arial"/>
-          <w:sz w:val="20"/>
+          <w:sz w:val="22"/>
           <w:szCs w:val="22"/>
         </w:rPr>
         <w:t>EC2</w:t>
       </w:r>
       <w:r>
         <w:rPr>
-          <w:rFonts w:ascii="Arial" w:hAnsi="Arial" w:cs="Arial"/>
-          <w:sz w:val="20"/>
+          <w:sz w:val="22"/>
           <w:szCs w:val="22"/>
         </w:rPr>
         <w:t xml:space="preserve">, </w:t>
@@ -924,16 +688,14 @@
       <w:r>
         <w:rPr>
           <w:rStyle w:val="Strong"/>
-          <w:rFonts w:ascii="Arial" w:hAnsi="Arial" w:cs="Arial"/>
-          <w:sz w:val="20"/>
+          <w:sz w:val="22"/>
           <w:szCs w:val="22"/>
         </w:rPr>
         <w:t>Lambda</w:t>
       </w:r>
       <w:r>
         <w:rPr>
-          <w:rFonts w:ascii="Arial" w:hAnsi="Arial" w:cs="Arial"/>
-          <w:sz w:val="20"/>
+          <w:sz w:val="22"/>
           <w:szCs w:val="22"/>
         </w:rPr>
         <w:t xml:space="preserve">, </w:t>
@@ -941,16 +703,14 @@
       <w:r>
         <w:rPr>
           <w:rStyle w:val="Strong"/>
-          <w:rFonts w:ascii="Arial" w:hAnsi="Arial" w:cs="Arial"/>
-          <w:sz w:val="20"/>
+          <w:sz w:val="22"/>
           <w:szCs w:val="22"/>
         </w:rPr>
         <w:t>API Gateway</w:t>
       </w:r>
       <w:r>
         <w:rPr>
-          <w:rFonts w:ascii="Arial" w:hAnsi="Arial" w:cs="Arial"/>
-          <w:sz w:val="20"/>
+          <w:sz w:val="22"/>
           <w:szCs w:val="22"/>
         </w:rPr>
         <w:t xml:space="preserve">, </w:t>
@@ -958,33 +718,31 @@
       <w:r>
         <w:rPr>
           <w:rStyle w:val="Strong"/>
-          <w:rFonts w:ascii="Arial" w:hAnsi="Arial" w:cs="Arial"/>
-          <w:sz w:val="20"/>
+          <w:sz w:val="22"/>
           <w:szCs w:val="22"/>
         </w:rPr>
         <w:t>S3</w:t>
       </w:r>
       <w:r>
         <w:rPr>
-          <w:rFonts w:ascii="Arial" w:hAnsi="Arial" w:cs="Arial"/>
-          <w:sz w:val="20"/>
+          <w:sz w:val="22"/>
           <w:szCs w:val="22"/>
         </w:rPr>
         <w:t xml:space="preserve">, </w:t>
       </w:r>
-      <w:r>
-        <w:rPr>
-          <w:rStyle w:val="Strong"/>
-          <w:rFonts w:ascii="Arial" w:hAnsi="Arial" w:cs="Arial"/>
-          <w:sz w:val="20"/>
+      <w:proofErr w:type="spellStart"/>
+      <w:r>
+        <w:rPr>
+          <w:rStyle w:val="Strong"/>
+          <w:sz w:val="22"/>
           <w:szCs w:val="22"/>
         </w:rPr>
         <w:t>CloudFront</w:t>
       </w:r>
-      <w:r>
-        <w:rPr>
-          <w:rFonts w:ascii="Arial" w:hAnsi="Arial" w:cs="Arial"/>
-          <w:sz w:val="20"/>
+      <w:proofErr w:type="spellEnd"/>
+      <w:r>
+        <w:rPr>
+          <w:sz w:val="22"/>
           <w:szCs w:val="22"/>
         </w:rPr>
         <w:t xml:space="preserve">, </w:t>
@@ -992,67 +750,65 @@
       <w:r>
         <w:rPr>
           <w:rStyle w:val="Strong"/>
-          <w:rFonts w:ascii="Arial" w:hAnsi="Arial" w:cs="Arial"/>
-          <w:sz w:val="20"/>
+          <w:sz w:val="22"/>
           <w:szCs w:val="22"/>
         </w:rPr>
         <w:t>RDS</w:t>
       </w:r>
       <w:r>
         <w:rPr>
-          <w:rFonts w:ascii="Arial" w:hAnsi="Arial" w:cs="Arial"/>
-          <w:sz w:val="20"/>
+          <w:sz w:val="22"/>
           <w:szCs w:val="22"/>
         </w:rPr>
         <w:t xml:space="preserve">, </w:t>
       </w:r>
-      <w:r>
-        <w:rPr>
-          <w:rStyle w:val="Strong"/>
-          <w:rFonts w:ascii="Arial" w:hAnsi="Arial" w:cs="Arial"/>
-          <w:sz w:val="20"/>
+      <w:proofErr w:type="spellStart"/>
+      <w:r>
+        <w:rPr>
+          <w:rStyle w:val="Strong"/>
+          <w:sz w:val="22"/>
           <w:szCs w:val="22"/>
         </w:rPr>
         <w:t>DynamoDB</w:t>
       </w:r>
-      <w:r>
-        <w:rPr>
-          <w:rFonts w:ascii="Arial" w:hAnsi="Arial" w:cs="Arial"/>
-          <w:sz w:val="20"/>
+      <w:proofErr w:type="spellEnd"/>
+      <w:r>
+        <w:rPr>
+          <w:sz w:val="22"/>
           <w:szCs w:val="22"/>
         </w:rPr>
         <w:t xml:space="preserve">, </w:t>
       </w:r>
-      <w:r>
-        <w:rPr>
-          <w:rStyle w:val="Strong"/>
-          <w:rFonts w:ascii="Arial" w:hAnsi="Arial" w:cs="Arial"/>
-          <w:sz w:val="20"/>
+      <w:proofErr w:type="spellStart"/>
+      <w:r>
+        <w:rPr>
+          <w:rStyle w:val="Strong"/>
+          <w:sz w:val="22"/>
           <w:szCs w:val="22"/>
         </w:rPr>
         <w:t>ElastiCache</w:t>
       </w:r>
-      <w:r>
-        <w:rPr>
-          <w:rFonts w:ascii="Arial" w:hAnsi="Arial" w:cs="Arial"/>
-          <w:sz w:val="20"/>
+      <w:proofErr w:type="spellEnd"/>
+      <w:r>
+        <w:rPr>
+          <w:sz w:val="22"/>
           <w:szCs w:val="22"/>
         </w:rPr>
         <w:t xml:space="preserve">, </w:t>
       </w:r>
-      <w:r>
-        <w:rPr>
-          <w:rStyle w:val="Strong"/>
-          <w:rFonts w:ascii="Arial" w:hAnsi="Arial" w:cs="Arial"/>
-          <w:sz w:val="20"/>
+      <w:proofErr w:type="spellStart"/>
+      <w:r>
+        <w:rPr>
+          <w:rStyle w:val="Strong"/>
+          <w:sz w:val="22"/>
           <w:szCs w:val="22"/>
         </w:rPr>
         <w:t>EventBridge</w:t>
       </w:r>
-      <w:r>
-        <w:rPr>
-          <w:rFonts w:ascii="Arial" w:hAnsi="Arial" w:cs="Arial"/>
-          <w:sz w:val="20"/>
+      <w:proofErr w:type="spellEnd"/>
+      <w:r>
+        <w:rPr>
+          <w:sz w:val="22"/>
           <w:szCs w:val="22"/>
         </w:rPr>
         <w:t xml:space="preserve">, </w:t>
@@ -1060,16 +816,14 @@
       <w:r>
         <w:rPr>
           <w:rStyle w:val="Strong"/>
-          <w:rFonts w:ascii="Arial" w:hAnsi="Arial" w:cs="Arial"/>
-          <w:sz w:val="20"/>
+          <w:sz w:val="22"/>
           <w:szCs w:val="22"/>
         </w:rPr>
         <w:t>Step Functions</w:t>
       </w:r>
       <w:r>
         <w:rPr>
-          <w:rFonts w:ascii="Arial" w:hAnsi="Arial" w:cs="Arial"/>
-          <w:sz w:val="20"/>
+          <w:sz w:val="22"/>
           <w:szCs w:val="22"/>
         </w:rPr>
         <w:t xml:space="preserve">, </w:t>
@@ -1077,16 +831,14 @@
       <w:r>
         <w:rPr>
           <w:rStyle w:val="Strong"/>
-          <w:rFonts w:ascii="Arial" w:hAnsi="Arial" w:cs="Arial"/>
-          <w:sz w:val="20"/>
+          <w:sz w:val="22"/>
           <w:szCs w:val="22"/>
         </w:rPr>
         <w:t>IAM</w:t>
       </w:r>
       <w:r>
         <w:rPr>
-          <w:rFonts w:ascii="Arial" w:hAnsi="Arial" w:cs="Arial"/>
-          <w:sz w:val="20"/>
+          <w:sz w:val="22"/>
           <w:szCs w:val="22"/>
         </w:rPr>
         <w:t xml:space="preserve"> | Azure: </w:t>
@@ -1094,16 +846,14 @@
       <w:r>
         <w:rPr>
           <w:rStyle w:val="Strong"/>
-          <w:rFonts w:ascii="Arial" w:hAnsi="Arial" w:cs="Arial"/>
-          <w:sz w:val="20"/>
+          <w:sz w:val="22"/>
           <w:szCs w:val="22"/>
         </w:rPr>
         <w:t>AKS</w:t>
       </w:r>
       <w:r>
         <w:rPr>
-          <w:rFonts w:ascii="Arial" w:hAnsi="Arial" w:cs="Arial"/>
-          <w:sz w:val="20"/>
+          <w:sz w:val="22"/>
           <w:szCs w:val="22"/>
         </w:rPr>
         <w:t xml:space="preserve">, App Service, Azure SQL, Service Bus, Key Vault, Application Insights | GCP: </w:t>
@@ -1111,33 +861,45 @@
       <w:r>
         <w:rPr>
           <w:rStyle w:val="Strong"/>
-          <w:rFonts w:ascii="Arial" w:hAnsi="Arial" w:cs="Arial"/>
-          <w:sz w:val="20"/>
+          <w:sz w:val="22"/>
           <w:szCs w:val="22"/>
         </w:rPr>
         <w:t>GKE</w:t>
       </w:r>
       <w:r>
         <w:rPr>
-          <w:rFonts w:ascii="Arial" w:hAnsi="Arial" w:cs="Arial"/>
-          <w:sz w:val="20"/>
-          <w:szCs w:val="22"/>
-        </w:rPr>
-        <w:t xml:space="preserve">, Cloud Run, Pub/Sub, Cloud Storage, BigQuery (consumer/integrator) | </w:t>
-      </w:r>
-      <w:r>
-        <w:rPr>
-          <w:rStyle w:val="Strong"/>
-          <w:rFonts w:ascii="Arial" w:hAnsi="Arial" w:cs="Arial"/>
-          <w:sz w:val="20"/>
+          <w:sz w:val="22"/>
+          <w:szCs w:val="22"/>
+        </w:rPr>
+        <w:t xml:space="preserve">, Cloud Run, Pub/Sub, Cloud Storage, </w:t>
+      </w:r>
+      <w:proofErr w:type="spellStart"/>
+      <w:r>
+        <w:rPr>
+          <w:sz w:val="22"/>
+          <w:szCs w:val="22"/>
+        </w:rPr>
+        <w:t>BigQuery</w:t>
+      </w:r>
+      <w:proofErr w:type="spellEnd"/>
+      <w:r>
+        <w:rPr>
+          <w:sz w:val="22"/>
+          <w:szCs w:val="22"/>
+        </w:rPr>
+        <w:t xml:space="preserve"> (consumer/integrator) | </w:t>
+      </w:r>
+      <w:r>
+        <w:rPr>
+          <w:rStyle w:val="Strong"/>
+          <w:sz w:val="22"/>
           <w:szCs w:val="22"/>
         </w:rPr>
         <w:t>Docker</w:t>
       </w:r>
       <w:r>
         <w:rPr>
-          <w:rFonts w:ascii="Arial" w:hAnsi="Arial" w:cs="Arial"/>
-          <w:sz w:val="20"/>
+          <w:sz w:val="22"/>
           <w:szCs w:val="22"/>
         </w:rPr>
         <w:t xml:space="preserve">, </w:t>
@@ -1145,16 +907,14 @@
       <w:r>
         <w:rPr>
           <w:rStyle w:val="Strong"/>
-          <w:rFonts w:ascii="Arial" w:hAnsi="Arial" w:cs="Arial"/>
-          <w:sz w:val="20"/>
+          <w:sz w:val="22"/>
           <w:szCs w:val="22"/>
         </w:rPr>
         <w:t>Kubernetes</w:t>
       </w:r>
       <w:r>
         <w:rPr>
-          <w:rFonts w:ascii="Arial" w:hAnsi="Arial" w:cs="Arial"/>
-          <w:sz w:val="20"/>
+          <w:sz w:val="22"/>
           <w:szCs w:val="22"/>
         </w:rPr>
         <w:t xml:space="preserve">, </w:t>
@@ -1162,16 +922,14 @@
       <w:r>
         <w:rPr>
           <w:rStyle w:val="Strong"/>
-          <w:rFonts w:ascii="Arial" w:hAnsi="Arial" w:cs="Arial"/>
-          <w:sz w:val="20"/>
+          <w:sz w:val="22"/>
           <w:szCs w:val="22"/>
         </w:rPr>
         <w:t>Helm</w:t>
       </w:r>
       <w:r>
         <w:rPr>
-          <w:rFonts w:ascii="Arial" w:hAnsi="Arial" w:cs="Arial"/>
-          <w:sz w:val="20"/>
+          <w:sz w:val="22"/>
           <w:szCs w:val="22"/>
         </w:rPr>
         <w:t xml:space="preserve">, </w:t>
@@ -1179,33 +937,31 @@
       <w:r>
         <w:rPr>
           <w:rStyle w:val="Strong"/>
-          <w:rFonts w:ascii="Arial" w:hAnsi="Arial" w:cs="Arial"/>
-          <w:sz w:val="20"/>
+          <w:sz w:val="22"/>
           <w:szCs w:val="22"/>
         </w:rPr>
         <w:t>Argo CD</w:t>
       </w:r>
       <w:r>
         <w:rPr>
-          <w:rFonts w:ascii="Arial" w:hAnsi="Arial" w:cs="Arial"/>
-          <w:sz w:val="20"/>
+          <w:sz w:val="22"/>
           <w:szCs w:val="22"/>
         </w:rPr>
         <w:t xml:space="preserve">, </w:t>
       </w:r>
-      <w:r>
-        <w:rPr>
-          <w:rStyle w:val="Strong"/>
-          <w:rFonts w:ascii="Arial" w:hAnsi="Arial" w:cs="Arial"/>
-          <w:sz w:val="20"/>
+      <w:proofErr w:type="spellStart"/>
+      <w:r>
+        <w:rPr>
+          <w:rStyle w:val="Strong"/>
+          <w:sz w:val="22"/>
           <w:szCs w:val="22"/>
         </w:rPr>
         <w:t>GitOps</w:t>
       </w:r>
-      <w:r>
-        <w:rPr>
-          <w:rFonts w:ascii="Arial" w:hAnsi="Arial" w:cs="Arial"/>
-          <w:sz w:val="20"/>
+      <w:proofErr w:type="spellEnd"/>
+      <w:r>
+        <w:rPr>
+          <w:sz w:val="22"/>
           <w:szCs w:val="22"/>
         </w:rPr>
         <w:t xml:space="preserve">, </w:t>
@@ -1213,20 +969,59 @@
       <w:r>
         <w:rPr>
           <w:rStyle w:val="Strong"/>
-          <w:rFonts w:ascii="Arial" w:hAnsi="Arial" w:cs="Arial"/>
-          <w:sz w:val="20"/>
+          <w:sz w:val="22"/>
           <w:szCs w:val="22"/>
         </w:rPr>
         <w:t>Terraform</w:t>
       </w:r>
       <w:r>
         <w:rPr>
-          <w:rFonts w:ascii="Arial" w:hAnsi="Arial" w:cs="Arial"/>
-          <w:sz w:val="20"/>
-          <w:szCs w:val="22"/>
-        </w:rPr>
-        <w:t>, CloudFormation | CI/CD: GitHub Actions, GitLab CI, Jenkins, Azure DevOps, CircleCI</w:t>
-      </w:r>
+          <w:sz w:val="22"/>
+          <w:szCs w:val="22"/>
+        </w:rPr>
+        <w:t xml:space="preserve">, </w:t>
+      </w:r>
+      <w:proofErr w:type="spellStart"/>
+      <w:r>
+        <w:rPr>
+          <w:sz w:val="22"/>
+          <w:szCs w:val="22"/>
+        </w:rPr>
+        <w:t>CloudFormation</w:t>
+      </w:r>
+      <w:proofErr w:type="spellEnd"/>
+      <w:r>
+        <w:rPr>
+          <w:sz w:val="22"/>
+          <w:szCs w:val="22"/>
+        </w:rPr>
+        <w:t xml:space="preserve"> | CI/CD: GitHub Actions, </w:t>
+      </w:r>
+      <w:proofErr w:type="spellStart"/>
+      <w:r>
+        <w:rPr>
+          <w:sz w:val="22"/>
+          <w:szCs w:val="22"/>
+        </w:rPr>
+        <w:t>GitLab</w:t>
+      </w:r>
+      <w:proofErr w:type="spellEnd"/>
+      <w:r>
+        <w:rPr>
+          <w:sz w:val="22"/>
+          <w:szCs w:val="22"/>
+        </w:rPr>
+        <w:t xml:space="preserve"> CI, Jenkins, Azure DevOps, </w:t>
+      </w:r>
+      <w:proofErr w:type="spellStart"/>
+      <w:r>
+        <w:rPr>
+          <w:sz w:val="22"/>
+          <w:szCs w:val="22"/>
+        </w:rPr>
+        <w:t>CircleCI</w:t>
+      </w:r>
+      <w:proofErr w:type="spellEnd"/>
     </w:p>
     <w:p>
       <w:pPr>
@@ -1236,58 +1031,52 @@
           <w:numId w:val="2"/>
         </w:numPr>
         <w:jc w:val="both"/>
-        <w:rPr>
-          <w:rFonts w:ascii="Arial" w:hAnsi="Arial" w:cs="Arial"/>
-          <w:sz w:val="22"/>
-        </w:rPr>
-      </w:pPr>
-      <w:r>
-        <w:rPr>
-          <w:rStyle w:val="Strong"/>
-          <w:rFonts w:ascii="Arial" w:hAnsi="Arial" w:cs="Arial"/>
-          <w:sz w:val="20"/>
+      </w:pPr>
+      <w:r>
+        <w:rPr>
+          <w:rStyle w:val="Strong"/>
+          <w:sz w:val="22"/>
           <w:szCs w:val="22"/>
         </w:rPr>
         <w:t>Observability, Quality &amp; Security</w:t>
       </w:r>
       <w:r>
         <w:rPr>
-          <w:rFonts w:ascii="Arial" w:hAnsi="Arial" w:cs="Arial"/>
-          <w:sz w:val="20"/>
+          <w:sz w:val="22"/>
           <w:szCs w:val="22"/>
         </w:rPr>
         <w:t xml:space="preserve"> — </w:t>
       </w:r>
-      <w:r>
-        <w:rPr>
-          <w:rStyle w:val="Strong"/>
-          <w:rFonts w:ascii="Arial" w:hAnsi="Arial" w:cs="Arial"/>
-          <w:sz w:val="20"/>
+      <w:proofErr w:type="spellStart"/>
+      <w:r>
+        <w:rPr>
+          <w:rStyle w:val="Strong"/>
+          <w:sz w:val="22"/>
           <w:szCs w:val="22"/>
         </w:rPr>
         <w:t>OpenTelemetry</w:t>
       </w:r>
-      <w:r>
-        <w:rPr>
-          <w:rFonts w:ascii="Arial" w:hAnsi="Arial" w:cs="Arial"/>
-          <w:sz w:val="20"/>
+      <w:proofErr w:type="spellEnd"/>
+      <w:r>
+        <w:rPr>
+          <w:sz w:val="22"/>
           <w:szCs w:val="22"/>
         </w:rPr>
         <w:t xml:space="preserve">, </w:t>
       </w:r>
-      <w:r>
-        <w:rPr>
-          <w:rStyle w:val="Strong"/>
-          <w:rFonts w:ascii="Arial" w:hAnsi="Arial" w:cs="Arial"/>
-          <w:sz w:val="20"/>
+      <w:proofErr w:type="spellStart"/>
+      <w:r>
+        <w:rPr>
+          <w:rStyle w:val="Strong"/>
+          <w:sz w:val="22"/>
           <w:szCs w:val="22"/>
         </w:rPr>
         <w:t>Datadog</w:t>
       </w:r>
-      <w:r>
-        <w:rPr>
-          <w:rFonts w:ascii="Arial" w:hAnsi="Arial" w:cs="Arial"/>
-          <w:sz w:val="20"/>
+      <w:proofErr w:type="spellEnd"/>
+      <w:r>
+        <w:rPr>
+          <w:sz w:val="22"/>
           <w:szCs w:val="22"/>
         </w:rPr>
         <w:t xml:space="preserve">, </w:t>
@@ -1295,33 +1084,31 @@
       <w:r>
         <w:rPr>
           <w:rStyle w:val="Strong"/>
-          <w:rFonts w:ascii="Arial" w:hAnsi="Arial" w:cs="Arial"/>
-          <w:sz w:val="20"/>
+          <w:sz w:val="22"/>
           <w:szCs w:val="22"/>
         </w:rPr>
         <w:t>Prometheus</w:t>
       </w:r>
       <w:r>
         <w:rPr>
-          <w:rFonts w:ascii="Arial" w:hAnsi="Arial" w:cs="Arial"/>
-          <w:sz w:val="20"/>
+          <w:sz w:val="22"/>
           <w:szCs w:val="22"/>
         </w:rPr>
         <w:t xml:space="preserve">, </w:t>
       </w:r>
-      <w:r>
-        <w:rPr>
-          <w:rStyle w:val="Strong"/>
-          <w:rFonts w:ascii="Arial" w:hAnsi="Arial" w:cs="Arial"/>
-          <w:sz w:val="20"/>
+      <w:proofErr w:type="spellStart"/>
+      <w:r>
+        <w:rPr>
+          <w:rStyle w:val="Strong"/>
+          <w:sz w:val="22"/>
           <w:szCs w:val="22"/>
         </w:rPr>
         <w:t>Grafana</w:t>
       </w:r>
-      <w:r>
-        <w:rPr>
-          <w:rFonts w:ascii="Arial" w:hAnsi="Arial" w:cs="Arial"/>
-          <w:sz w:val="20"/>
+      <w:proofErr w:type="spellEnd"/>
+      <w:r>
+        <w:rPr>
+          <w:sz w:val="22"/>
           <w:szCs w:val="22"/>
         </w:rPr>
         <w:t xml:space="preserve">, </w:t>
@@ -1329,33 +1116,31 @@
       <w:r>
         <w:rPr>
           <w:rStyle w:val="Strong"/>
-          <w:rFonts w:ascii="Arial" w:hAnsi="Arial" w:cs="Arial"/>
-          <w:sz w:val="20"/>
+          <w:sz w:val="22"/>
           <w:szCs w:val="22"/>
         </w:rPr>
         <w:t>ELK/EFK</w:t>
       </w:r>
       <w:r>
         <w:rPr>
-          <w:rFonts w:ascii="Arial" w:hAnsi="Arial" w:cs="Arial"/>
-          <w:sz w:val="20"/>
+          <w:sz w:val="22"/>
           <w:szCs w:val="22"/>
         </w:rPr>
         <w:t xml:space="preserve">, </w:t>
       </w:r>
-      <w:r>
-        <w:rPr>
-          <w:rStyle w:val="Strong"/>
-          <w:rFonts w:ascii="Arial" w:hAnsi="Arial" w:cs="Arial"/>
-          <w:sz w:val="20"/>
+      <w:proofErr w:type="spellStart"/>
+      <w:r>
+        <w:rPr>
+          <w:rStyle w:val="Strong"/>
+          <w:sz w:val="22"/>
           <w:szCs w:val="22"/>
         </w:rPr>
         <w:t>CloudWatch</w:t>
       </w:r>
-      <w:r>
-        <w:rPr>
-          <w:rFonts w:ascii="Arial" w:hAnsi="Arial" w:cs="Arial"/>
-          <w:sz w:val="20"/>
+      <w:proofErr w:type="spellEnd"/>
+      <w:r>
+        <w:rPr>
+          <w:sz w:val="22"/>
           <w:szCs w:val="22"/>
         </w:rPr>
         <w:t xml:space="preserve">, structured logging | Testing: </w:t>
@@ -1363,16 +1148,14 @@
       <w:r>
         <w:rPr>
           <w:rStyle w:val="Strong"/>
-          <w:rFonts w:ascii="Arial" w:hAnsi="Arial" w:cs="Arial"/>
-          <w:sz w:val="20"/>
+          <w:sz w:val="22"/>
           <w:szCs w:val="22"/>
         </w:rPr>
         <w:t>Jest</w:t>
       </w:r>
       <w:r>
         <w:rPr>
-          <w:rFonts w:ascii="Arial" w:hAnsi="Arial" w:cs="Arial"/>
-          <w:sz w:val="20"/>
+          <w:sz w:val="22"/>
           <w:szCs w:val="22"/>
         </w:rPr>
         <w:t xml:space="preserve">, </w:t>
@@ -1380,16 +1163,14 @@
       <w:r>
         <w:rPr>
           <w:rStyle w:val="Strong"/>
-          <w:rFonts w:ascii="Arial" w:hAnsi="Arial" w:cs="Arial"/>
-          <w:sz w:val="20"/>
+          <w:sz w:val="22"/>
           <w:szCs w:val="22"/>
         </w:rPr>
         <w:t>Mocha</w:t>
       </w:r>
       <w:r>
         <w:rPr>
-          <w:rFonts w:ascii="Arial" w:hAnsi="Arial" w:cs="Arial"/>
-          <w:sz w:val="20"/>
+          <w:sz w:val="22"/>
           <w:szCs w:val="22"/>
         </w:rPr>
         <w:t xml:space="preserve">, </w:t>
@@ -1397,16 +1178,14 @@
       <w:r>
         <w:rPr>
           <w:rStyle w:val="Strong"/>
-          <w:rFonts w:ascii="Arial" w:hAnsi="Arial" w:cs="Arial"/>
-          <w:sz w:val="20"/>
+          <w:sz w:val="22"/>
           <w:szCs w:val="22"/>
         </w:rPr>
         <w:t>Chai</w:t>
       </w:r>
       <w:r>
         <w:rPr>
-          <w:rFonts w:ascii="Arial" w:hAnsi="Arial" w:cs="Arial"/>
-          <w:sz w:val="20"/>
+          <w:sz w:val="22"/>
           <w:szCs w:val="22"/>
         </w:rPr>
         <w:t xml:space="preserve">, </w:t>
@@ -1414,16 +1193,14 @@
       <w:r>
         <w:rPr>
           <w:rStyle w:val="Strong"/>
-          <w:rFonts w:ascii="Arial" w:hAnsi="Arial" w:cs="Arial"/>
-          <w:sz w:val="20"/>
+          <w:sz w:val="22"/>
           <w:szCs w:val="22"/>
         </w:rPr>
         <w:t>React Testing Library</w:t>
       </w:r>
       <w:r>
         <w:rPr>
-          <w:rFonts w:ascii="Arial" w:hAnsi="Arial" w:cs="Arial"/>
-          <w:sz w:val="20"/>
+          <w:sz w:val="22"/>
           <w:szCs w:val="22"/>
         </w:rPr>
         <w:t xml:space="preserve">, </w:t>
@@ -1431,16 +1208,14 @@
       <w:r>
         <w:rPr>
           <w:rStyle w:val="Strong"/>
-          <w:rFonts w:ascii="Arial" w:hAnsi="Arial" w:cs="Arial"/>
-          <w:sz w:val="20"/>
+          <w:sz w:val="22"/>
           <w:szCs w:val="22"/>
         </w:rPr>
         <w:t>Cypress</w:t>
       </w:r>
       <w:r>
         <w:rPr>
-          <w:rFonts w:ascii="Arial" w:hAnsi="Arial" w:cs="Arial"/>
-          <w:sz w:val="20"/>
+          <w:sz w:val="22"/>
           <w:szCs w:val="22"/>
         </w:rPr>
         <w:t xml:space="preserve">, </w:t>
@@ -1448,16 +1223,14 @@
       <w:r>
         <w:rPr>
           <w:rStyle w:val="Strong"/>
-          <w:rFonts w:ascii="Arial" w:hAnsi="Arial" w:cs="Arial"/>
-          <w:sz w:val="20"/>
+          <w:sz w:val="22"/>
           <w:szCs w:val="22"/>
         </w:rPr>
         <w:t>Playwright</w:t>
       </w:r>
       <w:r>
         <w:rPr>
-          <w:rFonts w:ascii="Arial" w:hAnsi="Arial" w:cs="Arial"/>
-          <w:sz w:val="20"/>
+          <w:sz w:val="22"/>
           <w:szCs w:val="22"/>
         </w:rPr>
         <w:t xml:space="preserve">, API contract tests (Pact-style) | Security: </w:t>
@@ -1465,16 +1238,14 @@
       <w:r>
         <w:rPr>
           <w:rStyle w:val="Strong"/>
-          <w:rFonts w:ascii="Arial" w:hAnsi="Arial" w:cs="Arial"/>
-          <w:sz w:val="20"/>
+          <w:sz w:val="22"/>
           <w:szCs w:val="22"/>
         </w:rPr>
         <w:t>OAuth2</w:t>
       </w:r>
       <w:r>
         <w:rPr>
-          <w:rFonts w:ascii="Arial" w:hAnsi="Arial" w:cs="Arial"/>
-          <w:sz w:val="20"/>
+          <w:sz w:val="22"/>
           <w:szCs w:val="22"/>
         </w:rPr>
         <w:t xml:space="preserve">, </w:t>
@@ -1482,16 +1253,14 @@
       <w:r>
         <w:rPr>
           <w:rStyle w:val="Strong"/>
-          <w:rFonts w:ascii="Arial" w:hAnsi="Arial" w:cs="Arial"/>
-          <w:sz w:val="20"/>
+          <w:sz w:val="22"/>
           <w:szCs w:val="22"/>
         </w:rPr>
         <w:t>OpenID Connect</w:t>
       </w:r>
       <w:r>
         <w:rPr>
-          <w:rFonts w:ascii="Arial" w:hAnsi="Arial" w:cs="Arial"/>
-          <w:sz w:val="20"/>
+          <w:sz w:val="22"/>
           <w:szCs w:val="22"/>
         </w:rPr>
         <w:t xml:space="preserve">, </w:t>
@@ -1499,33 +1268,31 @@
       <w:r>
         <w:rPr>
           <w:rStyle w:val="Strong"/>
-          <w:rFonts w:ascii="Arial" w:hAnsi="Arial" w:cs="Arial"/>
-          <w:sz w:val="20"/>
+          <w:sz w:val="22"/>
           <w:szCs w:val="22"/>
         </w:rPr>
         <w:t>JWT</w:t>
       </w:r>
       <w:r>
         <w:rPr>
-          <w:rFonts w:ascii="Arial" w:hAnsi="Arial" w:cs="Arial"/>
-          <w:sz w:val="20"/>
+          <w:sz w:val="22"/>
           <w:szCs w:val="22"/>
         </w:rPr>
         <w:t xml:space="preserve">, </w:t>
       </w:r>
-      <w:r>
-        <w:rPr>
-          <w:rStyle w:val="Strong"/>
-          <w:rFonts w:ascii="Arial" w:hAnsi="Arial" w:cs="Arial"/>
-          <w:sz w:val="20"/>
+      <w:proofErr w:type="spellStart"/>
+      <w:r>
+        <w:rPr>
+          <w:rStyle w:val="Strong"/>
+          <w:sz w:val="22"/>
           <w:szCs w:val="22"/>
         </w:rPr>
         <w:t>Okta</w:t>
       </w:r>
-      <w:r>
-        <w:rPr>
-          <w:rFonts w:ascii="Arial" w:hAnsi="Arial" w:cs="Arial"/>
-          <w:sz w:val="20"/>
+      <w:proofErr w:type="spellEnd"/>
+      <w:r>
+        <w:rPr>
+          <w:sz w:val="22"/>
           <w:szCs w:val="22"/>
         </w:rPr>
         <w:t xml:space="preserve">, </w:t>
@@ -1533,16 +1300,14 @@
       <w:r>
         <w:rPr>
           <w:rStyle w:val="Strong"/>
-          <w:rFonts w:ascii="Arial" w:hAnsi="Arial" w:cs="Arial"/>
-          <w:sz w:val="20"/>
+          <w:sz w:val="22"/>
           <w:szCs w:val="22"/>
         </w:rPr>
         <w:t>Auth0</w:t>
       </w:r>
       <w:r>
         <w:rPr>
-          <w:rFonts w:ascii="Arial" w:hAnsi="Arial" w:cs="Arial"/>
-          <w:sz w:val="20"/>
+          <w:sz w:val="22"/>
           <w:szCs w:val="22"/>
         </w:rPr>
         <w:t xml:space="preserve">, </w:t>
@@ -1550,16 +1315,24 @@
       <w:r>
         <w:rPr>
           <w:rStyle w:val="Strong"/>
-          <w:rFonts w:ascii="Arial" w:hAnsi="Arial" w:cs="Arial"/>
-          <w:sz w:val="20"/>
-          <w:szCs w:val="22"/>
-        </w:rPr>
-        <w:t>AWS Cognito</w:t>
-      </w:r>
-      <w:r>
-        <w:rPr>
-          <w:rFonts w:ascii="Arial" w:hAnsi="Arial" w:cs="Arial"/>
-          <w:sz w:val="20"/>
+          <w:sz w:val="22"/>
+          <w:szCs w:val="22"/>
+        </w:rPr>
+        <w:t xml:space="preserve">AWS </w:t>
+      </w:r>
+      <w:proofErr w:type="spellStart"/>
+      <w:r>
+        <w:rPr>
+          <w:rStyle w:val="Strong"/>
+          <w:sz w:val="22"/>
+          <w:szCs w:val="22"/>
+        </w:rPr>
+        <w:t>Cognito</w:t>
+      </w:r>
+      <w:proofErr w:type="spellEnd"/>
+      <w:r>
+        <w:rPr>
+          <w:sz w:val="22"/>
           <w:szCs w:val="22"/>
         </w:rPr>
         <w:t xml:space="preserve">, rate limiting, </w:t>
@@ -1567,16 +1340,14 @@
       <w:r>
         <w:rPr>
           <w:rStyle w:val="Strong"/>
-          <w:rFonts w:ascii="Arial" w:hAnsi="Arial" w:cs="Arial"/>
-          <w:sz w:val="20"/>
+          <w:sz w:val="22"/>
           <w:szCs w:val="22"/>
         </w:rPr>
         <w:t>RBAC/ABAC</w:t>
       </w:r>
       <w:r>
         <w:rPr>
-          <w:rFonts w:ascii="Arial" w:hAnsi="Arial" w:cs="Arial"/>
-          <w:sz w:val="20"/>
+          <w:sz w:val="22"/>
           <w:szCs w:val="22"/>
         </w:rPr>
         <w:t xml:space="preserve">, </w:t>
@@ -1584,8 +1355,7 @@
       <w:r>
         <w:rPr>
           <w:rStyle w:val="Strong"/>
-          <w:rFonts w:ascii="Arial" w:hAnsi="Arial" w:cs="Arial"/>
-          <w:sz w:val="20"/>
+          <w:sz w:val="22"/>
           <w:szCs w:val="22"/>
         </w:rPr>
         <w:t>audit logging</w:t>
@@ -1632,7 +1402,31 @@
           <w:sz w:val="21"/>
           <w:szCs w:val="21"/>
         </w:rPr>
-        <w:t>Web Venturez LLC</w:t>
+        <w:t xml:space="preserve">Web </w:t>
+      </w:r>
+      <w:proofErr w:type="spellStart"/>
+      <w:r>
+        <w:rPr>
+          <w:rFonts w:ascii="Arial" w:eastAsia="Arial" w:hAnsi="Arial" w:cs="Arial"/>
+          <w:b/>
+          <w:bCs/>
+          <w:color w:val="6F8F6B"/>
+          <w:sz w:val="21"/>
+          <w:szCs w:val="21"/>
+        </w:rPr>
+        <w:t>Venturez</w:t>
+      </w:r>
+      <w:proofErr w:type="spellEnd"/>
+      <w:r>
+        <w:rPr>
+          <w:rFonts w:ascii="Arial" w:eastAsia="Arial" w:hAnsi="Arial" w:cs="Arial"/>
+          <w:b/>
+          <w:bCs/>
+          <w:color w:val="6F8F6B"/>
+          <w:sz w:val="21"/>
+          <w:szCs w:val="21"/>
+        </w:rPr>
+        <w:t xml:space="preserve"> LLC</w:t>
       </w:r>
     </w:p>
     <w:p>
@@ -1651,110 +1445,59 @@
         <w:pStyle w:val="NormalWeb"/>
         <w:numPr>
           <w:ilvl w:val="0"/>
-          <w:numId w:val="3"/>
+          <w:numId w:val="19"/>
         </w:numPr>
-        <w:jc w:val="both"/>
-        <w:rPr>
-          <w:rFonts w:ascii="Arial" w:hAnsi="Arial" w:cs="Arial"/>
-          <w:sz w:val="20"/>
-        </w:rPr>
-      </w:pPr>
-      <w:r>
-        <w:rPr>
-          <w:rFonts w:ascii="Arial" w:hAnsi="Arial" w:cs="Arial"/>
-          <w:sz w:val="20"/>
-        </w:rPr>
-        <w:t xml:space="preserve">Owned </w:t>
-      </w:r>
-      <w:r>
-        <w:rPr>
-          <w:rStyle w:val="Strong"/>
-          <w:rFonts w:ascii="Arial" w:hAnsi="Arial" w:cs="Arial"/>
-          <w:sz w:val="20"/>
-        </w:rPr>
-        <w:t>reliability</w:t>
-      </w:r>
-      <w:r>
-        <w:rPr>
-          <w:rFonts w:ascii="Arial" w:hAnsi="Arial" w:cs="Arial"/>
-          <w:sz w:val="20"/>
-        </w:rPr>
-        <w:t xml:space="preserve"> and delivery for multiple SaaS products by designing </w:t>
-      </w:r>
-      <w:r>
-        <w:rPr>
-          <w:rStyle w:val="Strong"/>
-          <w:rFonts w:ascii="Arial" w:hAnsi="Arial" w:cs="Arial"/>
-          <w:sz w:val="20"/>
-        </w:rPr>
-        <w:t>AWS</w:t>
-      </w:r>
-      <w:r>
-        <w:rPr>
-          <w:rFonts w:ascii="Arial" w:hAnsi="Arial" w:cs="Arial"/>
-          <w:sz w:val="20"/>
-        </w:rPr>
-        <w:t xml:space="preserve"> patterns across </w:t>
-      </w:r>
-      <w:r>
-        <w:rPr>
-          <w:rStyle w:val="Strong"/>
-          <w:rFonts w:ascii="Arial" w:hAnsi="Arial" w:cs="Arial"/>
-          <w:sz w:val="20"/>
-        </w:rPr>
-        <w:t>VPC</w:t>
-      </w:r>
-      <w:r>
-        <w:rPr>
-          <w:rFonts w:ascii="Arial" w:hAnsi="Arial" w:cs="Arial"/>
-          <w:sz w:val="20"/>
-        </w:rPr>
-        <w:t xml:space="preserve">, </w:t>
-      </w:r>
-      <w:r>
-        <w:rPr>
-          <w:rStyle w:val="Strong"/>
-          <w:rFonts w:ascii="Arial" w:hAnsi="Arial" w:cs="Arial"/>
-          <w:sz w:val="20"/>
-        </w:rPr>
-        <w:t>IAM</w:t>
-      </w:r>
-      <w:r>
-        <w:rPr>
-          <w:rFonts w:ascii="Arial" w:hAnsi="Arial" w:cs="Arial"/>
-          <w:sz w:val="20"/>
-        </w:rPr>
-        <w:t xml:space="preserve">, </w:t>
-      </w:r>
-      <w:r>
-        <w:rPr>
-          <w:rStyle w:val="Strong"/>
-          <w:rFonts w:ascii="Arial" w:hAnsi="Arial" w:cs="Arial"/>
-          <w:sz w:val="20"/>
-        </w:rPr>
-        <w:t>EC2/Auto Scaling</w:t>
-      </w:r>
-      <w:r>
-        <w:rPr>
-          <w:rFonts w:ascii="Arial" w:hAnsi="Arial" w:cs="Arial"/>
-          <w:sz w:val="20"/>
-        </w:rPr>
-        <w:t xml:space="preserve">, and </w:t>
-      </w:r>
-      <w:r>
-        <w:rPr>
-          <w:rStyle w:val="Strong"/>
-          <w:rFonts w:ascii="Arial" w:hAnsi="Arial" w:cs="Arial"/>
-          <w:sz w:val="20"/>
-        </w:rPr>
-        <w:t>ALB/NLB</w:t>
-      </w:r>
-      <w:r>
-        <w:rPr>
-          <w:rFonts w:ascii="Arial" w:hAnsi="Arial" w:cs="Arial"/>
-          <w:sz w:val="20"/>
-        </w:rPr>
-        <w:t xml:space="preserve"> for fault isolation and predictable scaling.</w:t>
+        <w:rPr>
+          <w:sz w:val="22"/>
+        </w:rPr>
+      </w:pPr>
+      <w:r>
+        <w:rPr>
+          <w:sz w:val="22"/>
+        </w:rPr>
+        <w:t xml:space="preserve">Led migration of legacy monolithic infrastructure running on EC2 instances into </w:t>
+      </w:r>
+      <w:r>
+        <w:rPr>
+          <w:rStyle w:val="Strong"/>
+          <w:sz w:val="22"/>
+        </w:rPr>
+        <w:t xml:space="preserve">containerized </w:t>
+      </w:r>
+      <w:proofErr w:type="spellStart"/>
+      <w:r>
+        <w:rPr>
+          <w:rStyle w:val="Strong"/>
+          <w:sz w:val="22"/>
+        </w:rPr>
+        <w:t>microservices</w:t>
+      </w:r>
+      <w:proofErr w:type="spellEnd"/>
+      <w:r>
+        <w:rPr>
+          <w:rStyle w:val="Strong"/>
+          <w:sz w:val="22"/>
+        </w:rPr>
+        <w:t xml:space="preserve"> using Kubernetes and Docker</w:t>
+      </w:r>
+      <w:r>
+        <w:rPr>
+          <w:sz w:val="22"/>
+        </w:rPr>
+        <w:t xml:space="preserve">, designing Helm-based deployments and reducing deployment time by </w:t>
+      </w:r>
+      <w:r>
+        <w:rPr>
+          <w:rStyle w:val="Strong"/>
+          <w:sz w:val="22"/>
+        </w:rPr>
+        <w:t>45%</w:t>
+      </w:r>
+      <w:r>
+        <w:rPr>
+          <w:sz w:val="22"/>
+        </w:rPr>
+        <w:t xml:space="preserve"> while enabling horizontal scaling across production workloads.</w:t>
       </w:r>
     </w:p>
     <w:p>
@@ -1762,50 +1505,59 @@
         <w:pStyle w:val="NormalWeb"/>
         <w:numPr>
           <w:ilvl w:val="0"/>
-          <w:numId w:val="3"/>
+          <w:numId w:val="19"/>
         </w:numPr>
-        <w:jc w:val="both"/>
-        <w:rPr>
-          <w:rFonts w:ascii="Arial" w:hAnsi="Arial" w:cs="Arial"/>
-          <w:sz w:val="20"/>
-        </w:rPr>
-      </w:pPr>
-      <w:r>
-        <w:rPr>
-          <w:rFonts w:ascii="Arial" w:hAnsi="Arial" w:cs="Arial"/>
-          <w:sz w:val="20"/>
-        </w:rPr>
-        <w:t xml:space="preserve">Built standardized </w:t>
-      </w:r>
-      <w:r>
-        <w:rPr>
-          <w:rStyle w:val="Strong"/>
-          <w:rFonts w:ascii="Arial" w:hAnsi="Arial" w:cs="Arial"/>
-          <w:sz w:val="20"/>
-        </w:rPr>
-        <w:t>CI/CD</w:t>
-      </w:r>
-      <w:r>
-        <w:rPr>
-          <w:rFonts w:ascii="Arial" w:hAnsi="Arial" w:cs="Arial"/>
-          <w:sz w:val="20"/>
-        </w:rPr>
-        <w:t xml:space="preserve"> pipelines with gated stages (build/test/release) and safer rollout mechanics using blue/green and canary techniques across </w:t>
-      </w:r>
-      <w:r>
-        <w:rPr>
-          <w:rStyle w:val="Strong"/>
-          <w:rFonts w:ascii="Arial" w:hAnsi="Arial" w:cs="Arial"/>
-          <w:sz w:val="20"/>
-        </w:rPr>
-        <w:t>EKS/ECS/Lambda</w:t>
-      </w:r>
-      <w:r>
-        <w:rPr>
-          <w:rFonts w:ascii="Arial" w:hAnsi="Arial" w:cs="Arial"/>
-          <w:sz w:val="20"/>
-        </w:rPr>
-        <w:t xml:space="preserve"> deployment targets.</w:t>
+        <w:rPr>
+          <w:sz w:val="22"/>
+        </w:rPr>
+      </w:pPr>
+      <w:r>
+        <w:rPr>
+          <w:sz w:val="22"/>
+        </w:rPr>
+        <w:t xml:space="preserve">Designed and implemented </w:t>
+      </w:r>
+      <w:r>
+        <w:rPr>
+          <w:rStyle w:val="Strong"/>
+          <w:sz w:val="22"/>
+        </w:rPr>
+        <w:t xml:space="preserve">CI/CD pipelines using GitHub Actions and </w:t>
+      </w:r>
+      <w:proofErr w:type="spellStart"/>
+      <w:r>
+        <w:rPr>
+          <w:rStyle w:val="Strong"/>
+          <w:sz w:val="22"/>
+        </w:rPr>
+        <w:t>GitLab</w:t>
+      </w:r>
+      <w:proofErr w:type="spellEnd"/>
+      <w:r>
+        <w:rPr>
+          <w:rStyle w:val="Strong"/>
+          <w:sz w:val="22"/>
+        </w:rPr>
+        <w:t xml:space="preserve"> CI</w:t>
+      </w:r>
+      <w:r>
+        <w:rPr>
+          <w:sz w:val="22"/>
+        </w:rPr>
+        <w:t xml:space="preserve">, introducing multi-stage builds, artifact caching, and automated rollback strategies, which improved release stability and reduced failed deployments by </w:t>
+      </w:r>
+      <w:r>
+        <w:rPr>
+          <w:rStyle w:val="Strong"/>
+          <w:sz w:val="22"/>
+        </w:rPr>
+        <w:t>35%</w:t>
+      </w:r>
+      <w:r>
+        <w:rPr>
+          <w:sz w:val="22"/>
+        </w:rPr>
+        <w:t>.</w:t>
       </w:r>
     </w:p>
     <w:p>
@@ -1813,65 +1565,39 @@
         <w:pStyle w:val="NormalWeb"/>
         <w:numPr>
           <w:ilvl w:val="0"/>
-          <w:numId w:val="3"/>
+          <w:numId w:val="19"/>
         </w:numPr>
-        <w:jc w:val="both"/>
-        <w:rPr>
-          <w:rFonts w:ascii="Arial" w:hAnsi="Arial" w:cs="Arial"/>
-          <w:sz w:val="20"/>
-        </w:rPr>
-      </w:pPr>
-      <w:r>
-        <w:rPr>
-          <w:rFonts w:ascii="Arial" w:hAnsi="Arial" w:cs="Arial"/>
-          <w:sz w:val="20"/>
-        </w:rPr>
-        <w:t xml:space="preserve">Implemented </w:t>
-      </w:r>
-      <w:r>
-        <w:rPr>
-          <w:rStyle w:val="Strong"/>
-          <w:rFonts w:ascii="Arial" w:hAnsi="Arial" w:cs="Arial"/>
-          <w:sz w:val="20"/>
-        </w:rPr>
-        <w:t>Infrastructure as Code</w:t>
-      </w:r>
-      <w:r>
-        <w:rPr>
-          <w:rFonts w:ascii="Arial" w:hAnsi="Arial" w:cs="Arial"/>
-          <w:sz w:val="20"/>
-        </w:rPr>
-        <w:t xml:space="preserve"> with </w:t>
-      </w:r>
-      <w:r>
-        <w:rPr>
-          <w:rStyle w:val="Strong"/>
-          <w:rFonts w:ascii="Arial" w:hAnsi="Arial" w:cs="Arial"/>
-          <w:sz w:val="20"/>
-        </w:rPr>
-        <w:t>Terraform</w:t>
-      </w:r>
-      <w:r>
-        <w:rPr>
-          <w:rFonts w:ascii="Arial" w:hAnsi="Arial" w:cs="Arial"/>
-          <w:sz w:val="20"/>
-        </w:rPr>
-        <w:t xml:space="preserve"> (and selective </w:t>
-      </w:r>
-      <w:r>
-        <w:rPr>
-          <w:rStyle w:val="Strong"/>
-          <w:rFonts w:ascii="Arial" w:hAnsi="Arial" w:cs="Arial"/>
-          <w:sz w:val="20"/>
-        </w:rPr>
-        <w:t>CloudFormation</w:t>
-      </w:r>
-      <w:r>
-        <w:rPr>
-          <w:rFonts w:ascii="Arial" w:hAnsi="Arial" w:cs="Arial"/>
-          <w:sz w:val="20"/>
-        </w:rPr>
-        <w:t>) using reusable modules to reduce drift and enforce consistent dev/stage/prod provisioning.</w:t>
+        <w:rPr>
+          <w:sz w:val="22"/>
+        </w:rPr>
+      </w:pPr>
+      <w:r>
+        <w:rPr>
+          <w:sz w:val="22"/>
+        </w:rPr>
+        <w:t xml:space="preserve">Resolved a critical production issue where intermittent API timeouts were caused by misconfigured load balancer health checks, performing deep analysis using </w:t>
+      </w:r>
+      <w:proofErr w:type="spellStart"/>
+      <w:r>
+        <w:rPr>
+          <w:rStyle w:val="Strong"/>
+          <w:sz w:val="22"/>
+        </w:rPr>
+        <w:t>CloudWatch</w:t>
+      </w:r>
+      <w:proofErr w:type="spellEnd"/>
+      <w:r>
+        <w:rPr>
+          <w:rStyle w:val="Strong"/>
+          <w:sz w:val="22"/>
+        </w:rPr>
+        <w:t xml:space="preserve"> and distributed tracing</w:t>
+      </w:r>
+      <w:r>
+        <w:rPr>
+          <w:sz w:val="22"/>
+        </w:rPr>
+        <w:t>, and stabilizing traffic routing across services.</w:t>
       </w:r>
     </w:p>
     <w:p>
@@ -1879,80 +1605,30 @@
         <w:pStyle w:val="NormalWeb"/>
         <w:numPr>
           <w:ilvl w:val="0"/>
-          <w:numId w:val="3"/>
+          <w:numId w:val="19"/>
         </w:numPr>
-        <w:jc w:val="both"/>
-        <w:rPr>
-          <w:rFonts w:ascii="Arial" w:hAnsi="Arial" w:cs="Arial"/>
-          <w:sz w:val="20"/>
-        </w:rPr>
-      </w:pPr>
-      <w:r>
-        <w:rPr>
-          <w:rFonts w:ascii="Arial" w:hAnsi="Arial" w:cs="Arial"/>
-          <w:sz w:val="20"/>
-        </w:rPr>
-        <w:t xml:space="preserve">Strengthened observability by rolling out structured logging and correlation across </w:t>
-      </w:r>
-      <w:r>
-        <w:rPr>
-          <w:rStyle w:val="Strong"/>
-          <w:rFonts w:ascii="Arial" w:hAnsi="Arial" w:cs="Arial"/>
-          <w:sz w:val="20"/>
-        </w:rPr>
-        <w:t>Node.js</w:t>
-      </w:r>
-      <w:r>
-        <w:rPr>
-          <w:rFonts w:ascii="Arial" w:hAnsi="Arial" w:cs="Arial"/>
-          <w:sz w:val="20"/>
-        </w:rPr>
-        <w:t xml:space="preserve"> services, routing signals into </w:t>
-      </w:r>
-      <w:r>
-        <w:rPr>
-          <w:rStyle w:val="Strong"/>
-          <w:rFonts w:ascii="Arial" w:hAnsi="Arial" w:cs="Arial"/>
-          <w:sz w:val="20"/>
-        </w:rPr>
-        <w:t>CloudWatch</w:t>
-      </w:r>
-      <w:r>
-        <w:rPr>
-          <w:rFonts w:ascii="Arial" w:hAnsi="Arial" w:cs="Arial"/>
-          <w:sz w:val="20"/>
-        </w:rPr>
-        <w:t xml:space="preserve">, </w:t>
-      </w:r>
-      <w:r>
-        <w:rPr>
-          <w:rStyle w:val="Strong"/>
-          <w:rFonts w:ascii="Arial" w:hAnsi="Arial" w:cs="Arial"/>
-          <w:sz w:val="20"/>
-        </w:rPr>
-        <w:t>ELK/EFK</w:t>
-      </w:r>
-      <w:r>
-        <w:rPr>
-          <w:rFonts w:ascii="Arial" w:hAnsi="Arial" w:cs="Arial"/>
-          <w:sz w:val="20"/>
-        </w:rPr>
-        <w:t xml:space="preserve">, and </w:t>
-      </w:r>
-      <w:r>
-        <w:rPr>
-          <w:rStyle w:val="Strong"/>
-          <w:rFonts w:ascii="Arial" w:hAnsi="Arial" w:cs="Arial"/>
-          <w:sz w:val="20"/>
-        </w:rPr>
-        <w:t>Datadog</w:t>
-      </w:r>
-      <w:r>
-        <w:rPr>
-          <w:rFonts w:ascii="Arial" w:hAnsi="Arial" w:cs="Arial"/>
-          <w:sz w:val="20"/>
-        </w:rPr>
-        <w:t xml:space="preserve"> for faster triage.</w:t>
+        <w:rPr>
+          <w:sz w:val="22"/>
+        </w:rPr>
+      </w:pPr>
+      <w:r>
+        <w:rPr>
+          <w:sz w:val="22"/>
+        </w:rPr>
+        <w:t xml:space="preserve">Implemented </w:t>
+      </w:r>
+      <w:r>
+        <w:rPr>
+          <w:rStyle w:val="Strong"/>
+          <w:sz w:val="22"/>
+        </w:rPr>
+        <w:t>infrastructure-as-code using Terraform</w:t>
+      </w:r>
+      <w:r>
+        <w:rPr>
+          <w:sz w:val="22"/>
+        </w:rPr>
+        <w:t>, replacing manual provisioning workflows and enabling reproducible environments across staging and production, significantly reducing configuration drift issues.</w:t>
       </w:r>
     </w:p>
     <w:p>
@@ -1960,35 +1636,68 @@
         <w:pStyle w:val="NormalWeb"/>
         <w:numPr>
           <w:ilvl w:val="0"/>
-          <w:numId w:val="3"/>
+          <w:numId w:val="19"/>
         </w:numPr>
-        <w:jc w:val="both"/>
-        <w:rPr>
-          <w:rFonts w:ascii="Arial" w:hAnsi="Arial" w:cs="Arial"/>
-          <w:sz w:val="20"/>
-        </w:rPr>
-      </w:pPr>
-      <w:r>
-        <w:rPr>
-          <w:rFonts w:ascii="Arial" w:hAnsi="Arial" w:cs="Arial"/>
-          <w:sz w:val="20"/>
-        </w:rPr>
-        <w:t xml:space="preserve">Introduced distributed tracing with </w:t>
-      </w:r>
-      <w:r>
-        <w:rPr>
-          <w:rStyle w:val="Strong"/>
-          <w:rFonts w:ascii="Arial" w:hAnsi="Arial" w:cs="Arial"/>
-          <w:sz w:val="20"/>
+        <w:rPr>
+          <w:sz w:val="22"/>
+        </w:rPr>
+      </w:pPr>
+      <w:r>
+        <w:rPr>
+          <w:sz w:val="22"/>
+        </w:rPr>
+        <w:t xml:space="preserve">Built centralized observability pipelines using </w:t>
+      </w:r>
+      <w:r>
+        <w:rPr>
+          <w:rStyle w:val="Strong"/>
+          <w:sz w:val="22"/>
+        </w:rPr>
+        <w:t xml:space="preserve">Prometheus, </w:t>
+      </w:r>
+      <w:proofErr w:type="spellStart"/>
+      <w:r>
+        <w:rPr>
+          <w:rStyle w:val="Strong"/>
+          <w:sz w:val="22"/>
+        </w:rPr>
+        <w:t>Grafana</w:t>
+      </w:r>
+      <w:proofErr w:type="spellEnd"/>
+      <w:r>
+        <w:rPr>
+          <w:rStyle w:val="Strong"/>
+          <w:sz w:val="22"/>
+        </w:rPr>
+        <w:t xml:space="preserve">, and </w:t>
+      </w:r>
+      <w:proofErr w:type="spellStart"/>
+      <w:r>
+        <w:rPr>
+          <w:rStyle w:val="Strong"/>
+          <w:sz w:val="22"/>
         </w:rPr>
         <w:t>OpenTelemetry</w:t>
       </w:r>
-      <w:r>
-        <w:rPr>
-          <w:rFonts w:ascii="Arial" w:hAnsi="Arial" w:cs="Arial"/>
-          <w:sz w:val="20"/>
-        </w:rPr>
-        <w:t xml:space="preserve"> to connect edge → API → worker flows, reducing mean time to root cause through trace-level visibility.</w:t>
+      <w:proofErr w:type="spellEnd"/>
+      <w:r>
+        <w:rPr>
+          <w:sz w:val="22"/>
+        </w:rPr>
+        <w:t xml:space="preserve">, enabling proactive alerting and reducing mean time to detection for production issues by over </w:t>
+      </w:r>
+      <w:r>
+        <w:rPr>
+          <w:rStyle w:val="Strong"/>
+          <w:sz w:val="22"/>
+        </w:rPr>
+        <w:t>30%</w:t>
+      </w:r>
+      <w:r>
+        <w:rPr>
+          <w:sz w:val="22"/>
+        </w:rPr>
+        <w:t>.</w:t>
       </w:r>
     </w:p>
     <w:p>
@@ -1996,35 +1705,44 @@
         <w:pStyle w:val="NormalWeb"/>
         <w:numPr>
           <w:ilvl w:val="0"/>
-          <w:numId w:val="3"/>
+          <w:numId w:val="19"/>
         </w:numPr>
-        <w:jc w:val="both"/>
-        <w:rPr>
-          <w:rFonts w:ascii="Arial" w:hAnsi="Arial" w:cs="Arial"/>
-          <w:sz w:val="20"/>
-        </w:rPr>
-      </w:pPr>
-      <w:r>
-        <w:rPr>
-          <w:rFonts w:ascii="Arial" w:hAnsi="Arial" w:cs="Arial"/>
-          <w:sz w:val="20"/>
-        </w:rPr>
-        <w:t xml:space="preserve">Tuned alerting quality by aligning alarms to </w:t>
-      </w:r>
-      <w:r>
-        <w:rPr>
-          <w:rStyle w:val="Strong"/>
-          <w:rFonts w:ascii="Arial" w:hAnsi="Arial" w:cs="Arial"/>
-          <w:sz w:val="20"/>
-        </w:rPr>
-        <w:t>SLOs/SLIs</w:t>
-      </w:r>
-      <w:r>
-        <w:rPr>
-          <w:rFonts w:ascii="Arial" w:hAnsi="Arial" w:cs="Arial"/>
-          <w:sz w:val="20"/>
-        </w:rPr>
-        <w:t xml:space="preserve"> and error budgets, reducing noise while ensuring paging reflected real customer impact.</w:t>
+        <w:rPr>
+          <w:sz w:val="22"/>
+        </w:rPr>
+      </w:pPr>
+      <w:r>
+        <w:rPr>
+          <w:sz w:val="22"/>
+        </w:rPr>
+        <w:t xml:space="preserve">Migrated background processing systems from ad-hoc </w:t>
+      </w:r>
+      <w:proofErr w:type="spellStart"/>
+      <w:r>
+        <w:rPr>
+          <w:sz w:val="22"/>
+        </w:rPr>
+        <w:t>cron</w:t>
+      </w:r>
+      <w:proofErr w:type="spellEnd"/>
+      <w:r>
+        <w:rPr>
+          <w:sz w:val="22"/>
+        </w:rPr>
+        <w:t xml:space="preserve"> jobs to </w:t>
+      </w:r>
+      <w:r>
+        <w:rPr>
+          <w:rStyle w:val="Strong"/>
+          <w:sz w:val="22"/>
+        </w:rPr>
+        <w:t>event-driven architectures using AWS SQS and Lambda</w:t>
+      </w:r>
+      <w:r>
+        <w:rPr>
+          <w:sz w:val="22"/>
+        </w:rPr>
+        <w:t>, improving reliability and enabling retry-safe processing patterns.</w:t>
       </w:r>
     </w:p>
     <w:p>
@@ -2032,80 +1750,17 @@
         <w:pStyle w:val="NormalWeb"/>
         <w:numPr>
           <w:ilvl w:val="0"/>
-          <w:numId w:val="3"/>
+          <w:numId w:val="19"/>
         </w:numPr>
-        <w:jc w:val="both"/>
-        <w:rPr>
-          <w:rFonts w:ascii="Arial" w:hAnsi="Arial" w:cs="Arial"/>
-          <w:sz w:val="20"/>
-        </w:rPr>
-      </w:pPr>
-      <w:r>
-        <w:rPr>
-          <w:rFonts w:ascii="Arial" w:hAnsi="Arial" w:cs="Arial"/>
-          <w:sz w:val="20"/>
-        </w:rPr>
-        <w:t xml:space="preserve">Hardened service reliability using </w:t>
-      </w:r>
-      <w:r>
-        <w:rPr>
-          <w:rStyle w:val="Strong"/>
-          <w:rFonts w:ascii="Arial" w:hAnsi="Arial" w:cs="Arial"/>
-          <w:sz w:val="20"/>
-        </w:rPr>
-        <w:t>timeouts</w:t>
-      </w:r>
-      <w:r>
-        <w:rPr>
-          <w:rFonts w:ascii="Arial" w:hAnsi="Arial" w:cs="Arial"/>
-          <w:sz w:val="20"/>
-        </w:rPr>
-        <w:t xml:space="preserve">, </w:t>
-      </w:r>
-      <w:r>
-        <w:rPr>
-          <w:rStyle w:val="Strong"/>
-          <w:rFonts w:ascii="Arial" w:hAnsi="Arial" w:cs="Arial"/>
-          <w:sz w:val="20"/>
-        </w:rPr>
-        <w:t>retries</w:t>
-      </w:r>
-      <w:r>
-        <w:rPr>
-          <w:rFonts w:ascii="Arial" w:hAnsi="Arial" w:cs="Arial"/>
-          <w:sz w:val="20"/>
-        </w:rPr>
-        <w:t xml:space="preserve">, </w:t>
-      </w:r>
-      <w:r>
-        <w:rPr>
-          <w:rStyle w:val="Strong"/>
-          <w:rFonts w:ascii="Arial" w:hAnsi="Arial" w:cs="Arial"/>
-          <w:sz w:val="20"/>
-        </w:rPr>
-        <w:t>circuit-breaker</w:t>
-      </w:r>
-      <w:r>
-        <w:rPr>
-          <w:rFonts w:ascii="Arial" w:hAnsi="Arial" w:cs="Arial"/>
-          <w:sz w:val="20"/>
-        </w:rPr>
-        <w:t xml:space="preserve"> patterns, and strict idempotency for write endpoints behind </w:t>
-      </w:r>
-      <w:r>
-        <w:rPr>
-          <w:rStyle w:val="Strong"/>
-          <w:rFonts w:ascii="Arial" w:hAnsi="Arial" w:cs="Arial"/>
-          <w:sz w:val="20"/>
-        </w:rPr>
-        <w:t>API Gateway</w:t>
-      </w:r>
-      <w:r>
-        <w:rPr>
-          <w:rFonts w:ascii="Arial" w:hAnsi="Arial" w:cs="Arial"/>
-          <w:sz w:val="20"/>
-        </w:rPr>
-        <w:t xml:space="preserve"> to prevent cascading failures.</w:t>
+        <w:rPr>
+          <w:sz w:val="22"/>
+        </w:rPr>
+      </w:pPr>
+      <w:r>
+        <w:rPr>
+          <w:sz w:val="22"/>
+        </w:rPr>
+        <w:t>Addressed a recurring memory leak issue in containerized services caused by unbounded caching strategies, validating fixes using heap profiling and load testing to ensure long-term stability.</w:t>
       </w:r>
     </w:p>
     <w:p>
@@ -2113,65 +1768,30 @@
         <w:pStyle w:val="NormalWeb"/>
         <w:numPr>
           <w:ilvl w:val="0"/>
-          <w:numId w:val="3"/>
+          <w:numId w:val="19"/>
         </w:numPr>
-        <w:jc w:val="both"/>
-        <w:rPr>
-          <w:rFonts w:ascii="Arial" w:hAnsi="Arial" w:cs="Arial"/>
-          <w:sz w:val="20"/>
-        </w:rPr>
-      </w:pPr>
-      <w:r>
-        <w:rPr>
-          <w:rFonts w:ascii="Arial" w:hAnsi="Arial" w:cs="Arial"/>
-          <w:sz w:val="20"/>
-        </w:rPr>
-        <w:t xml:space="preserve">Improved asynchronous workflows using </w:t>
-      </w:r>
-      <w:r>
-        <w:rPr>
-          <w:rStyle w:val="Strong"/>
-          <w:rFonts w:ascii="Arial" w:hAnsi="Arial" w:cs="Arial"/>
-          <w:sz w:val="20"/>
-        </w:rPr>
-        <w:t>AWS SQS/SNS</w:t>
-      </w:r>
-      <w:r>
-        <w:rPr>
-          <w:rFonts w:ascii="Arial" w:hAnsi="Arial" w:cs="Arial"/>
-          <w:sz w:val="20"/>
-        </w:rPr>
-        <w:t xml:space="preserve"> with dead-letter strategies and backpressure handling; integrated </w:t>
-      </w:r>
-      <w:r>
-        <w:rPr>
-          <w:rStyle w:val="Strong"/>
-          <w:rFonts w:ascii="Arial" w:hAnsi="Arial" w:cs="Arial"/>
-          <w:sz w:val="20"/>
-        </w:rPr>
-        <w:t>Kafka</w:t>
-      </w:r>
-      <w:r>
-        <w:rPr>
-          <w:rFonts w:ascii="Arial" w:hAnsi="Arial" w:cs="Arial"/>
-          <w:sz w:val="20"/>
-        </w:rPr>
-        <w:t xml:space="preserve"> and </w:t>
-      </w:r>
-      <w:r>
-        <w:rPr>
-          <w:rStyle w:val="Strong"/>
-          <w:rFonts w:ascii="Arial" w:hAnsi="Arial" w:cs="Arial"/>
-          <w:sz w:val="20"/>
-        </w:rPr>
-        <w:t>RabbitMQ</w:t>
-      </w:r>
-      <w:r>
-        <w:rPr>
-          <w:rFonts w:ascii="Arial" w:hAnsi="Arial" w:cs="Arial"/>
-          <w:sz w:val="20"/>
-        </w:rPr>
-        <w:t xml:space="preserve"> where partners required non-AWS queue semantics.</w:t>
+        <w:rPr>
+          <w:sz w:val="22"/>
+        </w:rPr>
+      </w:pPr>
+      <w:r>
+        <w:rPr>
+          <w:sz w:val="22"/>
+        </w:rPr>
+        <w:t xml:space="preserve">Implemented </w:t>
+      </w:r>
+      <w:r>
+        <w:rPr>
+          <w:rStyle w:val="Strong"/>
+          <w:sz w:val="22"/>
+        </w:rPr>
+        <w:t>secure IAM policies and RBAC strategies</w:t>
+      </w:r>
+      <w:r>
+        <w:rPr>
+          <w:sz w:val="22"/>
+        </w:rPr>
+        <w:t>, tightening access control across services and eliminating privilege escalation risks discovered during internal audits.</w:t>
       </w:r>
     </w:p>
     <w:p>
@@ -2179,50 +1799,30 @@
         <w:pStyle w:val="NormalWeb"/>
         <w:numPr>
           <w:ilvl w:val="0"/>
-          <w:numId w:val="3"/>
+          <w:numId w:val="19"/>
         </w:numPr>
-        <w:jc w:val="both"/>
-        <w:rPr>
-          <w:rFonts w:ascii="Arial" w:hAnsi="Arial" w:cs="Arial"/>
-          <w:sz w:val="20"/>
-        </w:rPr>
-      </w:pPr>
-      <w:r>
-        <w:rPr>
-          <w:rFonts w:ascii="Arial" w:hAnsi="Arial" w:cs="Arial"/>
-          <w:sz w:val="20"/>
-        </w:rPr>
-        <w:t xml:space="preserve">Led database reliability and performance work on </w:t>
-      </w:r>
-      <w:r>
-        <w:rPr>
-          <w:rStyle w:val="Strong"/>
-          <w:rFonts w:ascii="Arial" w:hAnsi="Arial" w:cs="Arial"/>
-          <w:sz w:val="20"/>
-        </w:rPr>
-        <w:t>RDS (PostgreSQL)</w:t>
-      </w:r>
-      <w:r>
-        <w:rPr>
-          <w:rFonts w:ascii="Arial" w:hAnsi="Arial" w:cs="Arial"/>
-          <w:sz w:val="20"/>
-        </w:rPr>
-        <w:t xml:space="preserve"> including indexing, query tuning, and contention reduction; used </w:t>
-      </w:r>
-      <w:r>
-        <w:rPr>
-          <w:rStyle w:val="Strong"/>
-          <w:rFonts w:ascii="Arial" w:hAnsi="Arial" w:cs="Arial"/>
-          <w:sz w:val="20"/>
-        </w:rPr>
-        <w:t>Redis/ElastiCache</w:t>
-      </w:r>
-      <w:r>
-        <w:rPr>
-          <w:rFonts w:ascii="Arial" w:hAnsi="Arial" w:cs="Arial"/>
-          <w:sz w:val="20"/>
-        </w:rPr>
-        <w:t xml:space="preserve"> for targeted caching with safe invalidation.</w:t>
+        <w:rPr>
+          <w:sz w:val="22"/>
+        </w:rPr>
+      </w:pPr>
+      <w:r>
+        <w:rPr>
+          <w:sz w:val="22"/>
+        </w:rPr>
+        <w:t xml:space="preserve">Optimized database performance by introducing proper indexing strategies and connection pooling, reducing query latency in high-load scenarios by approximately </w:t>
+      </w:r>
+      <w:r>
+        <w:rPr>
+          <w:rStyle w:val="Strong"/>
+          <w:sz w:val="22"/>
+        </w:rPr>
+        <w:t>28%</w:t>
+      </w:r>
+      <w:r>
+        <w:rPr>
+          <w:sz w:val="22"/>
+        </w:rPr>
+        <w:t>.</w:t>
       </w:r>
     </w:p>
     <w:p>
@@ -2230,65 +1830,31 @@
         <w:pStyle w:val="NormalWeb"/>
         <w:numPr>
           <w:ilvl w:val="0"/>
-          <w:numId w:val="3"/>
+          <w:numId w:val="19"/>
         </w:numPr>
-        <w:jc w:val="both"/>
-        <w:rPr>
-          <w:rFonts w:ascii="Arial" w:hAnsi="Arial" w:cs="Arial"/>
-          <w:sz w:val="20"/>
-        </w:rPr>
-      </w:pPr>
-      <w:r>
-        <w:rPr>
-          <w:rFonts w:ascii="Arial" w:hAnsi="Arial" w:cs="Arial"/>
-          <w:sz w:val="20"/>
-        </w:rPr>
-        <w:t xml:space="preserve">Expanded data portability by integrating operational exports into </w:t>
-      </w:r>
-      <w:r>
-        <w:rPr>
-          <w:rStyle w:val="Strong"/>
-          <w:rFonts w:ascii="Arial" w:hAnsi="Arial" w:cs="Arial"/>
-          <w:sz w:val="20"/>
-        </w:rPr>
-        <w:t>S3</w:t>
-      </w:r>
-      <w:r>
-        <w:rPr>
-          <w:rFonts w:ascii="Arial" w:hAnsi="Arial" w:cs="Arial"/>
-          <w:sz w:val="20"/>
-        </w:rPr>
-        <w:t xml:space="preserve"> and downstream analytics pipelines into </w:t>
-      </w:r>
-      <w:r>
-        <w:rPr>
-          <w:rStyle w:val="Strong"/>
-          <w:rFonts w:ascii="Arial" w:hAnsi="Arial" w:cs="Arial"/>
-          <w:sz w:val="20"/>
-        </w:rPr>
-        <w:t>Redshift</w:t>
-      </w:r>
-      <w:r>
-        <w:rPr>
-          <w:rFonts w:ascii="Arial" w:hAnsi="Arial" w:cs="Arial"/>
-          <w:sz w:val="20"/>
-        </w:rPr>
-        <w:t xml:space="preserve"> and </w:t>
-      </w:r>
-      <w:r>
-        <w:rPr>
-          <w:rStyle w:val="Strong"/>
-          <w:rFonts w:ascii="Arial" w:hAnsi="Arial" w:cs="Arial"/>
-          <w:sz w:val="20"/>
-        </w:rPr>
-        <w:t>BigQuery</w:t>
-      </w:r>
-      <w:r>
-        <w:rPr>
-          <w:rFonts w:ascii="Arial" w:hAnsi="Arial" w:cs="Arial"/>
-          <w:sz w:val="20"/>
-        </w:rPr>
-        <w:t xml:space="preserve"> via event-driven delivery patterns.</w:t>
+        <w:rPr>
+          <w:sz w:val="22"/>
+        </w:rPr>
+      </w:pPr>
+      <w:r>
+        <w:rPr>
+          <w:sz w:val="22"/>
+        </w:rPr>
+        <w:lastRenderedPageBreak/>
+        <w:t xml:space="preserve">Introduced </w:t>
+      </w:r>
+      <w:r>
+        <w:rPr>
+          <w:rStyle w:val="Strong"/>
+          <w:sz w:val="22"/>
+        </w:rPr>
+        <w:t>blue-green and canary deployment strategies</w:t>
+      </w:r>
+      <w:r>
+        <w:rPr>
+          <w:sz w:val="22"/>
+        </w:rPr>
+        <w:t>, allowing safe incremental releases and minimizing user impact during high-risk deployments.</w:t>
       </w:r>
     </w:p>
     <w:p>
@@ -2296,80 +1862,30 @@
         <w:pStyle w:val="NormalWeb"/>
         <w:numPr>
           <w:ilvl w:val="0"/>
-          <w:numId w:val="3"/>
+          <w:numId w:val="19"/>
         </w:numPr>
-        <w:jc w:val="both"/>
-        <w:rPr>
-          <w:rFonts w:ascii="Arial" w:hAnsi="Arial" w:cs="Arial"/>
-          <w:sz w:val="20"/>
-        </w:rPr>
-      </w:pPr>
-      <w:r>
-        <w:rPr>
-          <w:rFonts w:ascii="Arial" w:hAnsi="Arial" w:cs="Arial"/>
-          <w:sz w:val="20"/>
-        </w:rPr>
-        <w:t xml:space="preserve">Implemented secure operations with least-privilege </w:t>
-      </w:r>
-      <w:r>
-        <w:rPr>
-          <w:rStyle w:val="Strong"/>
-          <w:rFonts w:ascii="Arial" w:hAnsi="Arial" w:cs="Arial"/>
-          <w:sz w:val="20"/>
-        </w:rPr>
-        <w:t>IAM</w:t>
-      </w:r>
-      <w:r>
-        <w:rPr>
-          <w:rFonts w:ascii="Arial" w:hAnsi="Arial" w:cs="Arial"/>
-          <w:sz w:val="20"/>
-        </w:rPr>
-        <w:t xml:space="preserve">, encryption controls, and audit trails; reinforced </w:t>
-      </w:r>
-      <w:r>
-        <w:rPr>
-          <w:rStyle w:val="Strong"/>
-          <w:rFonts w:ascii="Arial" w:hAnsi="Arial" w:cs="Arial"/>
-          <w:sz w:val="20"/>
-        </w:rPr>
-        <w:t>RBAC/ABAC</w:t>
-      </w:r>
-      <w:r>
-        <w:rPr>
-          <w:rFonts w:ascii="Arial" w:hAnsi="Arial" w:cs="Arial"/>
-          <w:sz w:val="20"/>
-        </w:rPr>
-        <w:t xml:space="preserve">, </w:t>
-      </w:r>
-      <w:r>
-        <w:rPr>
-          <w:rStyle w:val="Strong"/>
-          <w:rFonts w:ascii="Arial" w:hAnsi="Arial" w:cs="Arial"/>
-          <w:sz w:val="20"/>
-        </w:rPr>
-        <w:t>JWT</w:t>
-      </w:r>
-      <w:r>
-        <w:rPr>
-          <w:rFonts w:ascii="Arial" w:hAnsi="Arial" w:cs="Arial"/>
-          <w:sz w:val="20"/>
-        </w:rPr>
-        <w:t xml:space="preserve"> enforcement, and </w:t>
-      </w:r>
-      <w:r>
-        <w:rPr>
-          <w:rStyle w:val="Strong"/>
-          <w:rFonts w:ascii="Arial" w:hAnsi="Arial" w:cs="Arial"/>
-          <w:sz w:val="20"/>
-        </w:rPr>
-        <w:t>audit logging</w:t>
-      </w:r>
-      <w:r>
-        <w:rPr>
-          <w:rFonts w:ascii="Arial" w:hAnsi="Arial" w:cs="Arial"/>
-          <w:sz w:val="20"/>
-        </w:rPr>
-        <w:t xml:space="preserve"> for privileged actions.</w:t>
+        <w:rPr>
+          <w:sz w:val="22"/>
+        </w:rPr>
+      </w:pPr>
+      <w:r>
+        <w:rPr>
+          <w:sz w:val="22"/>
+        </w:rPr>
+        <w:t xml:space="preserve">Developed automated disaster recovery workflows with backup validation for </w:t>
+      </w:r>
+      <w:r>
+        <w:rPr>
+          <w:rStyle w:val="Strong"/>
+          <w:sz w:val="22"/>
+        </w:rPr>
+        <w:t>RDS and S3</w:t>
+      </w:r>
+      <w:r>
+        <w:rPr>
+          <w:sz w:val="22"/>
+        </w:rPr>
+        <w:t>, ensuring business continuity and meeting compliance requirements.</w:t>
       </w:r>
     </w:p>
     <w:p>
@@ -2377,189 +1893,17 @@
         <w:pStyle w:val="NormalWeb"/>
         <w:numPr>
           <w:ilvl w:val="0"/>
-          <w:numId w:val="3"/>
+          <w:numId w:val="19"/>
         </w:numPr>
-        <w:jc w:val="both"/>
-        <w:rPr>
-          <w:rFonts w:ascii="Arial" w:hAnsi="Arial" w:cs="Arial"/>
-          <w:sz w:val="20"/>
-        </w:rPr>
-      </w:pPr>
-      <w:r>
-        <w:rPr>
-          <w:rFonts w:ascii="Arial" w:hAnsi="Arial" w:cs="Arial"/>
-          <w:sz w:val="20"/>
-        </w:rPr>
-        <w:t xml:space="preserve">Integrated </w:t>
-      </w:r>
-      <w:r>
-        <w:rPr>
-          <w:rStyle w:val="Strong"/>
-          <w:rFonts w:ascii="Arial" w:hAnsi="Arial" w:cs="Arial"/>
-          <w:sz w:val="20"/>
-        </w:rPr>
-        <w:t>OAuth2/OpenID Connect</w:t>
-      </w:r>
-      <w:r>
-        <w:rPr>
-          <w:rFonts w:ascii="Arial" w:hAnsi="Arial" w:cs="Arial"/>
-          <w:sz w:val="20"/>
-        </w:rPr>
-        <w:t xml:space="preserve"> with </w:t>
-      </w:r>
-      <w:r>
-        <w:rPr>
-          <w:rStyle w:val="Strong"/>
-          <w:rFonts w:ascii="Arial" w:hAnsi="Arial" w:cs="Arial"/>
-          <w:sz w:val="20"/>
-        </w:rPr>
-        <w:t>Okta</w:t>
-      </w:r>
-      <w:r>
-        <w:rPr>
-          <w:rFonts w:ascii="Arial" w:hAnsi="Arial" w:cs="Arial"/>
-          <w:sz w:val="20"/>
-        </w:rPr>
-        <w:t xml:space="preserve">, </w:t>
-      </w:r>
-      <w:r>
-        <w:rPr>
-          <w:rStyle w:val="Strong"/>
-          <w:rFonts w:ascii="Arial" w:hAnsi="Arial" w:cs="Arial"/>
-          <w:sz w:val="20"/>
-        </w:rPr>
-        <w:t>Auth0</w:t>
-      </w:r>
-      <w:r>
-        <w:rPr>
-          <w:rFonts w:ascii="Arial" w:hAnsi="Arial" w:cs="Arial"/>
-          <w:sz w:val="20"/>
-        </w:rPr>
-        <w:t xml:space="preserve">, and </w:t>
-      </w:r>
-      <w:r>
-        <w:rPr>
-          <w:rStyle w:val="Strong"/>
-          <w:rFonts w:ascii="Arial" w:hAnsi="Arial" w:cs="Arial"/>
-          <w:sz w:val="20"/>
-        </w:rPr>
-        <w:t>AWS Cognito</w:t>
-      </w:r>
-      <w:r>
-        <w:rPr>
-          <w:rFonts w:ascii="Arial" w:hAnsi="Arial" w:cs="Arial"/>
-          <w:sz w:val="20"/>
-        </w:rPr>
-        <w:t xml:space="preserve"> depending on tenant needs, standardizing token validation and rate limiting across services.</w:t>
-      </w:r>
-    </w:p>
-    <w:p>
-      <w:pPr>
-        <w:pStyle w:val="NormalWeb"/>
-        <w:numPr>
-          <w:ilvl w:val="0"/>
-          <w:numId w:val="3"/>
-        </w:numPr>
-        <w:jc w:val="both"/>
-        <w:rPr>
-          <w:rFonts w:ascii="Arial" w:hAnsi="Arial" w:cs="Arial"/>
-          <w:sz w:val="20"/>
-        </w:rPr>
-      </w:pPr>
-      <w:r>
-        <w:rPr>
-          <w:rFonts w:ascii="Arial" w:hAnsi="Arial" w:cs="Arial"/>
-          <w:sz w:val="20"/>
-        </w:rPr>
-        <w:t xml:space="preserve">Built operational dashboards in </w:t>
-      </w:r>
-      <w:r>
-        <w:rPr>
-          <w:rStyle w:val="Strong"/>
-          <w:rFonts w:ascii="Arial" w:hAnsi="Arial" w:cs="Arial"/>
-          <w:sz w:val="20"/>
-        </w:rPr>
-        <w:t>Grafana</w:t>
-      </w:r>
-      <w:r>
-        <w:rPr>
-          <w:rFonts w:ascii="Arial" w:hAnsi="Arial" w:cs="Arial"/>
-          <w:sz w:val="20"/>
-        </w:rPr>
-        <w:t>/</w:t>
-      </w:r>
-      <w:r>
-        <w:rPr>
-          <w:rStyle w:val="Strong"/>
-          <w:rFonts w:ascii="Arial" w:hAnsi="Arial" w:cs="Arial"/>
-          <w:sz w:val="20"/>
-        </w:rPr>
-        <w:t>Datadog</w:t>
-      </w:r>
-      <w:r>
-        <w:rPr>
-          <w:rFonts w:ascii="Arial" w:hAnsi="Arial" w:cs="Arial"/>
-          <w:sz w:val="20"/>
-        </w:rPr>
-        <w:t xml:space="preserve"> showing customer journeys and dependency health; connected synthetic checks to real-time triage workflows.</w:t>
-      </w:r>
-    </w:p>
-    <w:p>
-      <w:pPr>
-        <w:pStyle w:val="NormalWeb"/>
-        <w:numPr>
-          <w:ilvl w:val="0"/>
-          <w:numId w:val="3"/>
-        </w:numPr>
-        <w:jc w:val="both"/>
-        <w:rPr>
-          <w:rFonts w:ascii="Arial" w:hAnsi="Arial" w:cs="Arial"/>
-          <w:sz w:val="20"/>
-        </w:rPr>
-      </w:pPr>
-      <w:r>
-        <w:rPr>
-          <w:rFonts w:ascii="Arial" w:hAnsi="Arial" w:cs="Arial"/>
-          <w:sz w:val="20"/>
-        </w:rPr>
-        <w:lastRenderedPageBreak/>
-        <w:t xml:space="preserve">Supported search-heavy features by operating </w:t>
-      </w:r>
-      <w:r>
-        <w:rPr>
-          <w:rStyle w:val="Strong"/>
-          <w:rFonts w:ascii="Arial" w:hAnsi="Arial" w:cs="Arial"/>
-          <w:sz w:val="20"/>
-        </w:rPr>
-        <w:t>Elasticsearch/OpenSearch</w:t>
-      </w:r>
-      <w:r>
-        <w:rPr>
-          <w:rFonts w:ascii="Arial" w:hAnsi="Arial" w:cs="Arial"/>
-          <w:sz w:val="20"/>
-        </w:rPr>
-        <w:t xml:space="preserve"> clusters for low-latency queries and safe index lifecycle practices.</w:t>
-      </w:r>
-    </w:p>
-    <w:p>
-      <w:pPr>
-        <w:pStyle w:val="NormalWeb"/>
-        <w:numPr>
-          <w:ilvl w:val="0"/>
-          <w:numId w:val="3"/>
-        </w:numPr>
-        <w:jc w:val="both"/>
-        <w:rPr>
-          <w:rFonts w:ascii="Arial" w:hAnsi="Arial" w:cs="Arial"/>
-          <w:sz w:val="20"/>
-        </w:rPr>
-      </w:pPr>
-      <w:r>
-        <w:rPr>
-          <w:rFonts w:ascii="Arial" w:hAnsi="Arial" w:cs="Arial"/>
-          <w:sz w:val="20"/>
-        </w:rPr>
-        <w:t xml:space="preserve">Drove incident readiness by creating runbooks, postmortem practices, and change management guardrails, translating incidents into durable platform fixes. </w:t>
+        <w:rPr>
+          <w:sz w:val="22"/>
+        </w:rPr>
+      </w:pPr>
+      <w:r>
+        <w:rPr>
+          <w:sz w:val="22"/>
+        </w:rPr>
+        <w:t>Collaborated with backend and frontend teams to define API gateway patterns and enforce versioning strategies, improving cross-team integration reliability.</w:t>
       </w:r>
     </w:p>
     <w:p>
@@ -2569,9 +1913,6 @@
         </w:pBdr>
         <w:spacing w:after="120"/>
       </w:pPr>
-      <w:r>
-        <w:t xml:space="preserve"> </w:t>
-      </w:r>
     </w:p>
     <w:p>
       <w:r>
@@ -2587,6 +1928,7 @@
       </w:r>
     </w:p>
     <w:p>
+      <w:proofErr w:type="spellStart"/>
       <w:r>
         <w:rPr>
           <w:rFonts w:ascii="Arial" w:eastAsia="Arial" w:hAnsi="Arial" w:cs="Arial"/>
@@ -2596,7 +1938,19 @@
           <w:sz w:val="21"/>
           <w:szCs w:val="21"/>
         </w:rPr>
-        <w:t>Webiz Digital</w:t>
+        <w:t>Webiz</w:t>
+      </w:r>
+      <w:proofErr w:type="spellEnd"/>
+      <w:r>
+        <w:rPr>
+          <w:rFonts w:ascii="Arial" w:eastAsia="Arial" w:hAnsi="Arial" w:cs="Arial"/>
+          <w:b/>
+          <w:bCs/>
+          <w:color w:val="6F8F6B"/>
+          <w:sz w:val="21"/>
+          <w:szCs w:val="21"/>
+        </w:rPr>
+        <w:t xml:space="preserve"> Digital</w:t>
       </w:r>
     </w:p>
     <w:p>
@@ -2615,50 +1969,31 @@
         <w:pStyle w:val="NormalWeb"/>
         <w:numPr>
           <w:ilvl w:val="0"/>
-          <w:numId w:val="5"/>
+          <w:numId w:val="20"/>
         </w:numPr>
         <w:jc w:val="both"/>
         <w:rPr>
-          <w:rFonts w:ascii="Arial" w:hAnsi="Arial" w:cs="Arial"/>
-          <w:sz w:val="20"/>
-        </w:rPr>
-      </w:pPr>
-      <w:r>
-        <w:rPr>
-          <w:rFonts w:ascii="Arial" w:hAnsi="Arial" w:cs="Arial"/>
-          <w:sz w:val="20"/>
-        </w:rPr>
-        <w:t xml:space="preserve">Built cloud-hosted web applications and backend APIs with </w:t>
-      </w:r>
-      <w:r>
-        <w:rPr>
-          <w:rStyle w:val="Strong"/>
-          <w:rFonts w:ascii="Arial" w:hAnsi="Arial" w:cs="Arial"/>
-          <w:sz w:val="20"/>
-        </w:rPr>
-        <w:t>Node.js</w:t>
-      </w:r>
-      <w:r>
-        <w:rPr>
-          <w:rFonts w:ascii="Arial" w:hAnsi="Arial" w:cs="Arial"/>
-          <w:sz w:val="20"/>
-        </w:rPr>
-        <w:t xml:space="preserve"> and </w:t>
-      </w:r>
-      <w:r>
-        <w:rPr>
-          <w:rStyle w:val="Strong"/>
-          <w:rFonts w:ascii="Arial" w:hAnsi="Arial" w:cs="Arial"/>
-          <w:sz w:val="20"/>
-        </w:rPr>
-        <w:t>TypeScript</w:t>
-      </w:r>
-      <w:r>
-        <w:rPr>
-          <w:rFonts w:ascii="Arial" w:hAnsi="Arial" w:cs="Arial"/>
-          <w:sz w:val="20"/>
-        </w:rPr>
-        <w:t>, prioritizing clear error models and production diagnosability.</w:t>
+          <w:sz w:val="22"/>
+        </w:rPr>
+      </w:pPr>
+      <w:r>
+        <w:rPr>
+          <w:sz w:val="22"/>
+        </w:rPr>
+        <w:t xml:space="preserve">Contributed to early adoption of </w:t>
+      </w:r>
+      <w:r>
+        <w:rPr>
+          <w:rStyle w:val="Strong"/>
+          <w:sz w:val="22"/>
+        </w:rPr>
+        <w:t>Docker-based deployments</w:t>
+      </w:r>
+      <w:r>
+        <w:rPr>
+          <w:sz w:val="22"/>
+        </w:rPr>
+        <w:t>, containerizing Node.js services and improving environment consistency across development and production systems.</w:t>
       </w:r>
     </w:p>
     <w:p>
@@ -2666,35 +2001,47 @@
         <w:pStyle w:val="NormalWeb"/>
         <w:numPr>
           <w:ilvl w:val="0"/>
-          <w:numId w:val="5"/>
+          <w:numId w:val="20"/>
         </w:numPr>
         <w:jc w:val="both"/>
         <w:rPr>
-          <w:rFonts w:ascii="Arial" w:hAnsi="Arial" w:cs="Arial"/>
-          <w:sz w:val="20"/>
-        </w:rPr>
-      </w:pPr>
-      <w:r>
-        <w:rPr>
-          <w:rFonts w:ascii="Arial" w:hAnsi="Arial" w:cs="Arial"/>
-          <w:sz w:val="20"/>
-        </w:rPr>
-        <w:t xml:space="preserve">Delivered user-facing features in </w:t>
-      </w:r>
-      <w:r>
-        <w:rPr>
-          <w:rStyle w:val="Strong"/>
-          <w:rFonts w:ascii="Arial" w:hAnsi="Arial" w:cs="Arial"/>
-          <w:sz w:val="20"/>
-        </w:rPr>
-        <w:t>React</w:t>
-      </w:r>
-      <w:r>
-        <w:rPr>
-          <w:rFonts w:ascii="Arial" w:hAnsi="Arial" w:cs="Arial"/>
-          <w:sz w:val="20"/>
-        </w:rPr>
-        <w:t xml:space="preserve"> with maintainable UI patterns, while keeping releases safe through incremental rollout practices and smoke validation.</w:t>
+          <w:sz w:val="22"/>
+        </w:rPr>
+      </w:pPr>
+      <w:r>
+        <w:rPr>
+          <w:sz w:val="22"/>
+        </w:rPr>
+        <w:t xml:space="preserve">Built CI/CD pipelines using </w:t>
+      </w:r>
+      <w:r>
+        <w:rPr>
+          <w:rStyle w:val="Strong"/>
+          <w:sz w:val="22"/>
+        </w:rPr>
+        <w:t xml:space="preserve">Jenkins and </w:t>
+      </w:r>
+      <w:proofErr w:type="spellStart"/>
+      <w:r>
+        <w:rPr>
+          <w:rStyle w:val="Strong"/>
+          <w:sz w:val="22"/>
+        </w:rPr>
+        <w:t>GitLab</w:t>
+      </w:r>
+      <w:proofErr w:type="spellEnd"/>
+      <w:r>
+        <w:rPr>
+          <w:rStyle w:val="Strong"/>
+          <w:sz w:val="22"/>
+        </w:rPr>
+        <w:t xml:space="preserve"> CI</w:t>
+      </w:r>
+      <w:r>
+        <w:rPr>
+          <w:sz w:val="22"/>
+        </w:rPr>
+        <w:t>, automating build, test, and deployment processes while reducing manual release overhead significantly.</w:t>
       </w:r>
     </w:p>
     <w:p>
@@ -2702,35 +2049,18 @@
         <w:pStyle w:val="NormalWeb"/>
         <w:numPr>
           <w:ilvl w:val="0"/>
-          <w:numId w:val="5"/>
+          <w:numId w:val="20"/>
         </w:numPr>
         <w:jc w:val="both"/>
         <w:rPr>
-          <w:rFonts w:ascii="Arial" w:hAnsi="Arial" w:cs="Arial"/>
-          <w:sz w:val="20"/>
-        </w:rPr>
-      </w:pPr>
-      <w:r>
-        <w:rPr>
-          <w:rFonts w:ascii="Arial" w:hAnsi="Arial" w:cs="Arial"/>
-          <w:sz w:val="20"/>
-        </w:rPr>
-        <w:t xml:space="preserve">Implemented containerized workflows using </w:t>
-      </w:r>
-      <w:r>
-        <w:rPr>
-          <w:rStyle w:val="Strong"/>
-          <w:rFonts w:ascii="Arial" w:hAnsi="Arial" w:cs="Arial"/>
-          <w:sz w:val="20"/>
-        </w:rPr>
-        <w:t>Docker</w:t>
-      </w:r>
-      <w:r>
-        <w:rPr>
-          <w:rFonts w:ascii="Arial" w:hAnsi="Arial" w:cs="Arial"/>
-          <w:sz w:val="20"/>
-        </w:rPr>
-        <w:t xml:space="preserve"> to improve parity across local/test/prod and reduce configuration-related release failures.</w:t>
+          <w:sz w:val="22"/>
+        </w:rPr>
+      </w:pPr>
+      <w:r>
+        <w:rPr>
+          <w:sz w:val="22"/>
+        </w:rPr>
+        <w:t>Resolved a critical issue where deployments caused inconsistent environment variables across services, introducing centralized configuration management to stabilize runtime behavior.</w:t>
       </w:r>
     </w:p>
     <w:p>
@@ -2738,35 +2068,40 @@
         <w:pStyle w:val="NormalWeb"/>
         <w:numPr>
           <w:ilvl w:val="0"/>
-          <w:numId w:val="5"/>
+          <w:numId w:val="20"/>
         </w:numPr>
         <w:jc w:val="both"/>
         <w:rPr>
-          <w:rFonts w:ascii="Arial" w:hAnsi="Arial" w:cs="Arial"/>
-          <w:sz w:val="20"/>
-        </w:rPr>
-      </w:pPr>
-      <w:r>
-        <w:rPr>
-          <w:rFonts w:ascii="Arial" w:hAnsi="Arial" w:cs="Arial"/>
-          <w:sz w:val="20"/>
-        </w:rPr>
-        <w:t xml:space="preserve">Established baseline monitoring and alerting for critical endpoints and background jobs using </w:t>
-      </w:r>
-      <w:r>
-        <w:rPr>
-          <w:rStyle w:val="Strong"/>
-          <w:rFonts w:ascii="Arial" w:hAnsi="Arial" w:cs="Arial"/>
-          <w:sz w:val="20"/>
-        </w:rPr>
-        <w:t>CloudWatch</w:t>
-      </w:r>
-      <w:r>
-        <w:rPr>
-          <w:rFonts w:ascii="Arial" w:hAnsi="Arial" w:cs="Arial"/>
-          <w:sz w:val="20"/>
-        </w:rPr>
-        <w:t xml:space="preserve"> plus centralized log patterns for faster investigations.</w:t>
+          <w:sz w:val="22"/>
+        </w:rPr>
+      </w:pPr>
+      <w:r>
+        <w:rPr>
+          <w:sz w:val="22"/>
+        </w:rPr>
+        <w:t xml:space="preserve">Integrated </w:t>
+      </w:r>
+      <w:proofErr w:type="spellStart"/>
+      <w:r>
+        <w:rPr>
+          <w:rStyle w:val="Strong"/>
+          <w:sz w:val="22"/>
+        </w:rPr>
+        <w:t>Redis</w:t>
+      </w:r>
+      <w:proofErr w:type="spellEnd"/>
+      <w:r>
+        <w:rPr>
+          <w:rStyle w:val="Strong"/>
+          <w:sz w:val="22"/>
+        </w:rPr>
+        <w:t xml:space="preserve"> caching layers</w:t>
+      </w:r>
+      <w:r>
+        <w:rPr>
+          <w:sz w:val="22"/>
+        </w:rPr>
+        <w:t xml:space="preserve"> to improve API performance under heavy load, reducing response times and backend pressure during peak traffic.</w:t>
       </w:r>
     </w:p>
     <w:p>
@@ -2774,20 +2109,18 @@
         <w:pStyle w:val="NormalWeb"/>
         <w:numPr>
           <w:ilvl w:val="0"/>
-          <w:numId w:val="5"/>
+          <w:numId w:val="20"/>
         </w:numPr>
         <w:jc w:val="both"/>
         <w:rPr>
-          <w:rFonts w:ascii="Arial" w:hAnsi="Arial" w:cs="Arial"/>
-          <w:sz w:val="20"/>
-        </w:rPr>
-      </w:pPr>
-      <w:r>
-        <w:rPr>
-          <w:rFonts w:ascii="Arial" w:hAnsi="Arial" w:cs="Arial"/>
-          <w:sz w:val="20"/>
-        </w:rPr>
-        <w:t>Improved environment configuration hygiene through secrets handling practices and repeatable deploy steps aligned with multi-environment delivery needs.</w:t>
+          <w:sz w:val="22"/>
+        </w:rPr>
+      </w:pPr>
+      <w:r>
+        <w:rPr>
+          <w:sz w:val="22"/>
+        </w:rPr>
+        <w:t>Migrated legacy deployment scripts into structured pipelines, improving traceability and enabling rollback capabilities for safer production releases.</w:t>
       </w:r>
     </w:p>
     <w:p>
@@ -2795,20 +2128,31 @@
         <w:pStyle w:val="NormalWeb"/>
         <w:numPr>
           <w:ilvl w:val="0"/>
-          <w:numId w:val="5"/>
+          <w:numId w:val="20"/>
         </w:numPr>
         <w:jc w:val="both"/>
         <w:rPr>
-          <w:rFonts w:ascii="Arial" w:hAnsi="Arial" w:cs="Arial"/>
-          <w:sz w:val="20"/>
-        </w:rPr>
-      </w:pPr>
-      <w:r>
-        <w:rPr>
-          <w:rFonts w:ascii="Arial" w:hAnsi="Arial" w:cs="Arial"/>
-          <w:sz w:val="20"/>
-        </w:rPr>
-        <w:t>Built integration services with resilient retry/backoff behavior for third-party APIs, preventing transient provider failures from destabilizing core workflows.</w:t>
+          <w:sz w:val="22"/>
+        </w:rPr>
+      </w:pPr>
+      <w:r>
+        <w:rPr>
+          <w:sz w:val="22"/>
+        </w:rPr>
+        <w:t xml:space="preserve">Implemented logging pipelines using </w:t>
+      </w:r>
+      <w:r>
+        <w:rPr>
+          <w:rStyle w:val="Strong"/>
+          <w:sz w:val="22"/>
+        </w:rPr>
+        <w:t>ELK stack</w:t>
+      </w:r>
+      <w:r>
+        <w:rPr>
+          <w:sz w:val="22"/>
+        </w:rPr>
+        <w:t>, enabling better debugging and traceability across distributed services.</w:t>
       </w:r>
     </w:p>
     <w:p>
@@ -2816,50 +2160,31 @@
         <w:pStyle w:val="NormalWeb"/>
         <w:numPr>
           <w:ilvl w:val="0"/>
-          <w:numId w:val="5"/>
+          <w:numId w:val="20"/>
         </w:numPr>
         <w:jc w:val="both"/>
         <w:rPr>
-          <w:rFonts w:ascii="Arial" w:hAnsi="Arial" w:cs="Arial"/>
-          <w:sz w:val="20"/>
-        </w:rPr>
-      </w:pPr>
-      <w:r>
-        <w:rPr>
-          <w:rFonts w:ascii="Arial" w:hAnsi="Arial" w:cs="Arial"/>
-          <w:sz w:val="20"/>
-        </w:rPr>
-        <w:t xml:space="preserve">Supported data workflows on </w:t>
-      </w:r>
-      <w:r>
-        <w:rPr>
-          <w:rStyle w:val="Strong"/>
-          <w:rFonts w:ascii="Arial" w:hAnsi="Arial" w:cs="Arial"/>
-          <w:sz w:val="20"/>
-        </w:rPr>
-        <w:t>PostgreSQL</w:t>
-      </w:r>
-      <w:r>
-        <w:rPr>
-          <w:rFonts w:ascii="Arial" w:hAnsi="Arial" w:cs="Arial"/>
-          <w:sz w:val="20"/>
-        </w:rPr>
-        <w:t xml:space="preserve"> and </w:t>
-      </w:r>
-      <w:r>
-        <w:rPr>
-          <w:rStyle w:val="Strong"/>
-          <w:rFonts w:ascii="Arial" w:hAnsi="Arial" w:cs="Arial"/>
-          <w:sz w:val="20"/>
-        </w:rPr>
-        <w:t>MySQL</w:t>
-      </w:r>
-      <w:r>
-        <w:rPr>
-          <w:rFonts w:ascii="Arial" w:hAnsi="Arial" w:cs="Arial"/>
-          <w:sz w:val="20"/>
-        </w:rPr>
-        <w:t>, applying schema improvements, indexing, and safe migrations to keep latency predictable.</w:t>
+          <w:sz w:val="22"/>
+        </w:rPr>
+      </w:pPr>
+      <w:r>
+        <w:rPr>
+          <w:sz w:val="22"/>
+        </w:rPr>
+        <w:t xml:space="preserve">Worked on </w:t>
+      </w:r>
+      <w:r>
+        <w:rPr>
+          <w:rStyle w:val="Strong"/>
+          <w:sz w:val="22"/>
+        </w:rPr>
+        <w:t>AWS infrastructure including EC2, S3, and RDS</w:t>
+      </w:r>
+      <w:r>
+        <w:rPr>
+          <w:sz w:val="22"/>
+        </w:rPr>
+        <w:t>, supporting scalable backend systems and improving uptime through better resource management.</w:t>
       </w:r>
     </w:p>
     <w:p>
@@ -2867,35 +2192,18 @@
         <w:pStyle w:val="NormalWeb"/>
         <w:numPr>
           <w:ilvl w:val="0"/>
-          <w:numId w:val="5"/>
+          <w:numId w:val="20"/>
         </w:numPr>
         <w:jc w:val="both"/>
         <w:rPr>
-          <w:rFonts w:ascii="Arial" w:hAnsi="Arial" w:cs="Arial"/>
-          <w:sz w:val="20"/>
-        </w:rPr>
-      </w:pPr>
-      <w:r>
-        <w:rPr>
-          <w:rFonts w:ascii="Arial" w:hAnsi="Arial" w:cs="Arial"/>
-          <w:sz w:val="20"/>
-        </w:rPr>
-        <w:t xml:space="preserve">Added document and entity search features by indexing data into </w:t>
-      </w:r>
-      <w:r>
-        <w:rPr>
-          <w:rStyle w:val="Strong"/>
-          <w:rFonts w:ascii="Arial" w:hAnsi="Arial" w:cs="Arial"/>
-          <w:sz w:val="20"/>
-        </w:rPr>
-        <w:t>Elasticsearch</w:t>
-      </w:r>
-      <w:r>
-        <w:rPr>
-          <w:rFonts w:ascii="Arial" w:hAnsi="Arial" w:cs="Arial"/>
-          <w:sz w:val="20"/>
-        </w:rPr>
-        <w:t>, improving query relevance and response times for customer-facing flows.</w:t>
+          <w:sz w:val="22"/>
+        </w:rPr>
+      </w:pPr>
+      <w:r>
+        <w:rPr>
+          <w:sz w:val="22"/>
+        </w:rPr>
+        <w:t>Introduced API monitoring and alerting mechanisms, ensuring faster detection of failures and improved operational awareness.</w:t>
       </w:r>
     </w:p>
     <w:p>
@@ -2903,35 +2211,18 @@
         <w:pStyle w:val="NormalWeb"/>
         <w:numPr>
           <w:ilvl w:val="0"/>
-          <w:numId w:val="5"/>
+          <w:numId w:val="20"/>
         </w:numPr>
         <w:jc w:val="both"/>
         <w:rPr>
-          <w:rFonts w:ascii="Arial" w:hAnsi="Arial" w:cs="Arial"/>
-          <w:sz w:val="20"/>
-        </w:rPr>
-      </w:pPr>
-      <w:r>
-        <w:rPr>
-          <w:rFonts w:ascii="Arial" w:hAnsi="Arial" w:cs="Arial"/>
-          <w:sz w:val="20"/>
-        </w:rPr>
-        <w:t xml:space="preserve">Introduced queue-backed job processing using </w:t>
-      </w:r>
-      <w:r>
-        <w:rPr>
-          <w:rStyle w:val="Strong"/>
-          <w:rFonts w:ascii="Arial" w:hAnsi="Arial" w:cs="Arial"/>
-          <w:sz w:val="20"/>
-        </w:rPr>
-        <w:t>AWS SQS/SNS</w:t>
-      </w:r>
-      <w:r>
-        <w:rPr>
-          <w:rFonts w:ascii="Arial" w:hAnsi="Arial" w:cs="Arial"/>
-          <w:sz w:val="20"/>
-        </w:rPr>
-        <w:t xml:space="preserve"> for long-running tasks, separating request/response paths from background execution.</w:t>
+          <w:sz w:val="22"/>
+        </w:rPr>
+      </w:pPr>
+      <w:r>
+        <w:rPr>
+          <w:sz w:val="22"/>
+        </w:rPr>
+        <w:t>Optimized Nginx configurations to resolve recurring 502/504 errors under high concurrency scenarios.</w:t>
       </w:r>
     </w:p>
     <w:p>
@@ -2939,35 +2230,18 @@
         <w:pStyle w:val="NormalWeb"/>
         <w:numPr>
           <w:ilvl w:val="0"/>
-          <w:numId w:val="5"/>
+          <w:numId w:val="20"/>
         </w:numPr>
         <w:jc w:val="both"/>
         <w:rPr>
-          <w:rFonts w:ascii="Arial" w:hAnsi="Arial" w:cs="Arial"/>
-          <w:sz w:val="20"/>
-        </w:rPr>
-      </w:pPr>
-      <w:r>
-        <w:rPr>
-          <w:rFonts w:ascii="Arial" w:hAnsi="Arial" w:cs="Arial"/>
-          <w:sz w:val="20"/>
-        </w:rPr>
-        <w:t xml:space="preserve">Assisted platform automation with </w:t>
-      </w:r>
-      <w:r>
-        <w:rPr>
-          <w:rStyle w:val="Strong"/>
-          <w:rFonts w:ascii="Arial" w:hAnsi="Arial" w:cs="Arial"/>
-          <w:sz w:val="20"/>
-        </w:rPr>
-        <w:t>Terraform</w:t>
-      </w:r>
-      <w:r>
-        <w:rPr>
-          <w:rFonts w:ascii="Arial" w:hAnsi="Arial" w:cs="Arial"/>
-          <w:sz w:val="20"/>
-        </w:rPr>
-        <w:t xml:space="preserve"> and configuration management practices to reduce manual environment drift and improve auditability.</w:t>
+          <w:sz w:val="22"/>
+        </w:rPr>
+      </w:pPr>
+      <w:r>
+        <w:rPr>
+          <w:sz w:val="22"/>
+        </w:rPr>
+        <w:t>Collaborated with teams to design REST APIs and improve service communication patterns for better scalability.</w:t>
       </w:r>
     </w:p>
     <w:p>
@@ -2975,76 +2249,22 @@
         <w:pStyle w:val="NormalWeb"/>
         <w:numPr>
           <w:ilvl w:val="0"/>
-          <w:numId w:val="5"/>
+          <w:numId w:val="20"/>
         </w:numPr>
         <w:jc w:val="both"/>
-        <w:rPr>
-          <w:rFonts w:ascii="Arial" w:hAnsi="Arial" w:cs="Arial"/>
-          <w:sz w:val="20"/>
-        </w:rPr>
-      </w:pPr>
-      <w:r>
-        <w:rPr>
-          <w:rFonts w:ascii="Arial" w:hAnsi="Arial" w:cs="Arial"/>
-          <w:sz w:val="20"/>
-        </w:rPr>
-        <w:t>Contributed to CI/CD improvements across Jenkins/Git workflows, reducing release friction and raising confidence in hotfix delivery.</w:t>
+      </w:pPr>
+      <w:r>
+        <w:rPr>
+          <w:sz w:val="22"/>
+        </w:rPr>
+        <w:t>Enhanced security practices by introducing JWT-based authentication and enforcing stricter validation layers.</w:t>
       </w:r>
     </w:p>
     <w:p>
       <w:pPr>
         <w:pStyle w:val="NormalWeb"/>
-        <w:numPr>
-          <w:ilvl w:val="0"/>
-          <w:numId w:val="5"/>
-        </w:numPr>
         <w:jc w:val="both"/>
-        <w:rPr>
-          <w:rFonts w:ascii="Arial" w:hAnsi="Arial" w:cs="Arial"/>
-          <w:sz w:val="20"/>
-        </w:rPr>
-      </w:pPr>
-      <w:r>
-        <w:rPr>
-          <w:rFonts w:ascii="Arial" w:hAnsi="Arial" w:cs="Arial"/>
-          <w:sz w:val="20"/>
-        </w:rPr>
-        <w:t>Collaborated with product/design to clarify requirements into testable deliverables, protecting release quality while moving quickly.</w:t>
-      </w:r>
-    </w:p>
-    <w:p>
-      <w:pPr>
-        <w:pStyle w:val="NormalWeb"/>
-        <w:numPr>
-          <w:ilvl w:val="0"/>
-          <w:numId w:val="5"/>
-        </w:numPr>
-        <w:jc w:val="both"/>
-        <w:rPr>
-          <w:rFonts w:ascii="Arial" w:hAnsi="Arial" w:cs="Arial"/>
-          <w:sz w:val="20"/>
-        </w:rPr>
-      </w:pPr>
-      <w:r>
-        <w:rPr>
-          <w:rFonts w:ascii="Arial" w:hAnsi="Arial" w:cs="Arial"/>
-          <w:sz w:val="20"/>
-        </w:rPr>
-        <w:t>Participated in production support rotations with structured triage habits and documentation updates that reduced repeat incidents.</w:t>
-      </w:r>
-    </w:p>
-    <w:p>
-      <w:pPr>
-        <w:pBdr>
-          <w:bottom w:val="dashed" w:sz="4" w:space="0" w:color="CFD2CD"/>
-        </w:pBdr>
-        <w:spacing w:after="120"/>
-      </w:pPr>
-      <w:r>
-        <w:t xml:space="preserve"> </w:t>
-      </w:r>
-    </w:p>
-    <w:p>
+      </w:pPr>
       <w:r>
         <w:rPr>
           <w:rFonts w:ascii="Arial" w:eastAsia="Arial" w:hAnsi="Arial" w:cs="Arial"/>
@@ -3088,18 +2308,31 @@
         <w:pStyle w:val="NormalWeb"/>
         <w:numPr>
           <w:ilvl w:val="0"/>
-          <w:numId w:val="7"/>
+          <w:numId w:val="17"/>
         </w:numPr>
         <w:jc w:val="both"/>
         <w:rPr>
-          <w:rFonts w:ascii="Arial" w:hAnsi="Arial" w:cs="Arial"/>
-        </w:rPr>
-      </w:pPr>
-      <w:r>
-        <w:rPr>
-          <w:rFonts w:ascii="Arial" w:hAnsi="Arial" w:cs="Arial"/>
-        </w:rPr>
-        <w:t>Built and maintained backend services and internal web tools with a focus on stability, predictable releases, and practical reliability improvements.</w:t>
+          <w:sz w:val="22"/>
+        </w:rPr>
+      </w:pPr>
+      <w:r>
+        <w:rPr>
+          <w:sz w:val="22"/>
+        </w:rPr>
+        <w:t xml:space="preserve">Developed backend systems using </w:t>
+      </w:r>
+      <w:r>
+        <w:rPr>
+          <w:rStyle w:val="Strong"/>
+          <w:sz w:val="22"/>
+        </w:rPr>
+        <w:t>PHP and SQL Server/MySQL</w:t>
+      </w:r>
+      <w:r>
+        <w:rPr>
+          <w:sz w:val="22"/>
+        </w:rPr>
+        <w:t>, supporting business-critical workflows and gaining strong experience in relational data modeling.</w:t>
       </w:r>
     </w:p>
     <w:p>
@@ -3107,18 +2340,18 @@
         <w:pStyle w:val="NormalWeb"/>
         <w:numPr>
           <w:ilvl w:val="0"/>
-          <w:numId w:val="7"/>
+          <w:numId w:val="17"/>
         </w:numPr>
         <w:jc w:val="both"/>
         <w:rPr>
-          <w:rFonts w:ascii="Arial" w:hAnsi="Arial" w:cs="Arial"/>
-        </w:rPr>
-      </w:pPr>
-      <w:r>
-        <w:rPr>
-          <w:rFonts w:ascii="Arial" w:hAnsi="Arial" w:cs="Arial"/>
-        </w:rPr>
-        <w:t>Strengthened release readiness by tightening operational steps and documentation, reducing error-prone manual activities during deployments.</w:t>
+          <w:sz w:val="22"/>
+        </w:rPr>
+      </w:pPr>
+      <w:r>
+        <w:rPr>
+          <w:sz w:val="22"/>
+        </w:rPr>
+        <w:t>Maintained and deployed applications on traditional server environments, gaining early exposure to infrastructure management and deployment processes.</w:t>
       </w:r>
     </w:p>
     <w:p>
@@ -3126,18 +2359,18 @@
         <w:pStyle w:val="NormalWeb"/>
         <w:numPr>
           <w:ilvl w:val="0"/>
-          <w:numId w:val="7"/>
+          <w:numId w:val="17"/>
         </w:numPr>
         <w:jc w:val="both"/>
         <w:rPr>
-          <w:rFonts w:ascii="Arial" w:hAnsi="Arial" w:cs="Arial"/>
-        </w:rPr>
-      </w:pPr>
-      <w:r>
-        <w:rPr>
-          <w:rFonts w:ascii="Arial" w:hAnsi="Arial" w:cs="Arial"/>
-        </w:rPr>
-        <w:t>Improved troubleshooting by adding meaningful server-side logs and structured error messaging to shorten investigations and reduce repeat escalations.</w:t>
+          <w:sz w:val="22"/>
+        </w:rPr>
+      </w:pPr>
+      <w:r>
+        <w:rPr>
+          <w:sz w:val="22"/>
+        </w:rPr>
+        <w:t>Resolved data consistency issues caused by concurrent updates by introducing transaction handling and validation checks at the database level.</w:t>
       </w:r>
     </w:p>
     <w:p>
@@ -3145,18 +2378,18 @@
         <w:pStyle w:val="NormalWeb"/>
         <w:numPr>
           <w:ilvl w:val="0"/>
-          <w:numId w:val="7"/>
+          <w:numId w:val="17"/>
         </w:numPr>
         <w:jc w:val="both"/>
         <w:rPr>
-          <w:rFonts w:ascii="Arial" w:hAnsi="Arial" w:cs="Arial"/>
-        </w:rPr>
-      </w:pPr>
-      <w:r>
-        <w:rPr>
-          <w:rFonts w:ascii="Arial" w:hAnsi="Arial" w:cs="Arial"/>
-        </w:rPr>
-        <w:t>Supported performance tuning by analyzing slow queries and backend bottlenecks, applying targeted fixes that improved response times without risky rewrites.</w:t>
+          <w:sz w:val="22"/>
+        </w:rPr>
+      </w:pPr>
+      <w:r>
+        <w:rPr>
+          <w:sz w:val="22"/>
+        </w:rPr>
+        <w:t>Improved batch processing jobs by enhancing error handling and logging, reducing silent failures in production workflows.</w:t>
       </w:r>
     </w:p>
     <w:p>
@@ -3164,44 +2397,18 @@
         <w:pStyle w:val="NormalWeb"/>
         <w:numPr>
           <w:ilvl w:val="0"/>
-          <w:numId w:val="7"/>
+          <w:numId w:val="17"/>
         </w:numPr>
         <w:jc w:val="both"/>
         <w:rPr>
-          <w:rFonts w:ascii="Arial" w:hAnsi="Arial" w:cs="Arial"/>
-        </w:rPr>
-      </w:pPr>
-      <w:r>
-        <w:rPr>
-          <w:rFonts w:ascii="Arial" w:hAnsi="Arial" w:cs="Arial"/>
-        </w:rPr>
-        <w:t xml:space="preserve">Implemented durable data workflows using </w:t>
-      </w:r>
-      <w:r>
-        <w:rPr>
-          <w:rStyle w:val="Strong"/>
-          <w:rFonts w:ascii="Arial" w:hAnsi="Arial" w:cs="Arial"/>
-        </w:rPr>
-        <w:t>SQL Server</w:t>
-      </w:r>
-      <w:r>
-        <w:rPr>
-          <w:rFonts w:ascii="Arial" w:hAnsi="Arial" w:cs="Arial"/>
-        </w:rPr>
-        <w:t xml:space="preserve"> and </w:t>
-      </w:r>
-      <w:r>
-        <w:rPr>
-          <w:rStyle w:val="Strong"/>
-          <w:rFonts w:ascii="Arial" w:hAnsi="Arial" w:cs="Arial"/>
-        </w:rPr>
-        <w:t>PostgreSQL</w:t>
-      </w:r>
-      <w:r>
-        <w:rPr>
-          <w:rFonts w:ascii="Arial" w:hAnsi="Arial" w:cs="Arial"/>
-        </w:rPr>
-        <w:t>, improving schema design and indexing to stabilize high-traffic endpoints.</w:t>
+          <w:sz w:val="22"/>
+        </w:rPr>
+      </w:pPr>
+      <w:r>
+        <w:rPr>
+          <w:sz w:val="22"/>
+        </w:rPr>
+        <w:t>Optimized slow SQL queries through indexing and query refactoring, improving application performance significantly.</w:t>
       </w:r>
     </w:p>
     <w:p>
@@ -3209,31 +2416,18 @@
         <w:pStyle w:val="NormalWeb"/>
         <w:numPr>
           <w:ilvl w:val="0"/>
-          <w:numId w:val="7"/>
+          <w:numId w:val="17"/>
         </w:numPr>
         <w:jc w:val="both"/>
         <w:rPr>
-          <w:rFonts w:ascii="Arial" w:hAnsi="Arial" w:cs="Arial"/>
-        </w:rPr>
-      </w:pPr>
-      <w:r>
-        <w:rPr>
-          <w:rFonts w:ascii="Arial" w:hAnsi="Arial" w:cs="Arial"/>
-        </w:rPr>
-        <w:t xml:space="preserve">Introduced caching and high-read optimization patterns using </w:t>
-      </w:r>
-      <w:r>
-        <w:rPr>
-          <w:rStyle w:val="Strong"/>
-          <w:rFonts w:ascii="Arial" w:hAnsi="Arial" w:cs="Arial"/>
-        </w:rPr>
-        <w:t>Redis</w:t>
-      </w:r>
-      <w:r>
-        <w:rPr>
-          <w:rFonts w:ascii="Arial" w:hAnsi="Arial" w:cs="Arial"/>
-        </w:rPr>
-        <w:t xml:space="preserve"> where appropriate, reducing database pressure during peak usage.</w:t>
+          <w:sz w:val="22"/>
+        </w:rPr>
+      </w:pPr>
+      <w:r>
+        <w:rPr>
+          <w:sz w:val="22"/>
+        </w:rPr>
+        <w:t>Worked with early automation scripts using Bash to streamline repetitive deployment tasks and reduce manual intervention.</w:t>
       </w:r>
     </w:p>
     <w:p>
@@ -3241,18 +2435,18 @@
         <w:pStyle w:val="NormalWeb"/>
         <w:numPr>
           <w:ilvl w:val="0"/>
-          <w:numId w:val="7"/>
+          <w:numId w:val="17"/>
         </w:numPr>
         <w:jc w:val="both"/>
         <w:rPr>
-          <w:rFonts w:ascii="Arial" w:hAnsi="Arial" w:cs="Arial"/>
-        </w:rPr>
-      </w:pPr>
-      <w:r>
-        <w:rPr>
-          <w:rFonts w:ascii="Arial" w:hAnsi="Arial" w:cs="Arial"/>
-        </w:rPr>
-        <w:t>Helped maintain secure access practices with least-privilege controls and change tracking to keep operational updates auditable.</w:t>
+          <w:sz w:val="22"/>
+        </w:rPr>
+      </w:pPr>
+      <w:r>
+        <w:rPr>
+          <w:sz w:val="22"/>
+        </w:rPr>
+        <w:t>Supported migration of legacy systems into more structured deployment environments, laying groundwork for future DevOps practices.</w:t>
       </w:r>
     </w:p>
     <w:p>
@@ -3260,18 +2454,18 @@
         <w:pStyle w:val="NormalWeb"/>
         <w:numPr>
           <w:ilvl w:val="0"/>
-          <w:numId w:val="7"/>
+          <w:numId w:val="17"/>
         </w:numPr>
         <w:jc w:val="both"/>
         <w:rPr>
-          <w:rFonts w:ascii="Arial" w:hAnsi="Arial" w:cs="Arial"/>
-        </w:rPr>
-      </w:pPr>
-      <w:r>
-        <w:rPr>
-          <w:rFonts w:ascii="Arial" w:hAnsi="Arial" w:cs="Arial"/>
-        </w:rPr>
-        <w:t>Supported early event integration patterns using queue-based workers, improving responsiveness for batch jobs and long-running tasks.</w:t>
+          <w:sz w:val="22"/>
+        </w:rPr>
+      </w:pPr>
+      <w:r>
+        <w:rPr>
+          <w:sz w:val="22"/>
+        </w:rPr>
+        <w:t>Collaborated with cross-functional teams to ensure stable releases and improve system reliability.</w:t>
       </w:r>
     </w:p>
     <w:p>
@@ -3279,71 +2473,31 @@
         <w:pStyle w:val="NormalWeb"/>
         <w:numPr>
           <w:ilvl w:val="0"/>
-          <w:numId w:val="7"/>
+          <w:numId w:val="17"/>
         </w:numPr>
         <w:jc w:val="both"/>
-        <w:rPr>
-          <w:rFonts w:ascii="Arial" w:hAnsi="Arial" w:cs="Arial"/>
-        </w:rPr>
-      </w:pPr>
-      <w:r>
-        <w:rPr>
-          <w:rFonts w:ascii="Arial" w:hAnsi="Arial" w:cs="Arial"/>
-        </w:rPr>
-        <w:lastRenderedPageBreak/>
-        <w:t xml:space="preserve">Built lightweight automation in </w:t>
-      </w:r>
-      <w:r>
-        <w:rPr>
-          <w:rStyle w:val="Strong"/>
-          <w:rFonts w:ascii="Arial" w:hAnsi="Arial" w:cs="Arial"/>
-        </w:rPr>
-        <w:t>Python</w:t>
-      </w:r>
-      <w:r>
-        <w:rPr>
-          <w:rFonts w:ascii="Arial" w:hAnsi="Arial" w:cs="Arial"/>
-        </w:rPr>
-        <w:t xml:space="preserve"> and shell scripting to standardize operational checks, data validations, and repeatable maintenance tasks.</w:t>
+      </w:pPr>
+      <w:r>
+        <w:rPr>
+          <w:sz w:val="22"/>
+        </w:rPr>
+        <w:t>Implemented basic monitoring and logging practices, improving visibility into system behavior.</w:t>
       </w:r>
     </w:p>
     <w:p>
       <w:pPr>
         <w:pStyle w:val="NormalWeb"/>
-        <w:numPr>
-          <w:ilvl w:val="0"/>
-          <w:numId w:val="7"/>
-        </w:numPr>
         <w:jc w:val="both"/>
         <w:rPr>
-          <w:rFonts w:ascii="Arial" w:hAnsi="Arial" w:cs="Arial"/>
-        </w:rPr>
-      </w:pPr>
-      <w:r>
-        <w:rPr>
-          <w:rFonts w:ascii="Arial" w:hAnsi="Arial" w:cs="Arial"/>
-        </w:rPr>
-        <w:t>Assisted search and reporting experiences by implementing query-friendly structures and supporting index-backed retrieval patterns when data volumes grew.</w:t>
-      </w:r>
+          <w:sz w:val="22"/>
+        </w:rPr>
+      </w:pPr>
     </w:p>
     <w:p>
       <w:pPr>
         <w:pStyle w:val="NormalWeb"/>
-        <w:numPr>
-          <w:ilvl w:val="0"/>
-          <w:numId w:val="7"/>
-        </w:numPr>
         <w:jc w:val="both"/>
-        <w:rPr>
-          <w:rFonts w:ascii="Arial" w:hAnsi="Arial" w:cs="Arial"/>
-        </w:rPr>
-      </w:pPr>
-      <w:r>
-        <w:rPr>
-          <w:rFonts w:ascii="Arial" w:hAnsi="Arial" w:cs="Arial"/>
-        </w:rPr>
-        <w:t>Partnered with cross-functional teams to deliver features while balancing operational risk, ensuring production stability remained a first-class requirement.</w:t>
-      </w:r>
+      </w:pPr>
     </w:p>
     <w:p>
       <w:pPr>
@@ -3360,6 +2514,7 @@
           <w:sz w:val="24"/>
           <w:szCs w:val="24"/>
         </w:rPr>
+        <w:lastRenderedPageBreak/>
         <w:t>EDUCATION</w:t>
       </w:r>
     </w:p>
@@ -3411,538 +2566,49 @@
           <w:bottom w:val="single" w:sz="6" w:space="0" w:color="111111"/>
         </w:pBdr>
         <w:spacing w:before="120" w:after="80"/>
-      </w:pPr>
-      <w:r>
-        <w:rPr>
-          <w:rFonts w:ascii="Arial" w:hAnsi="Arial" w:cs="Arial"/>
+        <w:rPr>
+          <w:sz w:val="22"/>
+        </w:rPr>
+      </w:pPr>
+      <w:r>
+        <w:rPr>
+          <w:sz w:val="22"/>
         </w:rPr>
         <w:t xml:space="preserve">Coursework emphasized </w:t>
       </w:r>
       <w:r>
         <w:rPr>
           <w:rStyle w:val="Strong"/>
-          <w:rFonts w:ascii="Arial" w:hAnsi="Arial" w:cs="Arial"/>
+          <w:sz w:val="22"/>
         </w:rPr>
         <w:t>databases</w:t>
       </w:r>
       <w:r>
         <w:rPr>
-          <w:rFonts w:ascii="Arial" w:hAnsi="Arial" w:cs="Arial"/>
+          <w:sz w:val="22"/>
         </w:rPr>
         <w:t xml:space="preserve">, </w:t>
       </w:r>
       <w:r>
         <w:rPr>
           <w:rStyle w:val="Strong"/>
-          <w:rFonts w:ascii="Arial" w:hAnsi="Arial" w:cs="Arial"/>
+          <w:sz w:val="22"/>
         </w:rPr>
         <w:t>distributed systems</w:t>
       </w:r>
       <w:r>
         <w:rPr>
-          <w:rFonts w:ascii="Arial" w:hAnsi="Arial" w:cs="Arial"/>
+          <w:sz w:val="22"/>
         </w:rPr>
         <w:t>, and practical software engineering foundations that translated directly into production reliability and cloud operations work.</w:t>
       </w:r>
-      <w:r>
-        <w:br/>
-      </w:r>
-      <w:r>
-        <w:br/>
-      </w:r>
-      <w:r>
-        <w:rPr>
-          <w:b/>
-          <w:bCs/>
-          <w:color w:val="111111"/>
-          <w:sz w:val="24"/>
-          <w:szCs w:val="24"/>
-        </w:rPr>
-        <w:t>PROJECTS</w:t>
-      </w:r>
-    </w:p>
-    <w:p>
-      <w:pPr>
-        <w:pStyle w:val="Heading3"/>
-        <w:rPr>
-          <w:rFonts w:ascii="Arial" w:hAnsi="Arial" w:cs="Arial"/>
-          <w:color w:val="auto"/>
-          <w:sz w:val="20"/>
-        </w:rPr>
-      </w:pPr>
-      <w:r>
-        <w:rPr>
-          <w:rStyle w:val="Strong"/>
-          <w:rFonts w:ascii="Arial" w:hAnsi="Arial" w:cs="Arial"/>
-          <w:bCs w:val="0"/>
-          <w:color w:val="auto"/>
-          <w:sz w:val="20"/>
-        </w:rPr>
-        <w:t>Cloud Reliability &amp; Observability Program</w:t>
-      </w:r>
-      <w:r>
-        <w:rPr>
-          <w:rFonts w:ascii="Arial" w:hAnsi="Arial" w:cs="Arial"/>
-          <w:color w:val="auto"/>
-          <w:sz w:val="20"/>
-        </w:rPr>
-        <w:t xml:space="preserve"> — AWS Multi-Service Platform</w:t>
-      </w:r>
-    </w:p>
-    <w:p>
-      <w:pPr>
-        <w:pStyle w:val="NormalWeb"/>
-        <w:numPr>
-          <w:ilvl w:val="0"/>
-          <w:numId w:val="11"/>
-        </w:numPr>
-        <w:spacing w:before="0" w:beforeAutospacing="0" w:after="0" w:afterAutospacing="0"/>
-        <w:rPr>
-          <w:rFonts w:ascii="Arial" w:hAnsi="Arial" w:cs="Arial"/>
-          <w:sz w:val="20"/>
-        </w:rPr>
-      </w:pPr>
-      <w:r>
-        <w:rPr>
-          <w:rFonts w:ascii="Arial" w:hAnsi="Arial" w:cs="Arial"/>
-          <w:sz w:val="20"/>
-        </w:rPr>
-        <w:t xml:space="preserve">Designed a reliability program centered on </w:t>
-      </w:r>
-      <w:r>
-        <w:rPr>
-          <w:rStyle w:val="Strong"/>
-          <w:rFonts w:ascii="Arial" w:hAnsi="Arial" w:cs="Arial"/>
-          <w:sz w:val="20"/>
-        </w:rPr>
-        <w:t>SLOs/SLIs</w:t>
-      </w:r>
-      <w:r>
-        <w:rPr>
-          <w:rFonts w:ascii="Arial" w:hAnsi="Arial" w:cs="Arial"/>
-          <w:sz w:val="20"/>
-        </w:rPr>
-        <w:t xml:space="preserve">, </w:t>
-      </w:r>
-      <w:r>
-        <w:rPr>
-          <w:rStyle w:val="Strong"/>
-          <w:rFonts w:ascii="Arial" w:hAnsi="Arial" w:cs="Arial"/>
-          <w:sz w:val="20"/>
-        </w:rPr>
-        <w:t>error budgets</w:t>
-      </w:r>
-      <w:r>
-        <w:rPr>
-          <w:rFonts w:ascii="Arial" w:hAnsi="Arial" w:cs="Arial"/>
-          <w:sz w:val="20"/>
-        </w:rPr>
-        <w:t>, and actionable on-call practices, aligning engineering work to measurable customer impact.</w:t>
-      </w:r>
-    </w:p>
-    <w:p>
-      <w:pPr>
-        <w:pStyle w:val="NormalWeb"/>
-        <w:numPr>
-          <w:ilvl w:val="0"/>
-          <w:numId w:val="11"/>
-        </w:numPr>
-        <w:spacing w:before="0" w:beforeAutospacing="0" w:after="0" w:afterAutospacing="0"/>
-        <w:rPr>
-          <w:rFonts w:ascii="Arial" w:hAnsi="Arial" w:cs="Arial"/>
-          <w:sz w:val="20"/>
-        </w:rPr>
-      </w:pPr>
-      <w:r>
-        <w:rPr>
-          <w:rFonts w:ascii="Arial" w:hAnsi="Arial" w:cs="Arial"/>
-          <w:sz w:val="20"/>
-        </w:rPr>
-        <w:t xml:space="preserve">Implemented end-to-end instrumentation with </w:t>
-      </w:r>
-      <w:r>
-        <w:rPr>
-          <w:rStyle w:val="Strong"/>
-          <w:rFonts w:ascii="Arial" w:hAnsi="Arial" w:cs="Arial"/>
-          <w:sz w:val="20"/>
-        </w:rPr>
-        <w:t>OpenTelemetry</w:t>
-      </w:r>
-      <w:r>
-        <w:rPr>
-          <w:rFonts w:ascii="Arial" w:hAnsi="Arial" w:cs="Arial"/>
-          <w:sz w:val="20"/>
-        </w:rPr>
-        <w:t xml:space="preserve"> and standardized structured logs feeding </w:t>
-      </w:r>
-      <w:r>
-        <w:rPr>
-          <w:rStyle w:val="Strong"/>
-          <w:rFonts w:ascii="Arial" w:hAnsi="Arial" w:cs="Arial"/>
-          <w:sz w:val="20"/>
-        </w:rPr>
-        <w:t>Datadog</w:t>
-      </w:r>
-      <w:r>
-        <w:rPr>
-          <w:rFonts w:ascii="Arial" w:hAnsi="Arial" w:cs="Arial"/>
-          <w:sz w:val="20"/>
-        </w:rPr>
-        <w:t xml:space="preserve">, </w:t>
-      </w:r>
-      <w:r>
-        <w:rPr>
-          <w:rStyle w:val="Strong"/>
-          <w:rFonts w:ascii="Arial" w:hAnsi="Arial" w:cs="Arial"/>
-          <w:sz w:val="20"/>
-        </w:rPr>
-        <w:t>Grafana</w:t>
-      </w:r>
-      <w:r>
-        <w:rPr>
-          <w:rFonts w:ascii="Arial" w:hAnsi="Arial" w:cs="Arial"/>
-          <w:sz w:val="20"/>
-        </w:rPr>
-        <w:t xml:space="preserve">, </w:t>
-      </w:r>
-      <w:r>
-        <w:rPr>
-          <w:rStyle w:val="Strong"/>
-          <w:rFonts w:ascii="Arial" w:hAnsi="Arial" w:cs="Arial"/>
-          <w:sz w:val="20"/>
-        </w:rPr>
-        <w:t>CloudWatch</w:t>
-      </w:r>
-      <w:r>
-        <w:rPr>
-          <w:rFonts w:ascii="Arial" w:hAnsi="Arial" w:cs="Arial"/>
-          <w:sz w:val="20"/>
-        </w:rPr>
-        <w:t xml:space="preserve">, and </w:t>
-      </w:r>
-      <w:r>
-        <w:rPr>
-          <w:rStyle w:val="Strong"/>
-          <w:rFonts w:ascii="Arial" w:hAnsi="Arial" w:cs="Arial"/>
-          <w:sz w:val="20"/>
-        </w:rPr>
-        <w:t>ELK/EFK</w:t>
-      </w:r>
-      <w:r>
-        <w:rPr>
-          <w:rFonts w:ascii="Arial" w:hAnsi="Arial" w:cs="Arial"/>
-          <w:sz w:val="20"/>
-        </w:rPr>
-        <w:t xml:space="preserve"> for fast correlation.</w:t>
-      </w:r>
-    </w:p>
-    <w:p>
-      <w:pPr>
-        <w:pStyle w:val="NormalWeb"/>
-        <w:numPr>
-          <w:ilvl w:val="0"/>
-          <w:numId w:val="11"/>
-        </w:numPr>
-        <w:spacing w:before="0" w:beforeAutospacing="0" w:after="0" w:afterAutospacing="0"/>
-        <w:rPr>
-          <w:rFonts w:ascii="Arial" w:hAnsi="Arial" w:cs="Arial"/>
-          <w:sz w:val="20"/>
-        </w:rPr>
-      </w:pPr>
-      <w:r>
-        <w:rPr>
-          <w:rFonts w:ascii="Arial" w:hAnsi="Arial" w:cs="Arial"/>
-          <w:sz w:val="20"/>
-        </w:rPr>
-        <w:t>Built operational dashboards for latency, saturation, and dependency health, and rewired alerting to reduce noise by paging only on user-impacting signals.</w:t>
-      </w:r>
-    </w:p>
-    <w:p>
-      <w:pPr>
-        <w:pStyle w:val="NormalWeb"/>
-        <w:numPr>
-          <w:ilvl w:val="0"/>
-          <w:numId w:val="11"/>
-        </w:numPr>
-        <w:spacing w:before="0" w:beforeAutospacing="0" w:after="0" w:afterAutospacing="0"/>
-        <w:rPr>
-          <w:rFonts w:ascii="Arial" w:hAnsi="Arial" w:cs="Arial"/>
-          <w:sz w:val="20"/>
-        </w:rPr>
-      </w:pPr>
-      <w:r>
-        <w:rPr>
-          <w:rFonts w:ascii="Arial" w:hAnsi="Arial" w:cs="Arial"/>
-          <w:sz w:val="20"/>
-        </w:rPr>
-        <w:t xml:space="preserve">Hardened deployments with safer rollout strategies across </w:t>
-      </w:r>
-      <w:r>
-        <w:rPr>
-          <w:rStyle w:val="Strong"/>
-          <w:rFonts w:ascii="Arial" w:hAnsi="Arial" w:cs="Arial"/>
-          <w:sz w:val="20"/>
-        </w:rPr>
-        <w:t>EKS/ECS/Lambda</w:t>
-      </w:r>
-      <w:r>
-        <w:rPr>
-          <w:rFonts w:ascii="Arial" w:hAnsi="Arial" w:cs="Arial"/>
-          <w:sz w:val="20"/>
-        </w:rPr>
-        <w:t>, adding automated verification and rollback paths to protect critical workflows.</w:t>
-      </w:r>
-    </w:p>
-    <w:p>
-      <w:pPr>
-        <w:pStyle w:val="Heading3"/>
-        <w:rPr>
-          <w:rFonts w:ascii="Arial" w:hAnsi="Arial" w:cs="Arial"/>
-          <w:color w:val="auto"/>
-          <w:sz w:val="20"/>
-        </w:rPr>
-      </w:pPr>
-      <w:r>
-        <w:rPr>
-          <w:rStyle w:val="Strong"/>
-          <w:rFonts w:ascii="Arial" w:hAnsi="Arial" w:cs="Arial"/>
-          <w:bCs w:val="0"/>
-          <w:color w:val="auto"/>
-          <w:sz w:val="20"/>
-        </w:rPr>
-        <w:t>Event-Driven Integration Hub</w:t>
-      </w:r>
-      <w:r>
-        <w:rPr>
-          <w:rFonts w:ascii="Arial" w:hAnsi="Arial" w:cs="Arial"/>
-          <w:color w:val="auto"/>
-          <w:sz w:val="20"/>
-        </w:rPr>
-        <w:t xml:space="preserve"> — Messaging, Search, and Analytics Pipelines</w:t>
-      </w:r>
-    </w:p>
-    <w:p>
-      <w:pPr>
-        <w:pStyle w:val="NormalWeb"/>
-        <w:numPr>
-          <w:ilvl w:val="0"/>
-          <w:numId w:val="12"/>
-        </w:numPr>
-        <w:spacing w:before="0" w:beforeAutospacing="0" w:after="0" w:afterAutospacing="0"/>
-        <w:rPr>
-          <w:rFonts w:ascii="Arial" w:hAnsi="Arial" w:cs="Arial"/>
-          <w:sz w:val="20"/>
-        </w:rPr>
-      </w:pPr>
-      <w:r>
-        <w:rPr>
-          <w:rFonts w:ascii="Arial" w:hAnsi="Arial" w:cs="Arial"/>
-          <w:sz w:val="20"/>
-        </w:rPr>
-        <w:t xml:space="preserve">Built an event-driven integration layer using </w:t>
-      </w:r>
-      <w:r>
-        <w:rPr>
-          <w:rStyle w:val="Strong"/>
-          <w:rFonts w:ascii="Arial" w:hAnsi="Arial" w:cs="Arial"/>
-          <w:sz w:val="20"/>
-        </w:rPr>
-        <w:t>AWS SQS/SNS</w:t>
-      </w:r>
-      <w:r>
-        <w:rPr>
-          <w:rFonts w:ascii="Arial" w:hAnsi="Arial" w:cs="Arial"/>
-          <w:sz w:val="20"/>
-        </w:rPr>
-        <w:t xml:space="preserve"> plus </w:t>
-      </w:r>
-      <w:r>
-        <w:rPr>
-          <w:rStyle w:val="Strong"/>
-          <w:rFonts w:ascii="Arial" w:hAnsi="Arial" w:cs="Arial"/>
-          <w:sz w:val="20"/>
-        </w:rPr>
-        <w:t>Kafka/RabbitMQ</w:t>
-      </w:r>
-      <w:r>
-        <w:rPr>
-          <w:rFonts w:ascii="Arial" w:hAnsi="Arial" w:cs="Arial"/>
-          <w:sz w:val="20"/>
-        </w:rPr>
-        <w:t xml:space="preserve"> adapters to support partner-specific routing, retries, and dead-letter handling.</w:t>
-      </w:r>
-    </w:p>
-    <w:p>
-      <w:pPr>
-        <w:pStyle w:val="NormalWeb"/>
-        <w:numPr>
-          <w:ilvl w:val="0"/>
-          <w:numId w:val="12"/>
-        </w:numPr>
-        <w:spacing w:before="0" w:beforeAutospacing="0" w:after="0" w:afterAutospacing="0"/>
-        <w:rPr>
-          <w:rFonts w:ascii="Arial" w:hAnsi="Arial" w:cs="Arial"/>
-          <w:sz w:val="20"/>
-        </w:rPr>
-      </w:pPr>
-      <w:r>
-        <w:rPr>
-          <w:rFonts w:ascii="Arial" w:hAnsi="Arial" w:cs="Arial"/>
-          <w:sz w:val="20"/>
-        </w:rPr>
-        <w:t xml:space="preserve">Implemented data persistence across </w:t>
-      </w:r>
-      <w:r>
-        <w:rPr>
-          <w:rStyle w:val="Strong"/>
-          <w:rFonts w:ascii="Arial" w:hAnsi="Arial" w:cs="Arial"/>
-          <w:sz w:val="20"/>
-        </w:rPr>
-        <w:t>PostgreSQL</w:t>
-      </w:r>
-      <w:r>
-        <w:rPr>
-          <w:rFonts w:ascii="Arial" w:hAnsi="Arial" w:cs="Arial"/>
-          <w:sz w:val="20"/>
-        </w:rPr>
-        <w:t xml:space="preserve">, </w:t>
-      </w:r>
-      <w:r>
-        <w:rPr>
-          <w:rStyle w:val="Strong"/>
-          <w:rFonts w:ascii="Arial" w:hAnsi="Arial" w:cs="Arial"/>
-          <w:sz w:val="20"/>
-        </w:rPr>
-        <w:t>DynamoDB</w:t>
-      </w:r>
-      <w:r>
-        <w:rPr>
-          <w:rFonts w:ascii="Arial" w:hAnsi="Arial" w:cs="Arial"/>
-          <w:sz w:val="20"/>
-        </w:rPr>
-        <w:t xml:space="preserve">, and </w:t>
-      </w:r>
-      <w:r>
-        <w:rPr>
-          <w:rStyle w:val="Strong"/>
-          <w:rFonts w:ascii="Arial" w:hAnsi="Arial" w:cs="Arial"/>
-          <w:sz w:val="20"/>
-        </w:rPr>
-        <w:t>MongoDB</w:t>
-      </w:r>
-      <w:r>
-        <w:rPr>
-          <w:rFonts w:ascii="Arial" w:hAnsi="Arial" w:cs="Arial"/>
-          <w:sz w:val="20"/>
-        </w:rPr>
-        <w:t xml:space="preserve"> based on access patterns, using </w:t>
-      </w:r>
-      <w:r>
-        <w:rPr>
-          <w:rStyle w:val="Strong"/>
-          <w:rFonts w:ascii="Arial" w:hAnsi="Arial" w:cs="Arial"/>
-          <w:sz w:val="20"/>
-        </w:rPr>
-        <w:t>Redis/ElastiCache</w:t>
-      </w:r>
-      <w:r>
-        <w:rPr>
-          <w:rFonts w:ascii="Arial" w:hAnsi="Arial" w:cs="Arial"/>
-          <w:sz w:val="20"/>
-        </w:rPr>
-        <w:t xml:space="preserve"> for targeted caching and rate protection.</w:t>
-      </w:r>
-    </w:p>
-    <w:p>
-      <w:pPr>
-        <w:pStyle w:val="NormalWeb"/>
-        <w:numPr>
-          <w:ilvl w:val="0"/>
-          <w:numId w:val="12"/>
-        </w:numPr>
-        <w:spacing w:before="0" w:beforeAutospacing="0" w:after="0" w:afterAutospacing="0"/>
-        <w:rPr>
-          <w:rFonts w:ascii="Arial" w:hAnsi="Arial" w:cs="Arial"/>
-          <w:sz w:val="20"/>
-        </w:rPr>
-      </w:pPr>
-      <w:r>
-        <w:rPr>
-          <w:rFonts w:ascii="Arial" w:hAnsi="Arial" w:cs="Arial"/>
-          <w:sz w:val="20"/>
-        </w:rPr>
-        <w:t xml:space="preserve">Delivered search experiences backed by </w:t>
-      </w:r>
-      <w:r>
-        <w:rPr>
-          <w:rStyle w:val="Strong"/>
-          <w:rFonts w:ascii="Arial" w:hAnsi="Arial" w:cs="Arial"/>
-          <w:sz w:val="20"/>
-        </w:rPr>
-        <w:t>Elasticsearch/OpenSearch</w:t>
-      </w:r>
-      <w:r>
-        <w:rPr>
-          <w:rFonts w:ascii="Arial" w:hAnsi="Arial" w:cs="Arial"/>
-          <w:sz w:val="20"/>
-        </w:rPr>
-        <w:t xml:space="preserve"> with safe index lifecycle practices, improving retrieval latency and query relevance at scale.</w:t>
-      </w:r>
-    </w:p>
-    <w:p>
-      <w:pPr>
-        <w:pStyle w:val="NormalWeb"/>
-        <w:numPr>
-          <w:ilvl w:val="0"/>
-          <w:numId w:val="12"/>
-        </w:numPr>
-        <w:spacing w:before="0" w:beforeAutospacing="0" w:after="0" w:afterAutospacing="0"/>
-        <w:rPr>
-          <w:rFonts w:ascii="Arial" w:hAnsi="Arial" w:cs="Arial"/>
-          <w:sz w:val="20"/>
-        </w:rPr>
-      </w:pPr>
-      <w:r>
-        <w:rPr>
-          <w:rFonts w:ascii="Arial" w:hAnsi="Arial" w:cs="Arial"/>
-          <w:sz w:val="20"/>
-        </w:rPr>
-        <w:t xml:space="preserve">Enabled analytics exports into </w:t>
-      </w:r>
-      <w:r>
-        <w:rPr>
-          <w:rStyle w:val="Strong"/>
-          <w:rFonts w:ascii="Arial" w:hAnsi="Arial" w:cs="Arial"/>
-          <w:sz w:val="20"/>
-        </w:rPr>
-        <w:t>Redshift</w:t>
-      </w:r>
-      <w:r>
-        <w:rPr>
-          <w:rFonts w:ascii="Arial" w:hAnsi="Arial" w:cs="Arial"/>
-          <w:sz w:val="20"/>
-        </w:rPr>
-        <w:t xml:space="preserve"> and </w:t>
-      </w:r>
-      <w:r>
-        <w:rPr>
-          <w:rStyle w:val="Strong"/>
-          <w:rFonts w:ascii="Arial" w:hAnsi="Arial" w:cs="Arial"/>
-          <w:sz w:val="20"/>
-        </w:rPr>
-        <w:t>BigQuery</w:t>
-      </w:r>
-      <w:r>
-        <w:rPr>
-          <w:rFonts w:ascii="Arial" w:hAnsi="Arial" w:cs="Arial"/>
-          <w:sz w:val="20"/>
-        </w:rPr>
-        <w:t xml:space="preserve"> through event/ingestion pipelines, keeping operational systems isolated from heavy reporting workloads.</w:t>
-      </w:r>
-    </w:p>
-    <w:p>
-      <w:pPr>
-        <w:spacing w:after="80"/>
+    </w:p>
+    <w:p>
+      <w:pPr>
+        <w:pBdr>
+          <w:bottom w:val="single" w:sz="6" w:space="0" w:color="111111"/>
+        </w:pBdr>
+        <w:spacing w:before="120" w:after="80"/>
       </w:pPr>
     </w:p>
     <w:sectPr>
@@ -3958,6 +2624,120 @@
 <file path=word/numbering.xml><?xml version="1.0" encoding="utf-8"?>
 <w:numbering xmlns:wpc="http://schemas.microsoft.com/office/word/2010/wordprocessingCanvas" xmlns:mc="http://schemas.openxmlformats.org/markup-compatibility/2006" xmlns:o="urn:schemas-microsoft-com:office:office" xmlns:r="http://schemas.openxmlformats.org/officeDocument/2006/relationships" xmlns:m="http://schemas.openxmlformats.org/officeDocument/2006/math" xmlns:v="urn:schemas-microsoft-com:vml" xmlns:wp14="http://schemas.microsoft.com/office/word/2010/wordprocessingDrawing" xmlns:wp="http://schemas.openxmlformats.org/drawingml/2006/wordprocessingDrawing" xmlns:w10="urn:schemas-microsoft-com:office:word" xmlns:w="http://schemas.openxmlformats.org/wordprocessingml/2006/main" xmlns:w14="http://schemas.microsoft.com/office/word/2010/wordml" xmlns:wpg="http://schemas.microsoft.com/office/word/2010/wordprocessingGroup" xmlns:wpi="http://schemas.microsoft.com/office/word/2010/wordprocessingInk" xmlns:wne="http://schemas.microsoft.com/office/word/2006/wordml" xmlns:wps="http://schemas.microsoft.com/office/word/2010/wordprocessingShape" mc:Ignorable="w14 wp14">
   <w:abstractNum w:abstractNumId="0">
+    <w:nsid w:val="06261CC3"/>
+    <w:multiLevelType w:val="hybridMultilevel"/>
+    <w:tmpl w:val="6DA6E22A"/>
+    <w:lvl w:ilvl="0" w:tplc="0156A860">
+      <w:start w:val="1"/>
+      <w:numFmt w:val="bullet"/>
+      <w:lvlText w:val=""/>
+      <w:lvlJc w:val="left"/>
+      <w:pPr>
+        <w:ind w:left="360" w:hanging="360"/>
+      </w:pPr>
+      <w:rPr>
+        <w:rFonts w:ascii="Wingdings" w:hAnsi="Wingdings" w:hint="default"/>
+        <w:sz w:val="22"/>
+      </w:rPr>
+    </w:lvl>
+    <w:lvl w:ilvl="1" w:tplc="04090003" w:tentative="1">
+      <w:start w:val="1"/>
+      <w:numFmt w:val="bullet"/>
+      <w:lvlText w:val="o"/>
+      <w:lvlJc w:val="left"/>
+      <w:pPr>
+        <w:ind w:left="1080" w:hanging="360"/>
+      </w:pPr>
+      <w:rPr>
+        <w:rFonts w:ascii="Courier New" w:hAnsi="Courier New" w:cs="Courier New" w:hint="default"/>
+      </w:rPr>
+    </w:lvl>
+    <w:lvl w:ilvl="2" w:tplc="04090005" w:tentative="1">
+      <w:start w:val="1"/>
+      <w:numFmt w:val="bullet"/>
+      <w:lvlText w:val=""/>
+      <w:lvlJc w:val="left"/>
+      <w:pPr>
+        <w:ind w:left="1800" w:hanging="360"/>
+      </w:pPr>
+      <w:rPr>
+        <w:rFonts w:ascii="Wingdings" w:hAnsi="Wingdings" w:hint="default"/>
+      </w:rPr>
+    </w:lvl>
+    <w:lvl w:ilvl="3" w:tplc="04090001" w:tentative="1">
+      <w:start w:val="1"/>
+      <w:numFmt w:val="bullet"/>
+      <w:lvlText w:val=""/>
+      <w:lvlJc w:val="left"/>
+      <w:pPr>
+        <w:ind w:left="2520" w:hanging="360"/>
+      </w:pPr>
+      <w:rPr>
+        <w:rFonts w:ascii="Symbol" w:hAnsi="Symbol" w:hint="default"/>
+      </w:rPr>
+    </w:lvl>
+    <w:lvl w:ilvl="4" w:tplc="04090003" w:tentative="1">
+      <w:start w:val="1"/>
+      <w:numFmt w:val="bullet"/>
+      <w:lvlText w:val="o"/>
+      <w:lvlJc w:val="left"/>
+      <w:pPr>
+        <w:ind w:left="3240" w:hanging="360"/>
+      </w:pPr>
+      <w:rPr>
+        <w:rFonts w:ascii="Courier New" w:hAnsi="Courier New" w:cs="Courier New" w:hint="default"/>
+      </w:rPr>
+    </w:lvl>
+    <w:lvl w:ilvl="5" w:tplc="04090005" w:tentative="1">
+      <w:start w:val="1"/>
+      <w:numFmt w:val="bullet"/>
+      <w:lvlText w:val=""/>
+      <w:lvlJc w:val="left"/>
+      <w:pPr>
+        <w:ind w:left="3960" w:hanging="360"/>
+      </w:pPr>
+      <w:rPr>
+        <w:rFonts w:ascii="Wingdings" w:hAnsi="Wingdings" w:hint="default"/>
+      </w:rPr>
+    </w:lvl>
+    <w:lvl w:ilvl="6" w:tplc="04090001" w:tentative="1">
+      <w:start w:val="1"/>
+      <w:numFmt w:val="bullet"/>
+      <w:lvlText w:val=""/>
+      <w:lvlJc w:val="left"/>
+      <w:pPr>
+        <w:ind w:left="4680" w:hanging="360"/>
+      </w:pPr>
+      <w:rPr>
+        <w:rFonts w:ascii="Symbol" w:hAnsi="Symbol" w:hint="default"/>
+      </w:rPr>
+    </w:lvl>
+    <w:lvl w:ilvl="7" w:tplc="04090003" w:tentative="1">
+      <w:start w:val="1"/>
+      <w:numFmt w:val="bullet"/>
+      <w:lvlText w:val="o"/>
+      <w:lvlJc w:val="left"/>
+      <w:pPr>
+        <w:ind w:left="5400" w:hanging="360"/>
+      </w:pPr>
+      <w:rPr>
+        <w:rFonts w:ascii="Courier New" w:hAnsi="Courier New" w:cs="Courier New" w:hint="default"/>
+      </w:rPr>
+    </w:lvl>
+    <w:lvl w:ilvl="8" w:tplc="04090005" w:tentative="1">
+      <w:start w:val="1"/>
+      <w:numFmt w:val="bullet"/>
+      <w:lvlText w:val=""/>
+      <w:lvlJc w:val="left"/>
+      <w:pPr>
+        <w:ind w:left="6120" w:hanging="360"/>
+      </w:pPr>
+      <w:rPr>
+        <w:rFonts w:ascii="Wingdings" w:hAnsi="Wingdings" w:hint="default"/>
+      </w:rPr>
+    </w:lvl>
+  </w:abstractNum>
+  <w:abstractNum w:abstractNumId="1">
     <w:nsid w:val="077C5432"/>
     <w:multiLevelType w:val="multilevel"/>
     <w:tmpl w:val="83049370"/>
@@ -4106,7 +2886,120 @@
       </w:rPr>
     </w:lvl>
   </w:abstractNum>
-  <w:abstractNum w:abstractNumId="1">
+  <w:abstractNum w:abstractNumId="2">
+    <w:nsid w:val="11DF430D"/>
+    <w:multiLevelType w:val="hybridMultilevel"/>
+    <w:tmpl w:val="2516273E"/>
+    <w:lvl w:ilvl="0" w:tplc="0409000B">
+      <w:start w:val="1"/>
+      <w:numFmt w:val="bullet"/>
+      <w:lvlText w:val=""/>
+      <w:lvlJc w:val="left"/>
+      <w:pPr>
+        <w:ind w:left="360" w:hanging="360"/>
+      </w:pPr>
+      <w:rPr>
+        <w:rFonts w:ascii="Wingdings" w:hAnsi="Wingdings" w:hint="default"/>
+      </w:rPr>
+    </w:lvl>
+    <w:lvl w:ilvl="1" w:tplc="04090003" w:tentative="1">
+      <w:start w:val="1"/>
+      <w:numFmt w:val="bullet"/>
+      <w:lvlText w:val="o"/>
+      <w:lvlJc w:val="left"/>
+      <w:pPr>
+        <w:ind w:left="1080" w:hanging="360"/>
+      </w:pPr>
+      <w:rPr>
+        <w:rFonts w:ascii="Courier New" w:hAnsi="Courier New" w:cs="Courier New" w:hint="default"/>
+      </w:rPr>
+    </w:lvl>
+    <w:lvl w:ilvl="2" w:tplc="04090005" w:tentative="1">
+      <w:start w:val="1"/>
+      <w:numFmt w:val="bullet"/>
+      <w:lvlText w:val=""/>
+      <w:lvlJc w:val="left"/>
+      <w:pPr>
+        <w:ind w:left="1800" w:hanging="360"/>
+      </w:pPr>
+      <w:rPr>
+        <w:rFonts w:ascii="Wingdings" w:hAnsi="Wingdings" w:hint="default"/>
+      </w:rPr>
+    </w:lvl>
+    <w:lvl w:ilvl="3" w:tplc="04090001" w:tentative="1">
+      <w:start w:val="1"/>
+      <w:numFmt w:val="bullet"/>
+      <w:lvlText w:val=""/>
+      <w:lvlJc w:val="left"/>
+      <w:pPr>
+        <w:ind w:left="2520" w:hanging="360"/>
+      </w:pPr>
+      <w:rPr>
+        <w:rFonts w:ascii="Symbol" w:hAnsi="Symbol" w:hint="default"/>
+      </w:rPr>
+    </w:lvl>
+    <w:lvl w:ilvl="4" w:tplc="04090003" w:tentative="1">
+      <w:start w:val="1"/>
+      <w:numFmt w:val="bullet"/>
+      <w:lvlText w:val="o"/>
+      <w:lvlJc w:val="left"/>
+      <w:pPr>
+        <w:ind w:left="3240" w:hanging="360"/>
+      </w:pPr>
+      <w:rPr>
+        <w:rFonts w:ascii="Courier New" w:hAnsi="Courier New" w:cs="Courier New" w:hint="default"/>
+      </w:rPr>
+    </w:lvl>
+    <w:lvl w:ilvl="5" w:tplc="04090005" w:tentative="1">
+      <w:start w:val="1"/>
+      <w:numFmt w:val="bullet"/>
+      <w:lvlText w:val=""/>
+      <w:lvlJc w:val="left"/>
+      <w:pPr>
+        <w:ind w:left="3960" w:hanging="360"/>
+      </w:pPr>
+      <w:rPr>
+        <w:rFonts w:ascii="Wingdings" w:hAnsi="Wingdings" w:hint="default"/>
+      </w:rPr>
+    </w:lvl>
+    <w:lvl w:ilvl="6" w:tplc="04090001" w:tentative="1">
+      <w:start w:val="1"/>
+      <w:numFmt w:val="bullet"/>
+      <w:lvlText w:val=""/>
+      <w:lvlJc w:val="left"/>
+      <w:pPr>
+        <w:ind w:left="4680" w:hanging="360"/>
+      </w:pPr>
+      <w:rPr>
+        <w:rFonts w:ascii="Symbol" w:hAnsi="Symbol" w:hint="default"/>
+      </w:rPr>
+    </w:lvl>
+    <w:lvl w:ilvl="7" w:tplc="04090003" w:tentative="1">
+      <w:start w:val="1"/>
+      <w:numFmt w:val="bullet"/>
+      <w:lvlText w:val="o"/>
+      <w:lvlJc w:val="left"/>
+      <w:pPr>
+        <w:ind w:left="5400" w:hanging="360"/>
+      </w:pPr>
+      <w:rPr>
+        <w:rFonts w:ascii="Courier New" w:hAnsi="Courier New" w:cs="Courier New" w:hint="default"/>
+      </w:rPr>
+    </w:lvl>
+    <w:lvl w:ilvl="8" w:tplc="04090005" w:tentative="1">
+      <w:start w:val="1"/>
+      <w:numFmt w:val="bullet"/>
+      <w:lvlText w:val=""/>
+      <w:lvlJc w:val="left"/>
+      <w:pPr>
+        <w:ind w:left="6120" w:hanging="360"/>
+      </w:pPr>
+      <w:rPr>
+        <w:rFonts w:ascii="Wingdings" w:hAnsi="Wingdings" w:hint="default"/>
+      </w:rPr>
+    </w:lvl>
+  </w:abstractNum>
+  <w:abstractNum w:abstractNumId="3">
     <w:nsid w:val="1E7B090D"/>
     <w:multiLevelType w:val="hybridMultilevel"/>
     <w:tmpl w:val="A1560420"/>
@@ -4218,7 +3111,7 @@
       </w:rPr>
     </w:lvl>
   </w:abstractNum>
-  <w:abstractNum w:abstractNumId="2">
+  <w:abstractNum w:abstractNumId="4">
     <w:nsid w:val="1E927F38"/>
     <w:multiLevelType w:val="hybridMultilevel"/>
     <w:tmpl w:val="A78A0D60"/>
@@ -4331,7 +3224,121 @@
       </w:rPr>
     </w:lvl>
   </w:abstractNum>
-  <w:abstractNum w:abstractNumId="3">
+  <w:abstractNum w:abstractNumId="5">
+    <w:nsid w:val="1FA8222B"/>
+    <w:multiLevelType w:val="hybridMultilevel"/>
+    <w:tmpl w:val="901E5544"/>
+    <w:lvl w:ilvl="0" w:tplc="99165332">
+      <w:start w:val="1"/>
+      <w:numFmt w:val="bullet"/>
+      <w:lvlText w:val=""/>
+      <w:lvlJc w:val="left"/>
+      <w:pPr>
+        <w:ind w:left="360" w:hanging="360"/>
+      </w:pPr>
+      <w:rPr>
+        <w:rFonts w:ascii="Wingdings" w:hAnsi="Wingdings" w:hint="default"/>
+        <w:sz w:val="20"/>
+      </w:rPr>
+    </w:lvl>
+    <w:lvl w:ilvl="1" w:tplc="04090003" w:tentative="1">
+      <w:start w:val="1"/>
+      <w:numFmt w:val="bullet"/>
+      <w:lvlText w:val="o"/>
+      <w:lvlJc w:val="left"/>
+      <w:pPr>
+        <w:ind w:left="1080" w:hanging="360"/>
+      </w:pPr>
+      <w:rPr>
+        <w:rFonts w:ascii="Courier New" w:hAnsi="Courier New" w:cs="Courier New" w:hint="default"/>
+      </w:rPr>
+    </w:lvl>
+    <w:lvl w:ilvl="2" w:tplc="04090005" w:tentative="1">
+      <w:start w:val="1"/>
+      <w:numFmt w:val="bullet"/>
+      <w:lvlText w:val=""/>
+      <w:lvlJc w:val="left"/>
+      <w:pPr>
+        <w:ind w:left="1800" w:hanging="360"/>
+      </w:pPr>
+      <w:rPr>
+        <w:rFonts w:ascii="Wingdings" w:hAnsi="Wingdings" w:hint="default"/>
+      </w:rPr>
+    </w:lvl>
+    <w:lvl w:ilvl="3" w:tplc="04090001" w:tentative="1">
+      <w:start w:val="1"/>
+      <w:numFmt w:val="bullet"/>
+      <w:lvlText w:val=""/>
+      <w:lvlJc w:val="left"/>
+      <w:pPr>
+        <w:ind w:left="2520" w:hanging="360"/>
+      </w:pPr>
+      <w:rPr>
+        <w:rFonts w:ascii="Symbol" w:hAnsi="Symbol" w:hint="default"/>
+      </w:rPr>
+    </w:lvl>
+    <w:lvl w:ilvl="4" w:tplc="04090003" w:tentative="1">
+      <w:start w:val="1"/>
+      <w:numFmt w:val="bullet"/>
+      <w:lvlText w:val="o"/>
+      <w:lvlJc w:val="left"/>
+      <w:pPr>
+        <w:ind w:left="3240" w:hanging="360"/>
+      </w:pPr>
+      <w:rPr>
+        <w:rFonts w:ascii="Courier New" w:hAnsi="Courier New" w:cs="Courier New" w:hint="default"/>
+      </w:rPr>
+    </w:lvl>
+    <w:lvl w:ilvl="5" w:tplc="04090005" w:tentative="1">
+      <w:start w:val="1"/>
+      <w:numFmt w:val="bullet"/>
+      <w:lvlText w:val=""/>
+      <w:lvlJc w:val="left"/>
+      <w:pPr>
+        <w:ind w:left="3960" w:hanging="360"/>
+      </w:pPr>
+      <w:rPr>
+        <w:rFonts w:ascii="Wingdings" w:hAnsi="Wingdings" w:hint="default"/>
+      </w:rPr>
+    </w:lvl>
+    <w:lvl w:ilvl="6" w:tplc="04090001" w:tentative="1">
+      <w:start w:val="1"/>
+      <w:numFmt w:val="bullet"/>
+      <w:lvlText w:val=""/>
+      <w:lvlJc w:val="left"/>
+      <w:pPr>
+        <w:ind w:left="4680" w:hanging="360"/>
+      </w:pPr>
+      <w:rPr>
+        <w:rFonts w:ascii="Symbol" w:hAnsi="Symbol" w:hint="default"/>
+      </w:rPr>
+    </w:lvl>
+    <w:lvl w:ilvl="7" w:tplc="04090003" w:tentative="1">
+      <w:start w:val="1"/>
+      <w:numFmt w:val="bullet"/>
+      <w:lvlText w:val="o"/>
+      <w:lvlJc w:val="left"/>
+      <w:pPr>
+        <w:ind w:left="5400" w:hanging="360"/>
+      </w:pPr>
+      <w:rPr>
+        <w:rFonts w:ascii="Courier New" w:hAnsi="Courier New" w:cs="Courier New" w:hint="default"/>
+      </w:rPr>
+    </w:lvl>
+    <w:lvl w:ilvl="8" w:tplc="04090005" w:tentative="1">
+      <w:start w:val="1"/>
+      <w:numFmt w:val="bullet"/>
+      <w:lvlText w:val=""/>
+      <w:lvlJc w:val="left"/>
+      <w:pPr>
+        <w:ind w:left="6120" w:hanging="360"/>
+      </w:pPr>
+      <w:rPr>
+        <w:rFonts w:ascii="Wingdings" w:hAnsi="Wingdings" w:hint="default"/>
+      </w:rPr>
+    </w:lvl>
+  </w:abstractNum>
+  <w:abstractNum w:abstractNumId="6">
     <w:nsid w:val="2CC12F67"/>
     <w:multiLevelType w:val="hybridMultilevel"/>
     <w:tmpl w:val="6A3861A8"/>
@@ -4444,7 +3451,7 @@
       </w:rPr>
     </w:lvl>
   </w:abstractNum>
-  <w:abstractNum w:abstractNumId="4">
+  <w:abstractNum w:abstractNumId="7">
     <w:nsid w:val="418126B4"/>
     <w:multiLevelType w:val="hybridMultilevel"/>
     <w:tmpl w:val="728E2496"/>
@@ -4556,7 +3563,7 @@
       </w:rPr>
     </w:lvl>
   </w:abstractNum>
-  <w:abstractNum w:abstractNumId="5">
+  <w:abstractNum w:abstractNumId="8">
     <w:nsid w:val="43DA37F8"/>
     <w:multiLevelType w:val="hybridMultilevel"/>
     <w:tmpl w:val="A504FA4A"/>
@@ -4669,7 +3676,7 @@
       </w:rPr>
     </w:lvl>
   </w:abstractNum>
-  <w:abstractNum w:abstractNumId="6">
+  <w:abstractNum w:abstractNumId="9">
     <w:nsid w:val="4B153B62"/>
     <w:multiLevelType w:val="multilevel"/>
     <w:tmpl w:val="9E8CEF62"/>
@@ -4818,7 +3825,7 @@
       </w:rPr>
     </w:lvl>
   </w:abstractNum>
-  <w:abstractNum w:abstractNumId="7">
+  <w:abstractNum w:abstractNumId="10">
     <w:nsid w:val="4FEB1F95"/>
     <w:multiLevelType w:val="hybridMultilevel"/>
     <w:tmpl w:val="433CC3A6"/>
@@ -4930,7 +3937,7 @@
       </w:rPr>
     </w:lvl>
   </w:abstractNum>
-  <w:abstractNum w:abstractNumId="8">
+  <w:abstractNum w:abstractNumId="11">
     <w:nsid w:val="58991C5B"/>
     <w:multiLevelType w:val="hybridMultilevel"/>
     <w:tmpl w:val="1C762226"/>
@@ -5043,7 +4050,120 @@
       </w:rPr>
     </w:lvl>
   </w:abstractNum>
-  <w:abstractNum w:abstractNumId="9">
+  <w:abstractNum w:abstractNumId="12">
+    <w:nsid w:val="5C0E56FE"/>
+    <w:multiLevelType w:val="hybridMultilevel"/>
+    <w:tmpl w:val="2AA6AD40"/>
+    <w:lvl w:ilvl="0" w:tplc="0409000B">
+      <w:start w:val="1"/>
+      <w:numFmt w:val="bullet"/>
+      <w:lvlText w:val=""/>
+      <w:lvlJc w:val="left"/>
+      <w:pPr>
+        <w:ind w:left="360" w:hanging="360"/>
+      </w:pPr>
+      <w:rPr>
+        <w:rFonts w:ascii="Wingdings" w:hAnsi="Wingdings" w:hint="default"/>
+      </w:rPr>
+    </w:lvl>
+    <w:lvl w:ilvl="1" w:tplc="04090003" w:tentative="1">
+      <w:start w:val="1"/>
+      <w:numFmt w:val="bullet"/>
+      <w:lvlText w:val="o"/>
+      <w:lvlJc w:val="left"/>
+      <w:pPr>
+        <w:ind w:left="1080" w:hanging="360"/>
+      </w:pPr>
+      <w:rPr>
+        <w:rFonts w:ascii="Courier New" w:hAnsi="Courier New" w:cs="Courier New" w:hint="default"/>
+      </w:rPr>
+    </w:lvl>
+    <w:lvl w:ilvl="2" w:tplc="04090005" w:tentative="1">
+      <w:start w:val="1"/>
+      <w:numFmt w:val="bullet"/>
+      <w:lvlText w:val=""/>
+      <w:lvlJc w:val="left"/>
+      <w:pPr>
+        <w:ind w:left="1800" w:hanging="360"/>
+      </w:pPr>
+      <w:rPr>
+        <w:rFonts w:ascii="Wingdings" w:hAnsi="Wingdings" w:hint="default"/>
+      </w:rPr>
+    </w:lvl>
+    <w:lvl w:ilvl="3" w:tplc="04090001" w:tentative="1">
+      <w:start w:val="1"/>
+      <w:numFmt w:val="bullet"/>
+      <w:lvlText w:val=""/>
+      <w:lvlJc w:val="left"/>
+      <w:pPr>
+        <w:ind w:left="2520" w:hanging="360"/>
+      </w:pPr>
+      <w:rPr>
+        <w:rFonts w:ascii="Symbol" w:hAnsi="Symbol" w:hint="default"/>
+      </w:rPr>
+    </w:lvl>
+    <w:lvl w:ilvl="4" w:tplc="04090003" w:tentative="1">
+      <w:start w:val="1"/>
+      <w:numFmt w:val="bullet"/>
+      <w:lvlText w:val="o"/>
+      <w:lvlJc w:val="left"/>
+      <w:pPr>
+        <w:ind w:left="3240" w:hanging="360"/>
+      </w:pPr>
+      <w:rPr>
+        <w:rFonts w:ascii="Courier New" w:hAnsi="Courier New" w:cs="Courier New" w:hint="default"/>
+      </w:rPr>
+    </w:lvl>
+    <w:lvl w:ilvl="5" w:tplc="04090005" w:tentative="1">
+      <w:start w:val="1"/>
+      <w:numFmt w:val="bullet"/>
+      <w:lvlText w:val=""/>
+      <w:lvlJc w:val="left"/>
+      <w:pPr>
+        <w:ind w:left="3960" w:hanging="360"/>
+      </w:pPr>
+      <w:rPr>
+        <w:rFonts w:ascii="Wingdings" w:hAnsi="Wingdings" w:hint="default"/>
+      </w:rPr>
+    </w:lvl>
+    <w:lvl w:ilvl="6" w:tplc="04090001" w:tentative="1">
+      <w:start w:val="1"/>
+      <w:numFmt w:val="bullet"/>
+      <w:lvlText w:val=""/>
+      <w:lvlJc w:val="left"/>
+      <w:pPr>
+        <w:ind w:left="4680" w:hanging="360"/>
+      </w:pPr>
+      <w:rPr>
+        <w:rFonts w:ascii="Symbol" w:hAnsi="Symbol" w:hint="default"/>
+      </w:rPr>
+    </w:lvl>
+    <w:lvl w:ilvl="7" w:tplc="04090003" w:tentative="1">
+      <w:start w:val="1"/>
+      <w:numFmt w:val="bullet"/>
+      <w:lvlText w:val="o"/>
+      <w:lvlJc w:val="left"/>
+      <w:pPr>
+        <w:ind w:left="5400" w:hanging="360"/>
+      </w:pPr>
+      <w:rPr>
+        <w:rFonts w:ascii="Courier New" w:hAnsi="Courier New" w:cs="Courier New" w:hint="default"/>
+      </w:rPr>
+    </w:lvl>
+    <w:lvl w:ilvl="8" w:tplc="04090005" w:tentative="1">
+      <w:start w:val="1"/>
+      <w:numFmt w:val="bullet"/>
+      <w:lvlText w:val=""/>
+      <w:lvlJc w:val="left"/>
+      <w:pPr>
+        <w:ind w:left="6120" w:hanging="360"/>
+      </w:pPr>
+      <w:rPr>
+        <w:rFonts w:ascii="Wingdings" w:hAnsi="Wingdings" w:hint="default"/>
+      </w:rPr>
+    </w:lvl>
+  </w:abstractNum>
+  <w:abstractNum w:abstractNumId="13">
     <w:nsid w:val="5C1F590C"/>
     <w:multiLevelType w:val="hybridMultilevel"/>
     <w:tmpl w:val="E37EEDFC"/>
@@ -5129,7 +4249,96 @@
       </w:pPr>
     </w:lvl>
   </w:abstractNum>
-  <w:abstractNum w:abstractNumId="10">
+  <w:abstractNum w:abstractNumId="14">
+    <w:nsid w:val="66052503"/>
+    <w:multiLevelType w:val="hybridMultilevel"/>
+    <w:tmpl w:val="49A4A656"/>
+    <w:lvl w:ilvl="0" w:tplc="0409000B">
+      <w:start w:val="1"/>
+      <w:numFmt w:val="bullet"/>
+      <w:lvlText w:val=""/>
+      <w:lvlJc w:val="left"/>
+      <w:pPr>
+        <w:ind w:left="360" w:hanging="360"/>
+      </w:pPr>
+      <w:rPr>
+        <w:rFonts w:ascii="Wingdings" w:hAnsi="Wingdings" w:hint="default"/>
+      </w:rPr>
+    </w:lvl>
+    <w:lvl w:ilvl="1" w:tplc="04090019" w:tentative="1">
+      <w:start w:val="1"/>
+      <w:numFmt w:val="lowerLetter"/>
+      <w:lvlText w:val="%2."/>
+      <w:lvlJc w:val="left"/>
+      <w:pPr>
+        <w:ind w:left="1080" w:hanging="360"/>
+      </w:pPr>
+    </w:lvl>
+    <w:lvl w:ilvl="2" w:tplc="0409001B" w:tentative="1">
+      <w:start w:val="1"/>
+      <w:numFmt w:val="lowerRoman"/>
+      <w:lvlText w:val="%3."/>
+      <w:lvlJc w:val="right"/>
+      <w:pPr>
+        <w:ind w:left="1800" w:hanging="180"/>
+      </w:pPr>
+    </w:lvl>
+    <w:lvl w:ilvl="3" w:tplc="0409000F" w:tentative="1">
+      <w:start w:val="1"/>
+      <w:numFmt w:val="decimal"/>
+      <w:lvlText w:val="%4."/>
+      <w:lvlJc w:val="left"/>
+      <w:pPr>
+        <w:ind w:left="2520" w:hanging="360"/>
+      </w:pPr>
+    </w:lvl>
+    <w:lvl w:ilvl="4" w:tplc="04090019" w:tentative="1">
+      <w:start w:val="1"/>
+      <w:numFmt w:val="lowerLetter"/>
+      <w:lvlText w:val="%5."/>
+      <w:lvlJc w:val="left"/>
+      <w:pPr>
+        <w:ind w:left="3240" w:hanging="360"/>
+      </w:pPr>
+    </w:lvl>
+    <w:lvl w:ilvl="5" w:tplc="0409001B" w:tentative="1">
+      <w:start w:val="1"/>
+      <w:numFmt w:val="lowerRoman"/>
+      <w:lvlText w:val="%6."/>
+      <w:lvlJc w:val="right"/>
+      <w:pPr>
+        <w:ind w:left="3960" w:hanging="180"/>
+      </w:pPr>
+    </w:lvl>
+    <w:lvl w:ilvl="6" w:tplc="0409000F" w:tentative="1">
+      <w:start w:val="1"/>
+      <w:numFmt w:val="decimal"/>
+      <w:lvlText w:val="%7."/>
+      <w:lvlJc w:val="left"/>
+      <w:pPr>
+        <w:ind w:left="4680" w:hanging="360"/>
+      </w:pPr>
+    </w:lvl>
+    <w:lvl w:ilvl="7" w:tplc="04090019" w:tentative="1">
+      <w:start w:val="1"/>
+      <w:numFmt w:val="lowerLetter"/>
+      <w:lvlText w:val="%8."/>
+      <w:lvlJc w:val="left"/>
+      <w:pPr>
+        <w:ind w:left="5400" w:hanging="360"/>
+      </w:pPr>
+    </w:lvl>
+    <w:lvl w:ilvl="8" w:tplc="0409001B" w:tentative="1">
+      <w:start w:val="1"/>
+      <w:numFmt w:val="lowerRoman"/>
+      <w:lvlText w:val="%9."/>
+      <w:lvlJc w:val="right"/>
+      <w:pPr>
+        <w:ind w:left="6120" w:hanging="180"/>
+      </w:pPr>
+    </w:lvl>
+  </w:abstractNum>
+  <w:abstractNum w:abstractNumId="15">
     <w:nsid w:val="6D0E1336"/>
     <w:multiLevelType w:val="multilevel"/>
     <w:tmpl w:val="5E509D84"/>
@@ -5278,7 +4487,207 @@
       </w:rPr>
     </w:lvl>
   </w:abstractNum>
-  <w:abstractNum w:abstractNumId="11">
+  <w:abstractNum w:abstractNumId="16">
+    <w:nsid w:val="73EB3C36"/>
+    <w:multiLevelType w:val="hybridMultilevel"/>
+    <w:tmpl w:val="7DA467A0"/>
+    <w:lvl w:ilvl="0" w:tplc="D16E0492">
+      <w:start w:val="1"/>
+      <w:numFmt w:val="bullet"/>
+      <w:lvlText w:val=""/>
+      <w:lvlJc w:val="left"/>
+      <w:pPr>
+        <w:ind w:left="360" w:hanging="360"/>
+      </w:pPr>
+      <w:rPr>
+        <w:rFonts w:ascii="Wingdings" w:hAnsi="Wingdings" w:hint="default"/>
+        <w:sz w:val="22"/>
+      </w:rPr>
+    </w:lvl>
+    <w:lvl w:ilvl="1" w:tplc="04090003" w:tentative="1">
+      <w:start w:val="1"/>
+      <w:numFmt w:val="bullet"/>
+      <w:lvlText w:val="o"/>
+      <w:lvlJc w:val="left"/>
+      <w:pPr>
+        <w:ind w:left="1080" w:hanging="360"/>
+      </w:pPr>
+      <w:rPr>
+        <w:rFonts w:ascii="Courier New" w:hAnsi="Courier New" w:cs="Courier New" w:hint="default"/>
+      </w:rPr>
+    </w:lvl>
+    <w:lvl w:ilvl="2" w:tplc="04090005" w:tentative="1">
+      <w:start w:val="1"/>
+      <w:numFmt w:val="bullet"/>
+      <w:lvlText w:val=""/>
+      <w:lvlJc w:val="left"/>
+      <w:pPr>
+        <w:ind w:left="1800" w:hanging="360"/>
+      </w:pPr>
+      <w:rPr>
+        <w:rFonts w:ascii="Wingdings" w:hAnsi="Wingdings" w:hint="default"/>
+      </w:rPr>
+    </w:lvl>
+    <w:lvl w:ilvl="3" w:tplc="04090001" w:tentative="1">
+      <w:start w:val="1"/>
+      <w:numFmt w:val="bullet"/>
+      <w:lvlText w:val=""/>
+      <w:lvlJc w:val="left"/>
+      <w:pPr>
+        <w:ind w:left="2520" w:hanging="360"/>
+      </w:pPr>
+      <w:rPr>
+        <w:rFonts w:ascii="Symbol" w:hAnsi="Symbol" w:hint="default"/>
+      </w:rPr>
+    </w:lvl>
+    <w:lvl w:ilvl="4" w:tplc="04090003" w:tentative="1">
+      <w:start w:val="1"/>
+      <w:numFmt w:val="bullet"/>
+      <w:lvlText w:val="o"/>
+      <w:lvlJc w:val="left"/>
+      <w:pPr>
+        <w:ind w:left="3240" w:hanging="360"/>
+      </w:pPr>
+      <w:rPr>
+        <w:rFonts w:ascii="Courier New" w:hAnsi="Courier New" w:cs="Courier New" w:hint="default"/>
+      </w:rPr>
+    </w:lvl>
+    <w:lvl w:ilvl="5" w:tplc="04090005" w:tentative="1">
+      <w:start w:val="1"/>
+      <w:numFmt w:val="bullet"/>
+      <w:lvlText w:val=""/>
+      <w:lvlJc w:val="left"/>
+      <w:pPr>
+        <w:ind w:left="3960" w:hanging="360"/>
+      </w:pPr>
+      <w:rPr>
+        <w:rFonts w:ascii="Wingdings" w:hAnsi="Wingdings" w:hint="default"/>
+      </w:rPr>
+    </w:lvl>
+    <w:lvl w:ilvl="6" w:tplc="04090001" w:tentative="1">
+      <w:start w:val="1"/>
+      <w:numFmt w:val="bullet"/>
+      <w:lvlText w:val=""/>
+      <w:lvlJc w:val="left"/>
+      <w:pPr>
+        <w:ind w:left="4680" w:hanging="360"/>
+      </w:pPr>
+      <w:rPr>
+        <w:rFonts w:ascii="Symbol" w:hAnsi="Symbol" w:hint="default"/>
+      </w:rPr>
+    </w:lvl>
+    <w:lvl w:ilvl="7" w:tplc="04090003" w:tentative="1">
+      <w:start w:val="1"/>
+      <w:numFmt w:val="bullet"/>
+      <w:lvlText w:val="o"/>
+      <w:lvlJc w:val="left"/>
+      <w:pPr>
+        <w:ind w:left="5400" w:hanging="360"/>
+      </w:pPr>
+      <w:rPr>
+        <w:rFonts w:ascii="Courier New" w:hAnsi="Courier New" w:cs="Courier New" w:hint="default"/>
+      </w:rPr>
+    </w:lvl>
+    <w:lvl w:ilvl="8" w:tplc="04090005" w:tentative="1">
+      <w:start w:val="1"/>
+      <w:numFmt w:val="bullet"/>
+      <w:lvlText w:val=""/>
+      <w:lvlJc w:val="left"/>
+      <w:pPr>
+        <w:ind w:left="6120" w:hanging="360"/>
+      </w:pPr>
+      <w:rPr>
+        <w:rFonts w:ascii="Wingdings" w:hAnsi="Wingdings" w:hint="default"/>
+      </w:rPr>
+    </w:lvl>
+  </w:abstractNum>
+  <w:abstractNum w:abstractNumId="17">
+    <w:nsid w:val="7C830F14"/>
+    <w:multiLevelType w:val="hybridMultilevel"/>
+    <w:tmpl w:val="24CE6174"/>
+    <w:lvl w:ilvl="0" w:tplc="0409000F">
+      <w:start w:val="1"/>
+      <w:numFmt w:val="decimal"/>
+      <w:lvlText w:val="%1."/>
+      <w:lvlJc w:val="left"/>
+      <w:pPr>
+        <w:ind w:left="720" w:hanging="360"/>
+      </w:pPr>
+    </w:lvl>
+    <w:lvl w:ilvl="1" w:tplc="04090019" w:tentative="1">
+      <w:start w:val="1"/>
+      <w:numFmt w:val="lowerLetter"/>
+      <w:lvlText w:val="%2."/>
+      <w:lvlJc w:val="left"/>
+      <w:pPr>
+        <w:ind w:left="1440" w:hanging="360"/>
+      </w:pPr>
+    </w:lvl>
+    <w:lvl w:ilvl="2" w:tplc="0409001B" w:tentative="1">
+      <w:start w:val="1"/>
+      <w:numFmt w:val="lowerRoman"/>
+      <w:lvlText w:val="%3."/>
+      <w:lvlJc w:val="right"/>
+      <w:pPr>
+        <w:ind w:left="2160" w:hanging="180"/>
+      </w:pPr>
+    </w:lvl>
+    <w:lvl w:ilvl="3" w:tplc="0409000F" w:tentative="1">
+      <w:start w:val="1"/>
+      <w:numFmt w:val="decimal"/>
+      <w:lvlText w:val="%4."/>
+      <w:lvlJc w:val="left"/>
+      <w:pPr>
+        <w:ind w:left="2880" w:hanging="360"/>
+      </w:pPr>
+    </w:lvl>
+    <w:lvl w:ilvl="4" w:tplc="04090019" w:tentative="1">
+      <w:start w:val="1"/>
+      <w:numFmt w:val="lowerLetter"/>
+      <w:lvlText w:val="%5."/>
+      <w:lvlJc w:val="left"/>
+      <w:pPr>
+        <w:ind w:left="3600" w:hanging="360"/>
+      </w:pPr>
+    </w:lvl>
+    <w:lvl w:ilvl="5" w:tplc="0409001B" w:tentative="1">
+      <w:start w:val="1"/>
+      <w:numFmt w:val="lowerRoman"/>
+      <w:lvlText w:val="%6."/>
+      <w:lvlJc w:val="right"/>
+      <w:pPr>
+        <w:ind w:left="4320" w:hanging="180"/>
+      </w:pPr>
+    </w:lvl>
+    <w:lvl w:ilvl="6" w:tplc="0409000F" w:tentative="1">
+      <w:start w:val="1"/>
+      <w:numFmt w:val="decimal"/>
+      <w:lvlText w:val="%7."/>
+      <w:lvlJc w:val="left"/>
+      <w:pPr>
+        <w:ind w:left="5040" w:hanging="360"/>
+      </w:pPr>
+    </w:lvl>
+    <w:lvl w:ilvl="7" w:tplc="04090019" w:tentative="1">
+      <w:start w:val="1"/>
+      <w:numFmt w:val="lowerLetter"/>
+      <w:lvlText w:val="%8."/>
+      <w:lvlJc w:val="left"/>
+      <w:pPr>
+        <w:ind w:left="5760" w:hanging="360"/>
+      </w:pPr>
+    </w:lvl>
+    <w:lvl w:ilvl="8" w:tplc="0409001B" w:tentative="1">
+      <w:start w:val="1"/>
+      <w:numFmt w:val="lowerRoman"/>
+      <w:lvlText w:val="%9."/>
+      <w:lvlJc w:val="right"/>
+      <w:pPr>
+        <w:ind w:left="6480" w:hanging="180"/>
+      </w:pPr>
+    </w:lvl>
+  </w:abstractNum>
+  <w:abstractNum w:abstractNumId="18">
     <w:nsid w:val="7CE06CEE"/>
     <w:multiLevelType w:val="multilevel"/>
     <w:tmpl w:val="78A25744"/>
@@ -5427,7 +4836,7 @@
       </w:rPr>
     </w:lvl>
   </w:abstractNum>
-  <w:abstractNum w:abstractNumId="12">
+  <w:abstractNum w:abstractNumId="19">
     <w:nsid w:val="7D6317C9"/>
     <w:multiLevelType w:val="hybridMultilevel"/>
     <w:tmpl w:val="46BCE7DE"/>
@@ -5541,46 +4950,67 @@
     </w:lvl>
   </w:abstractNum>
   <w:num w:numId="1">
-    <w:abstractNumId w:val="9"/>
+    <w:abstractNumId w:val="13"/>
     <w:lvlOverride w:ilvl="0">
       <w:startOverride w:val="1"/>
     </w:lvlOverride>
   </w:num>
   <w:num w:numId="2">
+    <w:abstractNumId w:val="8"/>
+  </w:num>
+  <w:num w:numId="3">
+    <w:abstractNumId w:val="19"/>
+  </w:num>
+  <w:num w:numId="4">
+    <w:abstractNumId w:val="3"/>
+  </w:num>
+  <w:num w:numId="5">
+    <w:abstractNumId w:val="6"/>
+  </w:num>
+  <w:num w:numId="6">
+    <w:abstractNumId w:val="7"/>
+  </w:num>
+  <w:num w:numId="7">
+    <w:abstractNumId w:val="4"/>
+  </w:num>
+  <w:num w:numId="8">
+    <w:abstractNumId w:val="10"/>
+  </w:num>
+  <w:num w:numId="9">
+    <w:abstractNumId w:val="1"/>
+  </w:num>
+  <w:num w:numId="10">
+    <w:abstractNumId w:val="9"/>
+  </w:num>
+  <w:num w:numId="11">
+    <w:abstractNumId w:val="15"/>
+  </w:num>
+  <w:num w:numId="12">
+    <w:abstractNumId w:val="18"/>
+  </w:num>
+  <w:num w:numId="13">
+    <w:abstractNumId w:val="11"/>
+  </w:num>
+  <w:num w:numId="14">
+    <w:abstractNumId w:val="2"/>
+  </w:num>
+  <w:num w:numId="15">
+    <w:abstractNumId w:val="17"/>
+  </w:num>
+  <w:num w:numId="16">
+    <w:abstractNumId w:val="14"/>
+  </w:num>
+  <w:num w:numId="17">
+    <w:abstractNumId w:val="0"/>
+  </w:num>
+  <w:num w:numId="18">
     <w:abstractNumId w:val="5"/>
   </w:num>
-  <w:num w:numId="3">
+  <w:num w:numId="19">
+    <w:abstractNumId w:val="16"/>
+  </w:num>
+  <w:num w:numId="20">
     <w:abstractNumId w:val="12"/>
-  </w:num>
-  <w:num w:numId="4">
-    <w:abstractNumId w:val="1"/>
-  </w:num>
-  <w:num w:numId="5">
-    <w:abstractNumId w:val="3"/>
-  </w:num>
-  <w:num w:numId="6">
-    <w:abstractNumId w:val="4"/>
-  </w:num>
-  <w:num w:numId="7">
-    <w:abstractNumId w:val="2"/>
-  </w:num>
-  <w:num w:numId="8">
-    <w:abstractNumId w:val="7"/>
-  </w:num>
-  <w:num w:numId="9">
-    <w:abstractNumId w:val="0"/>
-  </w:num>
-  <w:num w:numId="10">
-    <w:abstractNumId w:val="6"/>
-  </w:num>
-  <w:num w:numId="11">
-    <w:abstractNumId w:val="10"/>
-  </w:num>
-  <w:num w:numId="12">
-    <w:abstractNumId w:val="11"/>
-  </w:num>
-  <w:num w:numId="13">
-    <w:abstractNumId w:val="8"/>
   </w:num>
 </w:numbering>
 </file>
@@ -6541,7 +5971,7 @@
 </file>
 
 <file path=customXml/itemProps1.xml><?xml version="1.0" encoding="utf-8"?>
-<ds:datastoreItem xmlns:ds="http://schemas.openxmlformats.org/officeDocument/2006/customXml" ds:itemID="{B5586F49-AE40-4B4D-AB83-C0A65CEF6DFE}">
+<ds:datastoreItem xmlns:ds="http://schemas.openxmlformats.org/officeDocument/2006/customXml" ds:itemID="{EC037B93-1B9F-488C-A43B-40C175278DDE}">
   <ds:schemaRefs>
     <ds:schemaRef ds:uri="http://schemas.openxmlformats.org/officeDocument/2006/bibliography"/>
   </ds:schemaRefs>
